--- a/downloads/workbook/ai-6-week-11.docx
+++ b/downloads/workbook/ai-6-week-11.docx
@@ -997,6 +997,178 @@
         <w:t>Project connection: For the Grounded Learning Service, retain an annotated trace and the changed-case result. Name the contract or evidence that makes the deciding step valid, so another team can review it.</w:t>
       </w:r>
     </w:p>
+    <w:p>
+      <w:pPr>
+        <w:pStyle w:val="Heading1"/>
+      </w:pPr>
+      <w:r>
+        <w:t>13. Project portfolio milestone</w:t>
+      </w:r>
+    </w:p>
+    <w:p>
+      <w:r>
+        <w:t>Project: Grounded Learning Service</w:t>
+      </w:r>
+    </w:p>
+    <w:p>
+      <w:r>
+        <w:t>Current milestone: Make a transparent first version. Keep a trace of how one input becomes an output; explain the rule or learned component.</w:t>
+      </w:r>
+    </w:p>
+    <w:p>
+      <w:r>
+        <w:t>For the Grounded Learning Service, retain an annotated trace and the changed-case result. Name the contract or evidence that makes the deciding step valid, so another team can review it.</w:t>
+      </w:r>
+    </w:p>
+    <w:tbl>
+      <w:tblPr>
+        <w:tblStyle w:val="LightShading-Accent1"/>
+        <w:tblW w:type="auto" w:w="0"/>
+        <w:tblLook w:firstColumn="1" w:firstRow="1" w:lastColumn="0" w:lastRow="0" w:noHBand="0" w:noVBand="1" w:val="04A0"/>
+      </w:tblPr>
+      <w:tblGrid>
+        <w:gridCol w:w="5112"/>
+        <w:gridCol w:w="5112"/>
+      </w:tblGrid>
+      <w:tr>
+        <w:trPr>
+          <w:tblHeader/>
+        </w:trPr>
+        <w:tc>
+          <w:tcPr>
+            <w:tcW w:type="dxa" w:w="5112"/>
+          </w:tcPr>
+          <w:p>
+            <w:r>
+              <w:t>Evidence to keep</w:t>
+            </w:r>
+          </w:p>
+        </w:tc>
+        <w:tc>
+          <w:tcPr>
+            <w:tcW w:type="dxa" w:w="5112"/>
+          </w:tcPr>
+          <w:p>
+            <w:r>
+              <w:t>My record</w:t>
+            </w:r>
+          </w:p>
+        </w:tc>
+      </w:tr>
+      <w:tr>
+        <w:tc>
+          <w:tcPr>
+            <w:tcW w:type="dxa" w:w="5112"/>
+          </w:tcPr>
+          <w:p>
+            <w:r>
+              <w:t>This week’s input and deciding step</w:t>
+            </w:r>
+          </w:p>
+        </w:tc>
+        <w:tc>
+          <w:tcPr>
+            <w:tcW w:type="dxa" w:w="5112"/>
+          </w:tcPr>
+          <w:p>
+            <w:r/>
+          </w:p>
+        </w:tc>
+      </w:tr>
+      <w:tr>
+        <w:tc>
+          <w:tcPr>
+            <w:tcW w:type="dxa" w:w="5112"/>
+          </w:tcPr>
+          <w:p>
+            <w:r>
+              <w:t>Prediction and actual result (or labelled paper trace)</w:t>
+            </w:r>
+          </w:p>
+        </w:tc>
+        <w:tc>
+          <w:tcPr>
+            <w:tcW w:type="dxa" w:w="5112"/>
+          </w:tcPr>
+          <w:p>
+            <w:r/>
+          </w:p>
+        </w:tc>
+      </w:tr>
+      <w:tr>
+        <w:tc>
+          <w:tcPr>
+            <w:tcW w:type="dxa" w:w="5112"/>
+          </w:tcPr>
+          <w:p>
+            <w:r>
+              <w:t>One change since the previous checkpoint and why</w:t>
+            </w:r>
+          </w:p>
+        </w:tc>
+        <w:tc>
+          <w:tcPr>
+            <w:tcW w:type="dxa" w:w="5112"/>
+          </w:tcPr>
+          <w:p>
+            <w:r/>
+          </w:p>
+        </w:tc>
+      </w:tr>
+      <w:tr>
+        <w:tc>
+          <w:tcPr>
+            <w:tcW w:type="dxa" w:w="5112"/>
+          </w:tcPr>
+          <w:p>
+            <w:r>
+              <w:t>One error or limit and the next test</w:t>
+            </w:r>
+          </w:p>
+        </w:tc>
+        <w:tc>
+          <w:tcPr>
+            <w:tcW w:type="dxa" w:w="5112"/>
+          </w:tcPr>
+          <w:p>
+            <w:r/>
+          </w:p>
+        </w:tc>
+      </w:tr>
+    </w:tbl>
+    <w:p>
+      <w:pPr>
+        <w:pStyle w:val="Heading3"/>
+      </w:pPr>
+      <w:r>
+        <w:t>Explain what this week adds to your project. Reuse last week’s record rather than starting again.</w:t>
+      </w:r>
+    </w:p>
+    <w:p>
+      <w:r>
+        <w:t>________________________________________________________________</w:t>
+      </w:r>
+    </w:p>
+    <w:p>
+      <w:r>
+        <w:t>________________________________________________________________</w:t>
+      </w:r>
+    </w:p>
+    <w:p>
+      <w:r>
+        <w:t>________________________________________________________________</w:t>
+      </w:r>
+    </w:p>
+    <w:p>
+      <w:r>
+        <w:t>________________________________________________________________</w:t>
+      </w:r>
+    </w:p>
+    <w:p>
+      <w:r>
+        <w:t>________________________________________________________________</w:t>
+      </w:r>
+    </w:p>
     <w:sectPr>
       <w:pgSz w:w="12240" w:h="15840"/>
       <w:pgMar w:top="936" w:right="1008" w:bottom="936" w:left="1008" w:header="720" w:footer="720" w:gutter="0"/>

--- a/downloads/workbook/ai-6-week-11.docx
+++ b/downloads/workbook/ai-6-week-11.docx
@@ -1169,6 +1169,235 @@
         <w:t>________________________________________________________________</w:t>
       </w:r>
     </w:p>
+    <w:p>
+      <w:pPr>
+        <w:pStyle w:val="Heading1"/>
+      </w:pPr>
+      <w:r>
+        <w:t>14. Supported practice and learning evidence</w:t>
+      </w:r>
+    </w:p>
+    <w:p>
+      <w:r>
+        <w:t>Use this supported practice once, in the browser or on paper. Keep the reserved independent assessment for a separate first attempt before teacher feedback.</w:t>
+      </w:r>
+    </w:p>
+    <w:p>
+      <w:r>
+        <w:t>A reliability allowance. A practice service requires at least 98 successes in each window of 100 eligible requests.</w:t>
+      </w:r>
+    </w:p>
+    <w:p>
+      <w:pPr>
+        <w:pStyle w:val="Heading3"/>
+      </w:pPr>
+      <w:r>
+        <w:t>Practice 1: explain the deciding evidence</w:t>
+      </w:r>
+    </w:p>
+    <w:p>
+      <w:r>
+        <w:t>Which labelled step matches this detail? Three failures misses the target by one request.</w:t>
+      </w:r>
+    </w:p>
+    <w:p>
+      <w:r>
+        <w:t>1. Define success</w:t>
+      </w:r>
+    </w:p>
+    <w:p>
+      <w:r>
+        <w:t>2. Compute allowance</w:t>
+      </w:r>
+    </w:p>
+    <w:p>
+      <w:r>
+        <w:t>3. Compare record</w:t>
+      </w:r>
+    </w:p>
+    <w:p>
+      <w:pPr>
+        <w:pStyle w:val="Heading3"/>
+      </w:pPr>
+      <w:r>
+        <w:t>My selected conclusion, deciding fact and explanation</w:t>
+      </w:r>
+    </w:p>
+    <w:p>
+      <w:r>
+        <w:t>________________________________________________________________</w:t>
+      </w:r>
+    </w:p>
+    <w:p>
+      <w:r>
+        <w:t>________________________________________________________________</w:t>
+      </w:r>
+    </w:p>
+    <w:p>
+      <w:r>
+        <w:t>________________________________________________________________</w:t>
+      </w:r>
+    </w:p>
+    <w:p>
+      <w:r>
+        <w:t>________________________________________________________________</w:t>
+      </w:r>
+    </w:p>
+    <w:p>
+      <w:r>
+        <w:t>________________________________________________________________</w:t>
+      </w:r>
+    </w:p>
+    <w:p>
+      <w:r>
+        <w:t>Hint if needed: Read the steps in the pictorial case. Match the supplied detail to the stage that performs or records it.</w:t>
+      </w:r>
+    </w:p>
+    <w:p>
+      <w:r>
+        <w:t>After your attempt, compare with the supported explanation: Compare record Three failures misses the target by one request. An objective needs a measurement window, denominator and success definition. An honest refusal can be success under an agreed contract.</w:t>
+      </w:r>
+    </w:p>
+    <w:p>
+      <w:pPr>
+        <w:pStyle w:val="Heading3"/>
+      </w:pPr>
+      <w:r>
+        <w:t>Practice 2: explain the deciding evidence</w:t>
+      </w:r>
+    </w:p>
+    <w:p>
+      <w:r>
+        <w:t>Changed-case practice: Repair one failed request into a success in this window. Which conclusion is supported by the supplied facts?</w:t>
+      </w:r>
+    </w:p>
+    <w:p>
+      <w:r>
+        <w:t>1. This one example guarantees correct results for every future input.</w:t>
+      </w:r>
+    </w:p>
+    <w:p>
+      <w:r>
+        <w:t>2. 98 successes and 2 failures meet the stated window target.</w:t>
+      </w:r>
+    </w:p>
+    <w:p>
+      <w:r>
+        <w:t>3. We can decide the result without examining the changed input or the procedure.</w:t>
+      </w:r>
+    </w:p>
+    <w:p>
+      <w:pPr>
+        <w:pStyle w:val="Heading3"/>
+      </w:pPr>
+      <w:r>
+        <w:t>My selected conclusion, deciding fact and explanation</w:t>
+      </w:r>
+    </w:p>
+    <w:p>
+      <w:r>
+        <w:t>________________________________________________________________</w:t>
+      </w:r>
+    </w:p>
+    <w:p>
+      <w:r>
+        <w:t>________________________________________________________________</w:t>
+      </w:r>
+    </w:p>
+    <w:p>
+      <w:r>
+        <w:t>________________________________________________________________</w:t>
+      </w:r>
+    </w:p>
+    <w:p>
+      <w:r>
+        <w:t>________________________________________________________________</w:t>
+      </w:r>
+    </w:p>
+    <w:p>
+      <w:r>
+        <w:t>________________________________________________________________</w:t>
+      </w:r>
+    </w:p>
+    <w:p>
+      <w:r>
+        <w:t>Hint if needed: Use the changed condition and the deciding step in the pictorial trace. The answer must say what follows from those facts.</w:t>
+      </w:r>
+    </w:p>
+    <w:p>
+      <w:r>
+        <w:t>After your attempt, compare with the supported explanation: 98 successes and 2 failures meet the stated window target. One recorded outcome changes while the denominator stays 100.</w:t>
+      </w:r>
+    </w:p>
+    <w:p>
+      <w:pPr>
+        <w:pStyle w:val="Heading3"/>
+      </w:pPr>
+      <w:r>
+        <w:t>Repair a missing building block</w:t>
+      </w:r>
+    </w:p>
+    <w:p>
+      <w:r>
+        <w:t>Review Evaluation pipelines (ai-6/10). Goal: Explain the mechanism and terminology of evaluation pipelines. Short practice: Calculate A’s and B’s correct rates on all four cases. Identify their shared failure and explain why removing that case after scoring changes the honesty of the comparison.. Return to this week and explain what you changed.</w:t>
+      </w:r>
+    </w:p>
+    <w:p>
+      <w:r>
+        <w:t>Review Testing model-dependent behaviour (ai-6/8). Goal: Explain the mechanism and terminology of testing model-dependent behaviour. Short practice: Score "Friday in room B" and "Friday in room D" against both mandatory criteria. Would a correct 25-word response pass, and why?. Return to this week and explain what you changed.</w:t>
+      </w:r>
+    </w:p>
+    <w:p>
+      <w:r>
+        <w:t>Review Authentication and authorisation (ai-6/5). Goal: Explain the mechanism and terminology of authentication and authorisation. Short practice: Explain why Jo’s valid volunteer login does not permit editing C. Which trusted role change allows the action, and why is a role written in the request insufficient?. Return to this week and explain what you changed.</w:t>
+      </w:r>
+    </w:p>
+    <w:p>
+      <w:pPr>
+        <w:pStyle w:val="Heading3"/>
+      </w:pPr>
+      <w:r>
+        <w:t>Keep your completed work</w:t>
+      </w:r>
+    </w:p>
+    <w:p>
+      <w:r>
+        <w:t>Use Download completed work in the hosted lesson to export your answers, reflections, practice feedback and code-run evidence. Open the HTML copy to read or print it. Drafts stay in this browser when storage is available; clear drafts on a shared device.</w:t>
+      </w:r>
+    </w:p>
+    <w:p>
+      <w:pPr>
+        <w:pStyle w:val="Heading3"/>
+      </w:pPr>
+      <w:r>
+        <w:t>What I repaired, the evidence I kept and the next test</w:t>
+      </w:r>
+    </w:p>
+    <w:p>
+      <w:r>
+        <w:t>________________________________________________________________</w:t>
+      </w:r>
+    </w:p>
+    <w:p>
+      <w:r>
+        <w:t>________________________________________________________________</w:t>
+      </w:r>
+    </w:p>
+    <w:p>
+      <w:r>
+        <w:t>________________________________________________________________</w:t>
+      </w:r>
+    </w:p>
+    <w:p>
+      <w:r>
+        <w:t>________________________________________________________________</w:t>
+      </w:r>
+    </w:p>
+    <w:p>
+      <w:r>
+        <w:t>________________________________________________________________</w:t>
+      </w:r>
+    </w:p>
     <w:sectPr>
       <w:pgSz w:w="12240" w:h="15840"/>
       <w:pgMar w:top="936" w:right="1008" w:bottom="936" w:left="1008" w:header="720" w:footer="720" w:gutter="0"/>

--- a/downloads/workbook/ai-6-week-11.docx
+++ b/downloads/workbook/ai-6-week-11.docx
@@ -30,33 +30,45 @@
     </w:p>
     <w:p>
       <w:r>
-        <w:t>Try the recall before opening notes. Then use a different colour or a labelled second line to correct your explanation.</w:t>
+        <w:t>Record your starting explanation for Failure budgets and service objectives before opening notes. Show any later correction separately.</w:t>
       </w:r>
     </w:p>
     <w:p>
       <w:pPr>
-        <w:pStyle w:val="Heading3"/>
-      </w:pPr>
-      <w:r>
-        <w:t>Evaluation pipelines</w:t>
+        <w:spacing w:line="336" w:lineRule="auto" w:after="180"/>
+      </w:pPr>
+      <w:r>
+        <w:rPr>
+          <w:b w:val="0"/>
+        </w:rPr>
+        <w:t>Try the recall before opening notes. Then use a different colour or a labelled second line to correct your explanation.</w:t>
       </w:r>
     </w:p>
     <w:p>
-      <w:r>
-        <w:t>Without opening the old lesson, explain one key idea from Evaluation pipelines. Give an example and a mistake that the idea helps you avoid.</w:t>
+      <w:pPr>
+        <w:pStyle w:val="Heading3"/>
+      </w:pPr>
+      <w:r>
+        <w:t>Evaluation pipelines</w:t>
       </w:r>
     </w:p>
     <w:p>
       <w:pPr>
-        <w:pStyle w:val="Heading3"/>
-      </w:pPr>
-      <w:r>
-        <w:t>My remembered idea, example and correction</w:t>
+        <w:spacing w:line="336" w:lineRule="auto" w:after="180"/>
+      </w:pPr>
+      <w:r>
+        <w:rPr>
+          <w:b w:val="0"/>
+        </w:rPr>
+        <w:t>Without opening the old lesson, explain one key idea from Evaluation pipelines. Give an example and a mistake that the idea helps you avoid.</w:t>
       </w:r>
     </w:p>
     <w:p>
-      <w:r>
-        <w:t>________________________________________________________________</w:t>
+      <w:pPr>
+        <w:pStyle w:val="Heading3"/>
+      </w:pPr>
+      <w:r>
+        <w:t>My remembered idea, example and correction</w:t>
       </w:r>
     </w:p>
     <w:p>
@@ -70,29 +82,35 @@
       </w:r>
     </w:p>
     <w:p>
-      <w:pPr>
-        <w:pStyle w:val="Heading3"/>
-      </w:pPr>
-      <w:r>
-        <w:t>Testing model-dependent behaviour</w:t>
+      <w:r>
+        <w:t>________________________________________________________________</w:t>
       </w:r>
     </w:p>
     <w:p>
-      <w:r>
-        <w:t>Without opening the old lesson, explain one key idea from Testing model-dependent behaviour. Give an example and a mistake that the idea helps you avoid.</w:t>
+      <w:pPr>
+        <w:pStyle w:val="Heading3"/>
+      </w:pPr>
+      <w:r>
+        <w:t>Testing model-dependent behaviour</w:t>
       </w:r>
     </w:p>
     <w:p>
       <w:pPr>
-        <w:pStyle w:val="Heading3"/>
-      </w:pPr>
-      <w:r>
-        <w:t>My remembered idea, example and correction</w:t>
+        <w:spacing w:line="336" w:lineRule="auto" w:after="180"/>
+      </w:pPr>
+      <w:r>
+        <w:rPr>
+          <w:b w:val="0"/>
+        </w:rPr>
+        <w:t>Without opening the old lesson, explain one key idea from Testing model-dependent behaviour. Give an example and a mistake that the idea helps you avoid.</w:t>
       </w:r>
     </w:p>
     <w:p>
-      <w:r>
-        <w:t>________________________________________________________________</w:t>
+      <w:pPr>
+        <w:pStyle w:val="Heading3"/>
+      </w:pPr>
+      <w:r>
+        <w:t>My remembered idea, example and correction</w:t>
       </w:r>
     </w:p>
     <w:p>
@@ -106,29 +124,35 @@
       </w:r>
     </w:p>
     <w:p>
-      <w:pPr>
-        <w:pStyle w:val="Heading3"/>
-      </w:pPr>
-      <w:r>
-        <w:t>Authentication and authorisation</w:t>
+      <w:r>
+        <w:t>________________________________________________________________</w:t>
       </w:r>
     </w:p>
     <w:p>
-      <w:r>
-        <w:t>Without opening the old lesson, explain one key idea from Authentication and authorisation. Give an example and a mistake that the idea helps you avoid.</w:t>
+      <w:pPr>
+        <w:pStyle w:val="Heading3"/>
+      </w:pPr>
+      <w:r>
+        <w:t>Authentication and authorisation</w:t>
       </w:r>
     </w:p>
     <w:p>
       <w:pPr>
-        <w:pStyle w:val="Heading3"/>
-      </w:pPr>
-      <w:r>
-        <w:t>My remembered idea, example and correction</w:t>
+        <w:spacing w:line="336" w:lineRule="auto" w:after="180"/>
+      </w:pPr>
+      <w:r>
+        <w:rPr>
+          <w:b w:val="0"/>
+        </w:rPr>
+        <w:t>Without opening the old lesson, explain one key idea from Authentication and authorisation. Give an example and a mistake that the idea helps you avoid.</w:t>
       </w:r>
     </w:p>
     <w:p>
-      <w:r>
-        <w:t>________________________________________________________________</w:t>
+      <w:pPr>
+        <w:pStyle w:val="Heading3"/>
+      </w:pPr>
+      <w:r>
+        <w:t>My remembered idea, example and correction</w:t>
       </w:r>
     </w:p>
     <w:p>
@@ -142,16 +166,56 @@
       </w:r>
     </w:p>
     <w:p>
-      <w:pPr>
-        <w:pStyle w:val="Heading1"/>
-      </w:pPr>
-      <w:r>
-        <w:t>02. Practise with fading help</w:t>
+      <w:r>
+        <w:t>________________________________________________________________</w:t>
       </w:r>
     </w:p>
     <w:p>
-      <w:r>
-        <w:t>Use W2: Trace the worked case for Failure budgets and service objectives. Record the answer once; the lesson and workbook refer to the same attempt.</w:t>
+      <w:pPr>
+        <w:pStyle w:val="Heading1"/>
+      </w:pPr>
+      <w:r>
+        <w:t>02. Practise with fading help</w:t>
+      </w:r>
+    </w:p>
+    <w:p>
+      <w:r>
+        <w:t>Complete the supported Failure budgets and service objectives trace and record the first step you can explain without help.</w:t>
+      </w:r>
+    </w:p>
+    <w:p>
+      <w:pPr>
+        <w:spacing w:line="336" w:lineRule="auto" w:after="180"/>
+      </w:pPr>
+      <w:r>
+        <w:rPr>
+          <w:b w:val="0"/>
+        </w:rPr>
+        <w:t xml:space="preserve">Use W2: Trace the worked case for </w:t>
+      </w:r>
+      <w:r>
+        <w:rPr>
+          <w:b/>
+        </w:rPr>
+        <w:t>Failure budget</w:t>
+      </w:r>
+      <w:r>
+        <w:rPr>
+          <w:b w:val="0"/>
+        </w:rPr>
+        <w:t xml:space="preserve">s and </w:t>
+      </w:r>
+      <w:r>
+        <w:rPr>
+          <w:b/>
+        </w:rPr>
+        <w:t>service objective</w:t>
+      </w:r>
+      <w:r>
+        <w:rPr>
+          <w:b w:val="0"/>
+        </w:rPr>
+        <w:t>s. Record the answer once; the lesson and workbook refer to the same attempt.</w:t>
       </w:r>
     </w:p>
     <w:tbl>
@@ -279,25 +343,61 @@
     </w:p>
     <w:p>
       <w:r>
-        <w:t>Use the worked case for Failure budgets and service objectives. Proposed explanation: “The worked result establishes every future case”. Decide whether this explanation is supported. Point to the step or supplied fact that decides; explain your repair if needed.</w:t>
+        <w:t>Check the proposed Failure budgets and service objectives explanation against the supplied facts before discussing it.</w:t>
       </w:r>
     </w:p>
     <w:p>
       <w:pPr>
-        <w:pStyle w:val="Heading3"/>
-      </w:pPr>
-      <w:r>
-        <w:t>My explanation before partner discussion</w:t>
+        <w:spacing w:line="336" w:lineRule="auto" w:after="180"/>
+      </w:pPr>
+      <w:r>
+        <w:rPr>
+          <w:b w:val="0"/>
+        </w:rPr>
+        <w:t xml:space="preserve">Use the worked case for </w:t>
+      </w:r>
+      <w:r>
+        <w:rPr>
+          <w:b/>
+        </w:rPr>
+        <w:t>Failure budget</w:t>
+      </w:r>
+      <w:r>
+        <w:rPr>
+          <w:b w:val="0"/>
+        </w:rPr>
+        <w:t xml:space="preserve">s and </w:t>
+      </w:r>
+      <w:r>
+        <w:rPr>
+          <w:b/>
+        </w:rPr>
+        <w:t>service objective</w:t>
+      </w:r>
+      <w:r>
+        <w:rPr>
+          <w:b w:val="0"/>
+        </w:rPr>
+        <w:t>s. Proposed explanation: “The worked result establishes every future case”. Decide whether this explanation is supported.</w:t>
       </w:r>
     </w:p>
     <w:p>
-      <w:r>
-        <w:t>________________________________________________________________</w:t>
+      <w:pPr>
+        <w:spacing w:line="336" w:lineRule="auto" w:after="180"/>
+      </w:pPr>
+      <w:r>
+        <w:rPr>
+          <w:b w:val="0"/>
+        </w:rPr>
+        <w:t>Point to the step or supplied fact that decides; explain your repair if needed.</w:t>
       </w:r>
     </w:p>
     <w:p>
-      <w:r>
-        <w:t>________________________________________________________________</w:t>
+      <w:pPr>
+        <w:pStyle w:val="Heading3"/>
+      </w:pPr>
+      <w:r>
+        <w:t>My explanation before partner discussion</w:t>
       </w:r>
     </w:p>
     <w:p>
@@ -311,47 +411,65 @@
       </w:r>
     </w:p>
     <w:p>
-      <w:pPr>
-        <w:pStyle w:val="Heading1"/>
-      </w:pPr>
-      <w:r>
-        <w:t>04. Independent transfer case</w:t>
+      <w:r>
+        <w:t>________________________________________________________________</w:t>
       </w:r>
     </w:p>
     <w:p>
-      <w:pPr>
-        <w:pStyle w:val="Heading3"/>
-      </w:pPr>
-      <w:r>
-        <w:t>Independent case: Apply a new case independently</w:t>
+      <w:r>
+        <w:t>________________________________________________________________</w:t>
       </w:r>
     </w:p>
     <w:p>
-      <w:r>
-        <w:t>Objective 95% over 80 eligible requests. Five fail. Compute allowed failures and observed success.</w:t>
+      <w:pPr>
+        <w:pStyle w:val="Heading1"/>
+      </w:pPr>
+      <w:r>
+        <w:t>04. Independent transfer case</w:t>
       </w:r>
     </w:p>
     <w:p>
-      <w:pPr>
-        <w:pStyle w:val="Heading3"/>
-      </w:pPr>
-      <w:r>
-        <w:t>My independent explanation, trace and limits</w:t>
+      <w:r>
+        <w:t>Write one first attempt at the reserved independent case before feedback. Repeated copies of that case refer to the same recorded attempt.</w:t>
       </w:r>
     </w:p>
     <w:p>
-      <w:r>
-        <w:t>________________________________________________________________</w:t>
+      <w:pPr>
+        <w:pStyle w:val="Heading3"/>
+      </w:pPr>
+      <w:r>
+        <w:t>Independent case: Apply a new case independently</w:t>
       </w:r>
     </w:p>
     <w:p>
-      <w:r>
-        <w:t>________________________________________________________________</w:t>
+      <w:pPr>
+        <w:spacing w:line="336" w:lineRule="auto" w:after="180"/>
+      </w:pPr>
+      <w:r>
+        <w:rPr>
+          <w:b w:val="0"/>
+        </w:rPr>
+        <w:t xml:space="preserve">Objective 95% over 80 </w:t>
+      </w:r>
+      <w:r>
+        <w:rPr>
+          <w:b/>
+        </w:rPr>
+        <w:t>eligible request</w:t>
+      </w:r>
+      <w:r>
+        <w:rPr>
+          <w:b w:val="0"/>
+        </w:rPr>
+        <w:t>s. Five fail. Compute allowed failures and observed success.</w:t>
       </w:r>
     </w:p>
     <w:p>
-      <w:r>
-        <w:t>________________________________________________________________</w:t>
+      <w:pPr>
+        <w:pStyle w:val="Heading3"/>
+      </w:pPr>
+      <w:r>
+        <w:t>My independent explanation, trace and limits</w:t>
       </w:r>
     </w:p>
     <w:p>
@@ -376,48 +494,96 @@
     </w:p>
     <w:p>
       <w:r>
-        <w:t>Attempt this case before feedback. Record any help. Earlier examples below are further practice; a case already practised with feedback cannot establish fresh transfer.</w:t>
+        <w:t>________________________________________________________________</w:t>
       </w:r>
     </w:p>
     <w:p>
-      <w:pPr>
-        <w:pStyle w:val="Heading1"/>
-      </w:pPr>
-      <w:r>
-        <w:t>05. W1 Explain the mechanism</w:t>
+      <w:r>
+        <w:t>________________________________________________________________</w:t>
       </w:r>
     </w:p>
     <w:p>
       <w:r>
-        <w:t>Explain the weekly mechanism in your own words. Use the worked scenario to name its input, decision rule and output.</w:t>
+        <w:t>________________________________________________________________</w:t>
       </w:r>
     </w:p>
     <w:p>
       <w:pPr>
-        <w:pStyle w:val="Heading3"/>
-      </w:pPr>
-      <w:r>
-        <w:t>My reasoning and evidence</w:t>
+        <w:spacing w:line="336" w:lineRule="auto" w:after="180"/>
+      </w:pPr>
+      <w:r>
+        <w:rPr>
+          <w:b w:val="0"/>
+        </w:rPr>
+        <w:t>Attempt this case before feedback. Record any help. Earlier examples below are further practice; a case already practised with feedback cannot establish fresh transfer.</w:t>
       </w:r>
     </w:p>
     <w:p>
-      <w:r>
-        <w:t>________________________________________________________________</w:t>
+      <w:pPr>
+        <w:pStyle w:val="Heading1"/>
+      </w:pPr>
+      <w:r>
+        <w:t>05. W1 Explain the mechanism</w:t>
       </w:r>
     </w:p>
     <w:p>
       <w:r>
-        <w:t>________________________________________________________________</w:t>
+        <w:t>Explain the mechanism. Apply the supplied Failure budgets and service objectives facts and keep your reasoning.</w:t>
       </w:r>
     </w:p>
     <w:p>
-      <w:r>
-        <w:t>________________________________________________________________</w:t>
+      <w:pPr>
+        <w:spacing w:line="336" w:lineRule="auto" w:after="180"/>
+      </w:pPr>
+      <w:r>
+        <w:rPr>
+          <w:b w:val="0"/>
+        </w:rPr>
+        <w:t xml:space="preserve">Explain the weekly </w:t>
+      </w:r>
+      <w:r>
+        <w:rPr>
+          <w:b/>
+        </w:rPr>
+        <w:t>mechanism</w:t>
+      </w:r>
+      <w:r>
+        <w:rPr>
+          <w:b w:val="0"/>
+        </w:rPr>
+        <w:t xml:space="preserve"> in your own words. Use the worked scenario to name its </w:t>
+      </w:r>
+      <w:r>
+        <w:rPr>
+          <w:b/>
+        </w:rPr>
+        <w:t>input</w:t>
+      </w:r>
+      <w:r>
+        <w:rPr>
+          <w:b w:val="0"/>
+        </w:rPr>
+        <w:t xml:space="preserve">, decision rule and </w:t>
+      </w:r>
+      <w:r>
+        <w:rPr>
+          <w:b/>
+        </w:rPr>
+        <w:t>output</w:t>
+      </w:r>
+      <w:r>
+        <w:rPr>
+          <w:b w:val="0"/>
+        </w:rPr>
+        <w:t>.</w:t>
       </w:r>
     </w:p>
     <w:p>
-      <w:r>
-        <w:t>________________________________________________________________</w:t>
+      <w:pPr>
+        <w:pStyle w:val="Heading3"/>
+      </w:pPr>
+      <w:r>
+        <w:t>My reasoning and evidence</w:t>
       </w:r>
     </w:p>
     <w:p>
@@ -431,24 +597,18 @@
       </w:r>
     </w:p>
     <w:p>
-      <w:pPr>
-        <w:pStyle w:val="Heading1"/>
-      </w:pPr>
-      <w:r>
-        <w:t>06. W2 Trace the worked case</w:t>
+      <w:r>
+        <w:t>________________________________________________________________</w:t>
       </w:r>
     </w:p>
     <w:p>
       <w:r>
-        <w:t>In the interval 200 requests are eligible and 5 fail. Show the intermediate steps and give the conclusion with its scope.</w:t>
+        <w:t>________________________________________________________________</w:t>
       </w:r>
     </w:p>
     <w:p>
-      <w:pPr>
-        <w:pStyle w:val="Heading3"/>
-      </w:pPr>
-      <w:r>
-        <w:t>My reasoning and evidence</w:t>
+      <w:r>
+        <w:t>________________________________________________________________</w:t>
       </w:r>
     </w:p>
     <w:p>
@@ -457,23 +617,35 @@
       </w:r>
     </w:p>
     <w:p>
-      <w:r>
-        <w:t>________________________________________________________________</w:t>
+      <w:pPr>
+        <w:pStyle w:val="Heading1"/>
+      </w:pPr>
+      <w:r>
+        <w:t>06. W2 Trace the worked case</w:t>
       </w:r>
     </w:p>
     <w:p>
       <w:r>
-        <w:t>________________________________________________________________</w:t>
+        <w:t>Trace the worked case. Apply the supplied Failure budgets and service objectives facts and keep your reasoning.</w:t>
       </w:r>
     </w:p>
     <w:p>
-      <w:r>
-        <w:t>________________________________________________________________</w:t>
+      <w:pPr>
+        <w:spacing w:line="336" w:lineRule="auto" w:after="180"/>
+      </w:pPr>
+      <w:r>
+        <w:rPr>
+          <w:b w:val="0"/>
+        </w:rPr>
+        <w:t>In the interval 200 requests are eligible and 5 fail. Show the intermediate steps and give the conclusion with its scope.</w:t>
       </w:r>
     </w:p>
     <w:p>
-      <w:r>
-        <w:t>________________________________________________________________</w:t>
+      <w:pPr>
+        <w:pStyle w:val="Heading3"/>
+      </w:pPr>
+      <w:r>
+        <w:t>My reasoning and evidence</w:t>
       </w:r>
     </w:p>
     <w:p>
@@ -487,24 +659,18 @@
       </w:r>
     </w:p>
     <w:p>
-      <w:pPr>
-        <w:pStyle w:val="Heading1"/>
-      </w:pPr>
-      <w:r>
-        <w:t>07. W3 Audit the limit</w:t>
+      <w:r>
+        <w:t>________________________________________________________________</w:t>
       </w:r>
     </w:p>
     <w:p>
       <w:r>
-        <w:t>A report omits this qualification: Meeting one interval objective does not establish every future interval or zero critical failures. Explain how omitting it could change a reader's interpretation, and write an accurate replacement.</w:t>
+        <w:t>________________________________________________________________</w:t>
       </w:r>
     </w:p>
     <w:p>
-      <w:pPr>
-        <w:pStyle w:val="Heading3"/>
-      </w:pPr>
-      <w:r>
-        <w:t>My reasoning and evidence</w:t>
+      <w:r>
+        <w:t>________________________________________________________________</w:t>
       </w:r>
     </w:p>
     <w:p>
@@ -518,44 +684,56 @@
       </w:r>
     </w:p>
     <w:p>
-      <w:r>
-        <w:t>________________________________________________________________</w:t>
+      <w:pPr>
+        <w:pStyle w:val="Heading1"/>
+      </w:pPr>
+      <w:r>
+        <w:t>07. W3 Audit the limit</w:t>
       </w:r>
     </w:p>
     <w:p>
       <w:r>
-        <w:t>________________________________________________________________</w:t>
+        <w:t>Audit the limit. Apply the supplied Failure budgets and service objectives facts and keep your reasoning.</w:t>
       </w:r>
     </w:p>
     <w:p>
-      <w:r>
-        <w:t>________________________________________________________________</w:t>
+      <w:pPr>
+        <w:spacing w:line="336" w:lineRule="auto" w:after="180"/>
+      </w:pPr>
+      <w:r>
+        <w:rPr>
+          <w:b w:val="0"/>
+        </w:rPr>
+        <w:t>A report omits this qualification: Meeting one interval objective does not establish every future interval or zero critical failures.</w:t>
       </w:r>
     </w:p>
     <w:p>
-      <w:r>
-        <w:t>________________________________________________________________</w:t>
+      <w:pPr>
+        <w:spacing w:line="336" w:lineRule="auto" w:after="180"/>
+      </w:pPr>
+      <w:r>
+        <w:rPr>
+          <w:b w:val="0"/>
+        </w:rPr>
+        <w:t>Explain how omitting it could change a reader's interpretation, and write an accurate replacement.</w:t>
       </w:r>
     </w:p>
     <w:p>
       <w:pPr>
-        <w:pStyle w:val="Heading1"/>
-      </w:pPr>
-      <w:r>
-        <w:t>08. W4 Apply a new case independently</w:t>
+        <w:pStyle w:val="Heading3"/>
+      </w:pPr>
+      <w:r>
+        <w:t>My reasoning and evidence</w:t>
       </w:r>
     </w:p>
     <w:p>
       <w:r>
-        <w:t>Objective 95% over 80 eligible requests. Five fail. Compute allowed failures and observed success.</w:t>
+        <w:t>________________________________________________________________</w:t>
       </w:r>
     </w:p>
     <w:p>
-      <w:pPr>
-        <w:pStyle w:val="Heading3"/>
-      </w:pPr>
-      <w:r>
-        <w:t>My reasoning and evidence</w:t>
+      <w:r>
+        <w:t>________________________________________________________________</w:t>
       </w:r>
     </w:p>
     <w:p>
@@ -579,44 +757,62 @@
       </w:r>
     </w:p>
     <w:p>
-      <w:r>
-        <w:t>________________________________________________________________</w:t>
+      <w:pPr>
+        <w:pStyle w:val="Heading1"/>
+      </w:pPr>
+      <w:r>
+        <w:t>08. W4 Apply a new case independently</w:t>
       </w:r>
     </w:p>
     <w:p>
       <w:r>
-        <w:t>________________________________________________________________</w:t>
+        <w:t>Attempt before feedback. If this repeats the selected independent case, reuse that first attempt; otherwise keep a separate record. Apply a new case independently. Apply the supplied Failure budgets and service objectives facts and keep your reasoning.</w:t>
       </w:r>
     </w:p>
     <w:p>
-      <w:r>
-        <w:t>________________________________________________________________</w:t>
+      <w:pPr>
+        <w:spacing w:line="336" w:lineRule="auto" w:after="180"/>
+      </w:pPr>
+      <w:r>
+        <w:rPr>
+          <w:b w:val="0"/>
+        </w:rPr>
+        <w:t xml:space="preserve">Objective 95% over 80 </w:t>
+      </w:r>
+      <w:r>
+        <w:rPr>
+          <w:b/>
+        </w:rPr>
+        <w:t>eligible request</w:t>
+      </w:r>
+      <w:r>
+        <w:rPr>
+          <w:b w:val="0"/>
+        </w:rPr>
+        <w:t>s. Five fail. Compute allowed failures and observed success.</w:t>
       </w:r>
     </w:p>
     <w:p>
-      <w:r>
-        <w:t>________________________________________________________________</w:t>
+      <w:pPr>
+        <w:pStyle w:val="Heading3"/>
+      </w:pPr>
+      <w:r>
+        <w:t>My reasoning and evidence</w:t>
       </w:r>
     </w:p>
     <w:p>
-      <w:pPr>
-        <w:pStyle w:val="Heading1"/>
-      </w:pPr>
-      <w:r>
-        <w:t>09. W5 Design a revealing follow-up</w:t>
+      <w:r>
+        <w:t>________________________________________________________________</w:t>
       </w:r>
     </w:p>
     <w:p>
       <w:r>
-        <w:t>For the worked scenario, propose one additional case that could reveal a failure, describe its expected outcome before running it, and explain what would need to remain fixed for a fair comparison. Do not reuse W4 as a new final test after receiving feedback.</w:t>
+        <w:t>________________________________________________________________</w:t>
       </w:r>
     </w:p>
     <w:p>
-      <w:pPr>
-        <w:pStyle w:val="Heading3"/>
-      </w:pPr>
-      <w:r>
-        <w:t>My reasoning and evidence</w:t>
+      <w:r>
+        <w:t>________________________________________________________________</w:t>
       </w:r>
     </w:p>
     <w:p>
@@ -645,26 +841,38 @@
       </w:r>
     </w:p>
     <w:p>
-      <w:r>
-        <w:t>________________________________________________________________</w:t>
+      <w:pPr>
+        <w:pStyle w:val="Heading1"/>
+      </w:pPr>
+      <w:r>
+        <w:t>09. W5 Design a revealing follow-up</w:t>
       </w:r>
     </w:p>
     <w:p>
       <w:r>
-        <w:t>________________________________________________________________</w:t>
+        <w:t>Design a revealing follow-up. Apply the supplied Failure budgets and service objectives facts and keep your reasoning.</w:t>
       </w:r>
     </w:p>
     <w:p>
       <w:pPr>
-        <w:pStyle w:val="Heading1"/>
-      </w:pPr>
-      <w:r>
-        <w:t>10. Project checkpoint and reflection</w:t>
+        <w:spacing w:line="336" w:lineRule="auto" w:after="180"/>
+      </w:pPr>
+      <w:r>
+        <w:rPr>
+          <w:b w:val="0"/>
+        </w:rPr>
+        <w:t>For the worked scenario, propose one additional case that could reveal a failure, describe its expected outcome before running it, and explain what would need to remain fixed for a fair comparison.</w:t>
       </w:r>
     </w:p>
     <w:p>
-      <w:r>
-        <w:t>Add a labelled failure budgets and service objectives evidence sheet to Grounded Learning Service. Show how you can explain the mechanism and terminology of failure budgets and service objectives. Use the supplied fictional case and keep its inputs, intermediate steps, calculation or prediction, and limitation. Connect this record to last week’s record; a matching answer without a trace is insufficient.</w:t>
+      <w:pPr>
+        <w:spacing w:line="336" w:lineRule="auto" w:after="180"/>
+      </w:pPr>
+      <w:r>
+        <w:rPr>
+          <w:b w:val="0"/>
+        </w:rPr>
+        <w:t>Do not reuse W4 as a new final test after receiving feedback.</w:t>
       </w:r>
     </w:p>
     <w:p>
@@ -672,7 +880,7 @@
         <w:pStyle w:val="Heading3"/>
       </w:pPr>
       <w:r>
-        <w:t>My project change, supporting evidence and remaining limit</w:t>
+        <w:t>My reasoning and evidence</w:t>
       </w:r>
     </w:p>
     <w:p>
@@ -706,11 +914,190 @@
       </w:r>
     </w:p>
     <w:p>
+      <w:r>
+        <w:t>________________________________________________________________</w:t>
+      </w:r>
+    </w:p>
+    <w:p>
       <w:pPr>
         <w:pStyle w:val="Heading1"/>
       </w:pPr>
       <w:r>
+        <w:t>10. Project checkpoint and reflection</w:t>
+      </w:r>
+    </w:p>
+    <w:p>
+      <w:r>
+        <w:t>Connect Failure budgets and service objectives to Grounded Learning Service, identify a limit and choose the next useful test.</w:t>
+      </w:r>
+    </w:p>
+    <w:p>
+      <w:pPr>
+        <w:spacing w:line="336" w:lineRule="auto" w:after="180"/>
+      </w:pPr>
+      <w:r>
+        <w:rPr>
+          <w:b w:val="0"/>
+        </w:rPr>
+        <w:t xml:space="preserve">Add a labelled </w:t>
+      </w:r>
+      <w:r>
+        <w:rPr>
+          <w:b/>
+        </w:rPr>
+        <w:t>failure budget</w:t>
+      </w:r>
+      <w:r>
+        <w:rPr>
+          <w:b w:val="0"/>
+        </w:rPr>
+        <w:t xml:space="preserve">s and </w:t>
+      </w:r>
+      <w:r>
+        <w:rPr>
+          <w:b/>
+        </w:rPr>
+        <w:t>service objective</w:t>
+      </w:r>
+      <w:r>
+        <w:rPr>
+          <w:b w:val="0"/>
+        </w:rPr>
+        <w:t xml:space="preserve">s </w:t>
+      </w:r>
+      <w:r>
+        <w:rPr>
+          <w:b/>
+        </w:rPr>
+        <w:t>evidence</w:t>
+      </w:r>
+      <w:r>
+        <w:rPr>
+          <w:b w:val="0"/>
+        </w:rPr>
+        <w:t xml:space="preserve"> sheet to Grounded Learning Service. Show how you can explain the </w:t>
+      </w:r>
+      <w:r>
+        <w:rPr>
+          <w:b/>
+        </w:rPr>
+        <w:t>mechanism</w:t>
+      </w:r>
+      <w:r>
+        <w:rPr>
+          <w:b w:val="0"/>
+        </w:rPr>
+        <w:t xml:space="preserve"> and terminology of </w:t>
+      </w:r>
+      <w:r>
+        <w:rPr>
+          <w:b/>
+        </w:rPr>
+        <w:t>failure budget</w:t>
+      </w:r>
+      <w:r>
+        <w:rPr>
+          <w:b w:val="0"/>
+        </w:rPr>
+        <w:t xml:space="preserve">s and </w:t>
+      </w:r>
+      <w:r>
+        <w:rPr>
+          <w:b/>
+        </w:rPr>
+        <w:t>service objective</w:t>
+      </w:r>
+      <w:r>
+        <w:rPr>
+          <w:b w:val="0"/>
+        </w:rPr>
+        <w:t>s.</w:t>
+      </w:r>
+    </w:p>
+    <w:p>
+      <w:pPr>
+        <w:spacing w:line="336" w:lineRule="auto" w:after="180"/>
+      </w:pPr>
+      <w:r>
+        <w:rPr>
+          <w:b w:val="0"/>
+        </w:rPr>
+        <w:t xml:space="preserve">Use the supplied fictional case and keep its </w:t>
+      </w:r>
+      <w:r>
+        <w:rPr>
+          <w:b/>
+        </w:rPr>
+        <w:t>input</w:t>
+      </w:r>
+      <w:r>
+        <w:rPr>
+          <w:b w:val="0"/>
+        </w:rPr>
+        <w:t xml:space="preserve">s, intermediate steps, calculation or </w:t>
+      </w:r>
+      <w:r>
+        <w:rPr>
+          <w:b/>
+        </w:rPr>
+        <w:t>prediction</w:t>
+      </w:r>
+      <w:r>
+        <w:rPr>
+          <w:b w:val="0"/>
+        </w:rPr>
+        <w:t>, and limitation. Connect this record to last week’s record; a matching answer without a trace is insufficient.</w:t>
+      </w:r>
+    </w:p>
+    <w:p>
+      <w:pPr>
+        <w:pStyle w:val="Heading3"/>
+      </w:pPr>
+      <w:r>
+        <w:t>My project change, supporting evidence and remaining limit</w:t>
+      </w:r>
+    </w:p>
+    <w:p>
+      <w:r>
+        <w:t>________________________________________________________________</w:t>
+      </w:r>
+    </w:p>
+    <w:p>
+      <w:r>
+        <w:t>________________________________________________________________</w:t>
+      </w:r>
+    </w:p>
+    <w:p>
+      <w:r>
+        <w:t>________________________________________________________________</w:t>
+      </w:r>
+    </w:p>
+    <w:p>
+      <w:r>
+        <w:t>________________________________________________________________</w:t>
+      </w:r>
+    </w:p>
+    <w:p>
+      <w:r>
+        <w:t>________________________________________________________________</w:t>
+      </w:r>
+    </w:p>
+    <w:p>
+      <w:r>
+        <w:t>________________________________________________________________</w:t>
+      </w:r>
+    </w:p>
+    <w:p>
+      <w:pPr>
+        <w:pStyle w:val="Heading1"/>
+      </w:pPr>
+      <w:r>
         <w:t>11. Feedback, return check and learning record</w:t>
+      </w:r>
+    </w:p>
+    <w:p>
+      <w:r>
+        <w:t>Record the first repaired step and a different case to revisit after a delay.</w:t>
       </w:r>
     </w:p>
     <w:tbl>
@@ -850,7 +1237,13 @@
       </w:tr>
     </w:tbl>
     <w:p>
-      <w:r>
+      <w:pPr>
+        <w:spacing w:line="336" w:lineRule="auto" w:after="180"/>
+      </w:pPr>
+      <w:r>
+        <w:rPr>
+          <w:b w:val="0"/>
+        </w:rPr>
         <w:t>Revisit this idea with your teacher after a delay. Familiarity is different from explaining and using it on a changed case.</w:t>
       </w:r>
     </w:p>
@@ -864,11 +1257,40 @@
     </w:p>
     <w:p>
       <w:r>
-        <w:t>A reliability allowance. A practice service requires at least 98 successes in each window of 100 eligible requests.</w:t>
+        <w:t>A reliability allowance. A practice service requires at least 98 successes in each window of 100 eligible requests. Explain the labelled step before checking the changed condition.</w:t>
       </w:r>
     </w:p>
     <w:p>
-      <w:r>
+      <w:pPr>
+        <w:spacing w:line="336" w:lineRule="auto" w:after="180"/>
+      </w:pPr>
+      <w:r>
+        <w:rPr>
+          <w:b w:val="0"/>
+        </w:rPr>
+        <w:t xml:space="preserve">A reliability allowance. A practice service requires at least 98 successes in each window of 100 </w:t>
+      </w:r>
+      <w:r>
+        <w:rPr>
+          <w:b/>
+        </w:rPr>
+        <w:t>eligible request</w:t>
+      </w:r>
+      <w:r>
+        <w:rPr>
+          <w:b w:val="0"/>
+        </w:rPr>
+        <w:t>s.</w:t>
+      </w:r>
+    </w:p>
+    <w:p>
+      <w:pPr>
+        <w:spacing w:line="336" w:lineRule="auto" w:after="180"/>
+      </w:pPr>
+      <w:r>
+        <w:rPr>
+          <w:b w:val="0"/>
+        </w:rPr>
         <w:t>Current window has 97 successes and 3 failures. Success includes a correct refusal within the agreed time limit.</w:t>
       </w:r>
     </w:p>
@@ -945,7 +1367,14 @@
       </w:r>
     </w:p>
     <w:p>
-      <w:r>
+      <w:pPr>
+        <w:spacing w:line="336" w:lineRule="auto" w:after="180"/>
+        <w:shd w:fill="F5F1FB"/>
+      </w:pPr>
+      <w:r>
+        <w:rPr>
+          <w:b w:val="0"/>
+        </w:rPr>
         <w:t>Calculate the maximum allowed failures among 100 requests. Does 97 successes and 3 failures meet the target, and what changes after one failure becomes a success?</w:t>
       </w:r>
     </w:p>
@@ -988,36 +1417,140 @@
       </w:r>
     </w:p>
     <w:p>
-      <w:r>
-        <w:t>Support used: alone / hint / worked example. This record is practice evidence.</w:t>
+      <w:pPr>
+        <w:pStyle w:val="Heading3"/>
+      </w:pPr>
+      <w:r>
+        <w:t>Record the help used</w:t>
       </w:r>
     </w:p>
     <w:p>
-      <w:r>
-        <w:t>Project connection: For the Grounded Learning Service, retain an annotated trace and the changed-case result. Name the contract or evidence that makes the deciding step valid, so another team can review it.</w:t>
+      <w:pPr>
+        <w:spacing w:line="336" w:lineRule="auto" w:after="180"/>
+        <w:shd w:fill="F1F6F8"/>
+      </w:pPr>
+      <w:r>
+        <w:rPr>
+          <w:b w:val="0"/>
+        </w:rPr>
+        <w:t xml:space="preserve">Support used: alone / hint / worked example. This record is practice </w:t>
+      </w:r>
+      <w:r>
+        <w:rPr>
+          <w:b/>
+        </w:rPr>
+        <w:t>evidence</w:t>
+      </w:r>
+      <w:r>
+        <w:rPr>
+          <w:b w:val="0"/>
+        </w:rPr>
+        <w:t>.</w:t>
       </w:r>
     </w:p>
     <w:p>
       <w:pPr>
-        <w:pStyle w:val="Heading1"/>
-      </w:pPr>
-      <w:r>
-        <w:t>13. Project portfolio milestone</w:t>
+        <w:spacing w:line="336" w:lineRule="auto" w:after="180"/>
+      </w:pPr>
+      <w:r>
+        <w:rPr>
+          <w:b w:val="0"/>
+        </w:rPr>
+        <w:t xml:space="preserve">Project connection: For the Grounded Learning Service, retain an annotated trace and the changed-case result. Name the contract or </w:t>
+      </w:r>
+      <w:r>
+        <w:rPr>
+          <w:b/>
+        </w:rPr>
+        <w:t>evidence</w:t>
+      </w:r>
+      <w:r>
+        <w:rPr>
+          <w:b w:val="0"/>
+        </w:rPr>
+        <w:t xml:space="preserve"> that makes the deciding step valid, so another team can review it.</w:t>
       </w:r>
     </w:p>
     <w:p>
-      <w:r>
-        <w:t>Project: Grounded Learning Service</w:t>
+      <w:pPr>
+        <w:pStyle w:val="Heading1"/>
+      </w:pPr>
+      <w:r>
+        <w:t>13. Project portfolio milestone</w:t>
       </w:r>
     </w:p>
     <w:p>
       <w:r>
-        <w:t>Current milestone: Make a transparent first version. Keep a trace of how one input becomes an output; explain the rule or learned component.</w:t>
+        <w:t>Keep this week’s input, deciding step, result and limit together in the Grounded Learning Service record.</w:t>
       </w:r>
     </w:p>
     <w:p>
-      <w:r>
-        <w:t>For the Grounded Learning Service, retain an annotated trace and the changed-case result. Name the contract or evidence that makes the deciding step valid, so another team can review it.</w:t>
+      <w:pPr>
+        <w:spacing w:line="336" w:lineRule="auto" w:after="180"/>
+      </w:pPr>
+      <w:r>
+        <w:rPr>
+          <w:b w:val="0"/>
+        </w:rPr>
+        <w:t>Project: Grounded Learning Service</w:t>
+      </w:r>
+    </w:p>
+    <w:p>
+      <w:pPr>
+        <w:spacing w:line="336" w:lineRule="auto" w:after="180"/>
+      </w:pPr>
+      <w:r>
+        <w:rPr>
+          <w:b w:val="0"/>
+        </w:rPr>
+        <w:t xml:space="preserve">Current milestone: Make a transparent first version. Keep a trace of how one </w:t>
+      </w:r>
+      <w:r>
+        <w:rPr>
+          <w:b/>
+        </w:rPr>
+        <w:t>input</w:t>
+      </w:r>
+      <w:r>
+        <w:rPr>
+          <w:b w:val="0"/>
+        </w:rPr>
+        <w:t xml:space="preserve"> becomes an </w:t>
+      </w:r>
+      <w:r>
+        <w:rPr>
+          <w:b/>
+        </w:rPr>
+        <w:t>output</w:t>
+      </w:r>
+      <w:r>
+        <w:rPr>
+          <w:b w:val="0"/>
+        </w:rPr>
+        <w:t>; explain the rule or learned component.</w:t>
+      </w:r>
+    </w:p>
+    <w:p>
+      <w:pPr>
+        <w:spacing w:line="336" w:lineRule="auto" w:after="180"/>
+      </w:pPr>
+      <w:r>
+        <w:rPr>
+          <w:b w:val="0"/>
+        </w:rPr>
+        <w:t xml:space="preserve">For the Grounded Learning Service, retain an annotated trace and the changed-case result. Name the contract or </w:t>
+      </w:r>
+      <w:r>
+        <w:rPr>
+          <w:b/>
+        </w:rPr>
+        <w:t>evidence</w:t>
+      </w:r>
+      <w:r>
+        <w:rPr>
+          <w:b w:val="0"/>
+        </w:rPr>
+        <w:t xml:space="preserve"> that makes the deciding step valid, so another team can review it.</w:t>
       </w:r>
     </w:p>
     <w:tbl>
@@ -1179,53 +1712,104 @@
     </w:p>
     <w:p>
       <w:r>
-        <w:t>Use this supported practice once, in the browser or on paper. Keep the reserved independent assessment for a separate first attempt before teacher feedback.</w:t>
+        <w:t>Try the supported questions before comparing with hints and feedback. Record what you repaired and the evidence you retained.</w:t>
       </w:r>
     </w:p>
     <w:p>
-      <w:r>
-        <w:t>A reliability allowance. A practice service requires at least 98 successes in each window of 100 eligible requests.</w:t>
+      <w:pPr>
+        <w:spacing w:line="336" w:lineRule="auto" w:after="180"/>
+      </w:pPr>
+      <w:r>
+        <w:rPr>
+          <w:b w:val="0"/>
+        </w:rPr>
+        <w:t>Use this supported practice once, in the browser or on paper. Keep the reserved independent assessment for a separate first attempt before teacher feedback.</w:t>
       </w:r>
     </w:p>
     <w:p>
       <w:pPr>
-        <w:pStyle w:val="Heading3"/>
-      </w:pPr>
-      <w:r>
-        <w:t>Practice 1: explain the deciding evidence</w:t>
+        <w:spacing w:line="336" w:lineRule="auto" w:after="180"/>
+      </w:pPr>
+      <w:r>
+        <w:rPr>
+          <w:b w:val="0"/>
+        </w:rPr>
+        <w:t xml:space="preserve">A reliability allowance. A practice service requires at least 98 successes in each window of 100 </w:t>
+      </w:r>
+      <w:r>
+        <w:rPr>
+          <w:b/>
+        </w:rPr>
+        <w:t>eligible request</w:t>
+      </w:r>
+      <w:r>
+        <w:rPr>
+          <w:b w:val="0"/>
+        </w:rPr>
+        <w:t>s.</w:t>
       </w:r>
     </w:p>
     <w:p>
-      <w:r>
-        <w:t>Which labelled step matches this detail? Three failures misses the target by one request.</w:t>
+      <w:pPr>
+        <w:pStyle w:val="Heading3"/>
+      </w:pPr>
+      <w:r>
+        <w:t>Practice 1: explain the deciding evidence</w:t>
       </w:r>
     </w:p>
     <w:p>
-      <w:r>
-        <w:t>1. Define success</w:t>
+      <w:pPr>
+        <w:spacing w:line="336" w:lineRule="auto" w:after="180"/>
+      </w:pPr>
+      <w:r>
+        <w:rPr>
+          <w:b w:val="0"/>
+        </w:rPr>
+        <w:t>Which labelled step matches this detail? Three failures misses the target by one request.</w:t>
       </w:r>
     </w:p>
     <w:p>
-      <w:r>
-        <w:t>2. Compute allowance</w:t>
+      <w:pPr>
+        <w:spacing w:line="336" w:lineRule="auto" w:after="180"/>
+        <w:shd w:fill="F4F9FC"/>
+      </w:pPr>
+      <w:r>
+        <w:rPr>
+          <w:b w:val="0"/>
+        </w:rPr>
+        <w:t>1. Define success</w:t>
       </w:r>
     </w:p>
     <w:p>
-      <w:r>
-        <w:t>3. Compare record</w:t>
+      <w:pPr>
+        <w:spacing w:line="336" w:lineRule="auto" w:after="180"/>
+        <w:shd w:fill="F4F9FC"/>
+      </w:pPr>
+      <w:r>
+        <w:rPr>
+          <w:b w:val="0"/>
+        </w:rPr>
+        <w:t>2. Compute allowance</w:t>
       </w:r>
     </w:p>
     <w:p>
       <w:pPr>
-        <w:pStyle w:val="Heading3"/>
-      </w:pPr>
-      <w:r>
-        <w:t>My selected conclusion, deciding fact and explanation</w:t>
+        <w:spacing w:line="336" w:lineRule="auto" w:after="180"/>
+        <w:shd w:fill="F4F9FC"/>
+      </w:pPr>
+      <w:r>
+        <w:rPr>
+          <w:b w:val="0"/>
+        </w:rPr>
+        <w:t>3. Compare record</w:t>
       </w:r>
     </w:p>
     <w:p>
-      <w:r>
-        <w:t>________________________________________________________________</w:t>
+      <w:pPr>
+        <w:pStyle w:val="Heading3"/>
+      </w:pPr>
+      <w:r>
+        <w:t>My selected conclusion, deciding fact and explanation</w:t>
       </w:r>
     </w:p>
     <w:p>
@@ -1250,40 +1834,67 @@
     </w:p>
     <w:p>
       <w:r>
-        <w:t>Hint if needed: Read the steps in the pictorial case. Match the supplied detail to the stage that performs or records it.</w:t>
+        <w:t>________________________________________________________________</w:t>
       </w:r>
     </w:p>
     <w:p>
-      <w:r>
-        <w:t>After your attempt, compare with the supported explanation: Compare record Three failures misses the target by one request. An objective needs a measurement window, denominator and success definition. An honest refusal can be success under an agreed contract.</w:t>
+      <w:pPr>
+        <w:pStyle w:val="Heading3"/>
+      </w:pPr>
+      <w:r>
+        <w:t>Hint · try first</w:t>
       </w:r>
     </w:p>
     <w:p>
       <w:pPr>
-        <w:pStyle w:val="Heading3"/>
-      </w:pPr>
-      <w:r>
-        <w:t>Practice 2: explain the deciding evidence</w:t>
+        <w:spacing w:line="336" w:lineRule="auto" w:after="180"/>
+        <w:shd w:fill="F1F6F8"/>
+      </w:pPr>
+      <w:r>
+        <w:rPr>
+          <w:b w:val="0"/>
+        </w:rPr>
+        <w:t>Hint if needed: Read the steps in the pictorial case. Match the supplied detail to the stage that performs or records it.</w:t>
       </w:r>
     </w:p>
     <w:p>
-      <w:r>
-        <w:t>Changed-case practice: Repair one failed request into a success in this window. Which conclusion is supported by the supplied facts?</w:t>
+      <w:pPr>
+        <w:pStyle w:val="Heading3"/>
+      </w:pPr>
+      <w:r>
+        <w:t>Feedback · compare after trying</w:t>
       </w:r>
     </w:p>
     <w:p>
-      <w:r>
-        <w:t>1. This one example guarantees correct results for every future input.</w:t>
+      <w:pPr>
+        <w:spacing w:line="336" w:lineRule="auto" w:after="180"/>
+        <w:shd w:fill="F1F6FC"/>
+      </w:pPr>
+      <w:r>
+        <w:rPr>
+          <w:b w:val="0"/>
+        </w:rPr>
+        <w:t>After your attempt, compare with the supported explanation: Compare record Three failures misses the target by one request. An objective needs a measurement window, denominator and success definition.</w:t>
       </w:r>
     </w:p>
     <w:p>
-      <w:r>
-        <w:t>2. 98 successes and 2 failures meet the stated window target.</w:t>
+      <w:pPr>
+        <w:spacing w:line="336" w:lineRule="auto" w:after="180"/>
+        <w:shd w:fill="F1F6FC"/>
+      </w:pPr>
+      <w:r>
+        <w:rPr>
+          <w:b w:val="0"/>
+        </w:rPr>
+        <w:t>An honest refusal can be success under an agreed contract.</w:t>
       </w:r>
     </w:p>
     <w:p>
-      <w:r>
-        <w:t>3. We can decide the result without examining the changed input or the procedure.</w:t>
+      <w:pPr>
+        <w:pStyle w:val="Heading3"/>
+      </w:pPr>
+      <w:r>
+        <w:t>Practice 2: explain the deciding evidence</w:t>
       </w:r>
     </w:p>
     <w:p>
@@ -1291,91 +1902,1015 @@
         <w:pStyle w:val="Heading3"/>
       </w:pPr>
       <w:r>
-        <w:t>My selected conclusion, deciding fact and explanation</w:t>
+        <w:t>Changed case · predict first</w:t>
       </w:r>
     </w:p>
     <w:p>
-      <w:r>
-        <w:t>________________________________________________________________</w:t>
+      <w:pPr>
+        <w:spacing w:line="336" w:lineRule="auto" w:after="180"/>
+        <w:shd w:fill="F5F1FB"/>
+      </w:pPr>
+      <w:r>
+        <w:rPr>
+          <w:b w:val="0"/>
+        </w:rPr>
+        <w:t>Changed-case practice: Repair one failed request into a success in this window. Which conclusion is supported by the supplied facts?</w:t>
       </w:r>
     </w:p>
     <w:p>
-      <w:r>
-        <w:t>________________________________________________________________</w:t>
+      <w:pPr>
+        <w:spacing w:line="336" w:lineRule="auto" w:after="180"/>
+        <w:shd w:fill="F4F9FC"/>
+      </w:pPr>
+      <w:r>
+        <w:rPr>
+          <w:b w:val="0"/>
+        </w:rPr>
+        <w:t xml:space="preserve">1. This one example guarantees correct results for every future </w:t>
+      </w:r>
+      <w:r>
+        <w:rPr>
+          <w:b/>
+        </w:rPr>
+        <w:t>input</w:t>
+      </w:r>
+      <w:r>
+        <w:rPr>
+          <w:b w:val="0"/>
+        </w:rPr>
+        <w:t>.</w:t>
       </w:r>
     </w:p>
     <w:p>
-      <w:r>
-        <w:t>________________________________________________________________</w:t>
+      <w:pPr>
+        <w:spacing w:line="336" w:lineRule="auto" w:after="180"/>
+        <w:shd w:fill="F4F9FC"/>
+      </w:pPr>
+      <w:r>
+        <w:rPr>
+          <w:b w:val="0"/>
+        </w:rPr>
+        <w:t>2. 98 successes and 2 failures meet the stated window target.</w:t>
       </w:r>
     </w:p>
     <w:p>
-      <w:r>
-        <w:t>________________________________________________________________</w:t>
+      <w:pPr>
+        <w:spacing w:line="336" w:lineRule="auto" w:after="180"/>
+        <w:shd w:fill="F4F9FC"/>
+      </w:pPr>
+      <w:r>
+        <w:rPr>
+          <w:b w:val="0"/>
+        </w:rPr>
+        <w:t xml:space="preserve">3. We can decide the result without examining the changed </w:t>
+      </w:r>
+      <w:r>
+        <w:rPr>
+          <w:b/>
+        </w:rPr>
+        <w:t>input</w:t>
+      </w:r>
+      <w:r>
+        <w:rPr>
+          <w:b w:val="0"/>
+        </w:rPr>
+        <w:t xml:space="preserve"> or the procedure.</w:t>
       </w:r>
     </w:p>
     <w:p>
-      <w:r>
-        <w:t>________________________________________________________________</w:t>
+      <w:pPr>
+        <w:pStyle w:val="Heading3"/>
+      </w:pPr>
+      <w:r>
+        <w:t>My selected conclusion, deciding fact and explanation</w:t>
       </w:r>
     </w:p>
     <w:p>
       <w:r>
-        <w:t>Hint if needed: Use the changed condition and the deciding step in the pictorial trace. The answer must say what follows from those facts.</w:t>
+        <w:t>________________________________________________________________</w:t>
       </w:r>
     </w:p>
     <w:p>
       <w:r>
-        <w:t>After your attempt, compare with the supported explanation: 98 successes and 2 failures meet the stated window target. One recorded outcome changes while the denominator stays 100.</w:t>
+        <w:t>________________________________________________________________</w:t>
       </w:r>
     </w:p>
     <w:p>
-      <w:pPr>
-        <w:pStyle w:val="Heading3"/>
-      </w:pPr>
-      <w:r>
-        <w:t>Repair a missing building block</w:t>
+      <w:r>
+        <w:t>________________________________________________________________</w:t>
       </w:r>
     </w:p>
     <w:p>
       <w:r>
-        <w:t>Review Evaluation pipelines (ai-6/10). Goal: Explain the mechanism and terminology of evaluation pipelines. Short practice: Calculate A’s and B’s correct rates on all four cases. Identify their shared failure and explain why removing that case after scoring changes the honesty of the comparison.. Return to this week and explain what you changed.</w:t>
+        <w:t>________________________________________________________________</w:t>
       </w:r>
     </w:p>
     <w:p>
       <w:r>
-        <w:t>Review Testing model-dependent behaviour (ai-6/8). Goal: Explain the mechanism and terminology of testing model-dependent behaviour. Short practice: Score "Friday in room B" and "Friday in room D" against both mandatory criteria. Would a correct 25-word response pass, and why?. Return to this week and explain what you changed.</w:t>
+        <w:t>________________________________________________________________</w:t>
       </w:r>
     </w:p>
     <w:p>
-      <w:r>
-        <w:t>Review Authentication and authorisation (ai-6/5). Goal: Explain the mechanism and terminology of authentication and authorisation. Short practice: Explain why Jo’s valid volunteer login does not permit editing C. Which trusted role change allows the action, and why is a role written in the request insufficient?. Return to this week and explain what you changed.</w:t>
+      <w:pPr>
+        <w:pStyle w:val="Heading3"/>
+      </w:pPr>
+      <w:r>
+        <w:t>Hint · try first</w:t>
       </w:r>
     </w:p>
     <w:p>
       <w:pPr>
-        <w:pStyle w:val="Heading3"/>
-      </w:pPr>
-      <w:r>
-        <w:t>Keep your completed work</w:t>
+        <w:spacing w:line="336" w:lineRule="auto" w:after="180"/>
+        <w:shd w:fill="F1F6F8"/>
+      </w:pPr>
+      <w:r>
+        <w:rPr>
+          <w:b w:val="0"/>
+        </w:rPr>
+        <w:t>Hint if needed: Use the changed condition and the deciding step in the pictorial trace. The answer must say what follows from those facts.</w:t>
       </w:r>
     </w:p>
     <w:p>
-      <w:r>
-        <w:t>Use Download completed work in the hosted lesson to export your answers, reflections, practice feedback and code-run evidence. Open the HTML copy to read or print it. Drafts stay in this browser when storage is available; clear drafts on a shared device.</w:t>
+      <w:pPr>
+        <w:pStyle w:val="Heading3"/>
+      </w:pPr>
+      <w:r>
+        <w:t>Feedback · compare after trying</w:t>
       </w:r>
     </w:p>
     <w:p>
       <w:pPr>
-        <w:pStyle w:val="Heading3"/>
-      </w:pPr>
-      <w:r>
-        <w:t>What I repaired, the evidence I kept and the next test</w:t>
+        <w:spacing w:line="336" w:lineRule="auto" w:after="180"/>
+        <w:shd w:fill="F1F6FC"/>
+      </w:pPr>
+      <w:r>
+        <w:rPr>
+          <w:b w:val="0"/>
+        </w:rPr>
+        <w:t>After your attempt, compare with the supported explanation: 98 successes and 2 failures meet the stated window target. One recorded outcome changes while the denominator stays 100.</w:t>
       </w:r>
     </w:p>
     <w:p>
+      <w:pPr>
+        <w:pStyle w:val="Heading3"/>
+      </w:pPr>
+      <w:r>
+        <w:t>Repair a missing building block</w:t>
+      </w:r>
+    </w:p>
+    <w:p>
+      <w:pPr>
+        <w:spacing w:line="336" w:lineRule="auto" w:after="180"/>
+      </w:pPr>
+      <w:r>
+        <w:rPr>
+          <w:b w:val="0"/>
+        </w:rPr>
+        <w:t xml:space="preserve">Review Evaluation pipelines (ai-6/10). Goal: Explain the </w:t>
+      </w:r>
+      <w:r>
+        <w:rPr>
+          <w:b/>
+        </w:rPr>
+        <w:t>mechanism</w:t>
+      </w:r>
+      <w:r>
+        <w:rPr>
+          <w:b w:val="0"/>
+        </w:rPr>
+        <w:t xml:space="preserve"> and terminology of evaluation pipelines. Short practice: Calculate A’s and B’s correct rates on all four cases.</w:t>
+      </w:r>
+    </w:p>
+    <w:p>
+      <w:pPr>
+        <w:spacing w:line="336" w:lineRule="auto" w:after="180"/>
+      </w:pPr>
+      <w:r>
+        <w:rPr>
+          <w:b w:val="0"/>
+        </w:rPr>
+        <w:t>Identify their shared failure and explain why removing that case after scoring changes the honesty of the comparison.. Return to this week and explain what you changed.</w:t>
+      </w:r>
+    </w:p>
+    <w:p>
+      <w:pPr>
+        <w:spacing w:line="336" w:lineRule="auto" w:after="180"/>
+      </w:pPr>
+      <w:r>
+        <w:rPr>
+          <w:b w:val="0"/>
+        </w:rPr>
+        <w:t xml:space="preserve">Review Testing model-dependent behaviour (ai-6/8). Goal: Explain the </w:t>
+      </w:r>
+      <w:r>
+        <w:rPr>
+          <w:b/>
+        </w:rPr>
+        <w:t>mechanism</w:t>
+      </w:r>
+      <w:r>
+        <w:rPr>
+          <w:b w:val="0"/>
+        </w:rPr>
+        <w:t xml:space="preserve"> and terminology of testing model-dependent behaviour.</w:t>
+      </w:r>
+    </w:p>
+    <w:p>
+      <w:pPr>
+        <w:spacing w:line="336" w:lineRule="auto" w:after="180"/>
+      </w:pPr>
+      <w:r>
+        <w:rPr>
+          <w:b w:val="0"/>
+        </w:rPr>
+        <w:t>Short practice: Score "Friday in room B" and "Friday in room D" against both mandatory criteria. Would a correct 25-word response pass, and why?. Return to this week and explain what you changed.</w:t>
+      </w:r>
+    </w:p>
+    <w:p>
+      <w:pPr>
+        <w:spacing w:line="336" w:lineRule="auto" w:after="180"/>
+      </w:pPr>
+      <w:r>
+        <w:rPr>
+          <w:b w:val="0"/>
+        </w:rPr>
+        <w:t xml:space="preserve">Review Authentication and authorisation (ai-6/5). Goal: Explain the </w:t>
+      </w:r>
+      <w:r>
+        <w:rPr>
+          <w:b/>
+        </w:rPr>
+        <w:t>mechanism</w:t>
+      </w:r>
+      <w:r>
+        <w:rPr>
+          <w:b w:val="0"/>
+        </w:rPr>
+        <w:t xml:space="preserve"> and terminology of authentication and authorisation. Short practice: Explain why Jo’s valid volunteer login does not permit editing C.</w:t>
+      </w:r>
+    </w:p>
+    <w:p>
+      <w:pPr>
+        <w:spacing w:line="336" w:lineRule="auto" w:after="180"/>
+      </w:pPr>
+      <w:r>
+        <w:rPr>
+          <w:b w:val="0"/>
+        </w:rPr>
+        <w:t>Which trusted role change allows the action, and why is a role written in the request insufficient?. Return to this week and explain what you changed.</w:t>
+      </w:r>
+    </w:p>
+    <w:p>
+      <w:pPr>
+        <w:pStyle w:val="Heading3"/>
+      </w:pPr>
+      <w:r>
+        <w:t>Keep your completed work</w:t>
+      </w:r>
+    </w:p>
+    <w:p>
+      <w:pPr>
+        <w:spacing w:line="336" w:lineRule="auto" w:after="180"/>
+      </w:pPr>
+      <w:r>
+        <w:rPr>
+          <w:b w:val="0"/>
+        </w:rPr>
+        <w:t xml:space="preserve">Use Download completed work in the hosted lesson to export your answers, reflections, practice feedback and code-run </w:t>
+      </w:r>
+      <w:r>
+        <w:rPr>
+          <w:b/>
+        </w:rPr>
+        <w:t>evidence</w:t>
+      </w:r>
+      <w:r>
+        <w:rPr>
+          <w:b w:val="0"/>
+        </w:rPr>
+        <w:t>. Open the HTML copy to read or print it.</w:t>
+      </w:r>
+    </w:p>
+    <w:p>
+      <w:pPr>
+        <w:spacing w:line="336" w:lineRule="auto" w:after="180"/>
+      </w:pPr>
+      <w:r>
+        <w:rPr>
+          <w:b w:val="0"/>
+        </w:rPr>
+        <w:t>Drafts stay in this browser when storage is available; clear drafts on a shared device.</w:t>
+      </w:r>
+    </w:p>
+    <w:p>
+      <w:pPr>
+        <w:pStyle w:val="Heading3"/>
+      </w:pPr>
+      <w:r>
+        <w:t>What I repaired, the evidence I kept and the next test</w:t>
+      </w:r>
+    </w:p>
+    <w:p>
       <w:r>
         <w:t>________________________________________________________________</w:t>
+      </w:r>
+    </w:p>
+    <w:p>
+      <w:r>
+        <w:t>________________________________________________________________</w:t>
+      </w:r>
+    </w:p>
+    <w:p>
+      <w:r>
+        <w:t>________________________________________________________________</w:t>
+      </w:r>
+    </w:p>
+    <w:p>
+      <w:r>
+        <w:t>________________________________________________________________</w:t>
+      </w:r>
+    </w:p>
+    <w:p>
+      <w:r>
+        <w:t>________________________________________________________________</w:t>
+      </w:r>
+    </w:p>
+    <w:p>
+      <w:pPr>
+        <w:pStyle w:val="Heading1"/>
+      </w:pPr>
+      <w:r>
+        <w:t>15. Visual concept journey</w:t>
+      </w:r>
+    </w:p>
+    <w:p>
+      <w:r>
+        <w:t>Explain each Failure budgets and service objectives picture from its labels, then record a relevant limit.</w:t>
+      </w:r>
+    </w:p>
+    <w:p>
+      <w:pPr>
+        <w:pStyle w:val="Heading3"/>
+      </w:pPr>
+      <w:r>
+        <w:t>01. Failure budgets and service objectives: the case</w:t>
+      </w:r>
+    </w:p>
+    <w:p>
+      <w:r>
+        <w:drawing>
+          <wp:inline xmlns:a="http://schemas.openxmlformats.org/drawingml/2006/main" xmlns:pic="http://schemas.openxmlformats.org/drawingml/2006/picture">
+            <wp:extent cx="5486400" cy="2834640"/>
+            <wp:docPr id="3" name="Picture 3" descr="A reliability allowance. A practice service requires at least 98 successes in each window of 100 eligible requests. Supplied facts: Current window has 97 successes and 3 failures. Success includes a correct refusal within the agreed time limit."/>
+            <wp:cNvGraphicFramePr>
+              <a:graphicFrameLocks noChangeAspect="1"/>
+            </wp:cNvGraphicFramePr>
+            <a:graphic>
+              <a:graphicData uri="http://schemas.openxmlformats.org/drawingml/2006/picture">
+                <pic:pic>
+                  <pic:nvPicPr>
+                    <pic:cNvPr id="0" name="academy-story-ai-6-11-01.png"/>
+                    <pic:cNvPicPr/>
+                  </pic:nvPicPr>
+                  <pic:blipFill>
+                    <a:blip r:embed="rId11"/>
+                    <a:stretch>
+                      <a:fillRect/>
+                    </a:stretch>
+                  </pic:blipFill>
+                  <pic:spPr>
+                    <a:xfrm>
+                      <a:off x="0" y="0"/>
+                      <a:ext cx="5486400" cy="2834640"/>
+                    </a:xfrm>
+                    <a:prstGeom prst="rect"/>
+                  </pic:spPr>
+                </pic:pic>
+              </a:graphicData>
+            </a:graphic>
+          </wp:inline>
+        </w:drawing>
+      </w:r>
+    </w:p>
+    <w:p>
+      <w:pPr>
+        <w:spacing w:line="336" w:lineRule="auto" w:after="180"/>
+      </w:pPr>
+      <w:r>
+        <w:rPr>
+          <w:b w:val="0"/>
+        </w:rPr>
+        <w:t xml:space="preserve">A reliability allowance. A practice service requires at least 98 successes in each window of 100 </w:t>
+      </w:r>
+      <w:r>
+        <w:rPr>
+          <w:b/>
+        </w:rPr>
+        <w:t>eligible request</w:t>
+      </w:r>
+      <w:r>
+        <w:rPr>
+          <w:b w:val="0"/>
+        </w:rPr>
+        <w:t>s. Supplied facts: Current window has 97 successes and 3 failures.</w:t>
+      </w:r>
+    </w:p>
+    <w:p>
+      <w:pPr>
+        <w:spacing w:line="336" w:lineRule="auto" w:after="180"/>
+      </w:pPr>
+      <w:r>
+        <w:rPr>
+          <w:b w:val="0"/>
+        </w:rPr>
+        <w:t>Success includes a correct refusal within the agreed time limit.</w:t>
+      </w:r>
+    </w:p>
+    <w:p>
+      <w:pPr>
+        <w:spacing w:line="336" w:lineRule="auto" w:after="180"/>
+        <w:shd w:fill="F5F1FB"/>
+      </w:pPr>
+      <w:r>
+        <w:rPr>
+          <w:b w:val="0"/>
+        </w:rPr>
+        <w:t>Point to the given fact that matters most. Explain why it matters.</w:t>
+      </w:r>
+    </w:p>
+    <w:p>
+      <w:pPr>
+        <w:pStyle w:val="Heading3"/>
+      </w:pPr>
+      <w:r>
+        <w:t>My picture explanation, deciding evidence and one limit</w:t>
+      </w:r>
+    </w:p>
+    <w:p>
+      <w:r>
+        <w:t>________________________________________________________________</w:t>
+      </w:r>
+    </w:p>
+    <w:p>
+      <w:r>
+        <w:t>________________________________________________________________</w:t>
+      </w:r>
+    </w:p>
+    <w:p>
+      <w:r>
+        <w:t>________________________________________________________________</w:t>
+      </w:r>
+    </w:p>
+    <w:p>
+      <w:r>
+        <w:t>________________________________________________________________</w:t>
+      </w:r>
+    </w:p>
+    <w:p>
+      <w:pPr>
+        <w:pStyle w:val="Heading3"/>
+      </w:pPr>
+      <w:r>
+        <w:t>02. Follow the deciding steps</w:t>
+      </w:r>
+    </w:p>
+    <w:p>
+      <w:r>
+        <w:drawing>
+          <wp:inline xmlns:a="http://schemas.openxmlformats.org/drawingml/2006/main" xmlns:pic="http://schemas.openxmlformats.org/drawingml/2006/picture">
+            <wp:extent cx="5486400" cy="3182112"/>
+            <wp:docPr id="4" name="Picture 4" descr="Define success: Use the same predeclared correctness and timing criteria. → Compute allowance: The target permits at most 2 failures in 100 requests. → Compare record: Three failures misses the target by one request."/>
+            <wp:cNvGraphicFramePr>
+              <a:graphicFrameLocks noChangeAspect="1"/>
+            </wp:cNvGraphicFramePr>
+            <a:graphic>
+              <a:graphicData uri="http://schemas.openxmlformats.org/drawingml/2006/picture">
+                <pic:pic>
+                  <pic:nvPicPr>
+                    <pic:cNvPr id="0" name="academy-story-ai-6-11-02.png"/>
+                    <pic:cNvPicPr/>
+                  </pic:nvPicPr>
+                  <pic:blipFill>
+                    <a:blip r:embed="rId12"/>
+                    <a:stretch>
+                      <a:fillRect/>
+                    </a:stretch>
+                  </pic:blipFill>
+                  <pic:spPr>
+                    <a:xfrm>
+                      <a:off x="0" y="0"/>
+                      <a:ext cx="5486400" cy="3182112"/>
+                    </a:xfrm>
+                    <a:prstGeom prst="rect"/>
+                  </pic:spPr>
+                </pic:pic>
+              </a:graphicData>
+            </a:graphic>
+          </wp:inline>
+        </w:drawing>
+      </w:r>
+    </w:p>
+    <w:p>
+      <w:pPr>
+        <w:spacing w:line="336" w:lineRule="auto" w:after="180"/>
+      </w:pPr>
+      <w:r>
+        <w:rPr>
+          <w:b w:val="0"/>
+        </w:rPr>
+        <w:t>Define success: Use the same predeclared correctness and timing criteria. → Compute allowance: The target permits at most 2 failures in 100 requests. → Compare record: Three failures misses the target by one request.</w:t>
+      </w:r>
+    </w:p>
+    <w:p>
+      <w:pPr>
+        <w:spacing w:line="336" w:lineRule="auto" w:after="180"/>
+        <w:shd w:fill="F5F1FB"/>
+      </w:pPr>
+      <w:r>
+        <w:rPr>
+          <w:b w:val="0"/>
+        </w:rPr>
+        <w:t xml:space="preserve">Point to each numbered stage and explain which recorded </w:t>
+      </w:r>
+      <w:r>
+        <w:rPr>
+          <w:b/>
+        </w:rPr>
+        <w:t>input</w:t>
+      </w:r>
+      <w:r>
+        <w:rPr>
+          <w:b w:val="0"/>
+        </w:rPr>
+        <w:t xml:space="preserve"> it uses.</w:t>
+      </w:r>
+    </w:p>
+    <w:p>
+      <w:pPr>
+        <w:pStyle w:val="Heading3"/>
+      </w:pPr>
+      <w:r>
+        <w:t>My picture explanation, deciding evidence and one limit</w:t>
+      </w:r>
+    </w:p>
+    <w:p>
+      <w:r>
+        <w:t>________________________________________________________________</w:t>
+      </w:r>
+    </w:p>
+    <w:p>
+      <w:r>
+        <w:t>________________________________________________________________</w:t>
+      </w:r>
+    </w:p>
+    <w:p>
+      <w:r>
+        <w:t>________________________________________________________________</w:t>
+      </w:r>
+    </w:p>
+    <w:p>
+      <w:r>
+        <w:t>________________________________________________________________</w:t>
+      </w:r>
+    </w:p>
+    <w:p>
+      <w:pPr>
+        <w:pStyle w:val="Heading3"/>
+      </w:pPr>
+      <w:r>
+        <w:t>03. Failure count in one 100-request window</w:t>
+      </w:r>
+    </w:p>
+    <w:p>
+      <w:r>
+        <w:drawing>
+          <wp:inline xmlns:a="http://schemas.openxmlformats.org/drawingml/2006/main" xmlns:pic="http://schemas.openxmlformats.org/drawingml/2006/picture">
+            <wp:extent cx="5486400" cy="2834640"/>
+            <wp:docPr id="5" name="Picture 5" descr="Failure count in one 100-request window. Units: failed requests out of 100. Allowed maximum: 2. Observed: 3."/>
+            <wp:cNvGraphicFramePr>
+              <a:graphicFrameLocks noChangeAspect="1"/>
+            </wp:cNvGraphicFramePr>
+            <a:graphic>
+              <a:graphicData uri="http://schemas.openxmlformats.org/drawingml/2006/picture">
+                <pic:pic>
+                  <pic:nvPicPr>
+                    <pic:cNvPr id="0" name="academy-story-ai-6-11-03.png"/>
+                    <pic:cNvPicPr/>
+                  </pic:nvPicPr>
+                  <pic:blipFill>
+                    <a:blip r:embed="rId13"/>
+                    <a:stretch>
+                      <a:fillRect/>
+                    </a:stretch>
+                  </pic:blipFill>
+                  <pic:spPr>
+                    <a:xfrm>
+                      <a:off x="0" y="0"/>
+                      <a:ext cx="5486400" cy="2834640"/>
+                    </a:xfrm>
+                    <a:prstGeom prst="rect"/>
+                  </pic:spPr>
+                </pic:pic>
+              </a:graphicData>
+            </a:graphic>
+          </wp:inline>
+        </w:drawing>
+      </w:r>
+    </w:p>
+    <w:p>
+      <w:pPr>
+        <w:spacing w:line="336" w:lineRule="auto" w:after="180"/>
+      </w:pPr>
+      <w:r>
+        <w:rPr>
+          <w:b w:val="0"/>
+        </w:rPr>
+        <w:t>Failure count in one 100-request window. Units: failed requests out of 100. Allowed maximum: 2. Observed: 3.</w:t>
+      </w:r>
+    </w:p>
+    <w:p>
+      <w:pPr>
+        <w:spacing w:line="336" w:lineRule="auto" w:after="180"/>
+        <w:shd w:fill="F5F1FB"/>
+      </w:pPr>
+      <w:r>
+        <w:rPr>
+          <w:b w:val="0"/>
+        </w:rPr>
+        <w:t>Read the labels and values. Explain the relationship the model shows.</w:t>
+      </w:r>
+    </w:p>
+    <w:p>
+      <w:pPr>
+        <w:pStyle w:val="Heading3"/>
+      </w:pPr>
+      <w:r>
+        <w:t>My picture explanation, deciding evidence and one limit</w:t>
+      </w:r>
+    </w:p>
+    <w:p>
+      <w:r>
+        <w:t>________________________________________________________________</w:t>
+      </w:r>
+    </w:p>
+    <w:p>
+      <w:r>
+        <w:t>________________________________________________________________</w:t>
+      </w:r>
+    </w:p>
+    <w:p>
+      <w:r>
+        <w:t>________________________________________________________________</w:t>
+      </w:r>
+    </w:p>
+    <w:p>
+      <w:r>
+        <w:t>________________________________________________________________</w:t>
+      </w:r>
+    </w:p>
+    <w:p>
+      <w:pPr>
+        <w:pStyle w:val="Heading3"/>
+      </w:pPr>
+      <w:r>
+        <w:t>04. Change one thing. Trace what follows.</w:t>
+      </w:r>
+    </w:p>
+    <w:p>
+      <w:r>
+        <w:drawing>
+          <wp:inline xmlns:a="http://schemas.openxmlformats.org/drawingml/2006/main" xmlns:pic="http://schemas.openxmlformats.org/drawingml/2006/picture">
+            <wp:extent cx="5486400" cy="3026664"/>
+            <wp:docPr id="6" name="Picture 6" descr="Original case: Three failures misses the target by one request. Changed condition: Repair one failed request into a success in this window. Expected result: 98 successes and 2 failures meet the stated window target. Reason: One recorded outcome changes while the denominator stays 100."/>
+            <wp:cNvGraphicFramePr>
+              <a:graphicFrameLocks noChangeAspect="1"/>
+            </wp:cNvGraphicFramePr>
+            <a:graphic>
+              <a:graphicData uri="http://schemas.openxmlformats.org/drawingml/2006/picture">
+                <pic:pic>
+                  <pic:nvPicPr>
+                    <pic:cNvPr id="0" name="academy-story-ai-6-11-04.png"/>
+                    <pic:cNvPicPr/>
+                  </pic:nvPicPr>
+                  <pic:blipFill>
+                    <a:blip r:embed="rId14"/>
+                    <a:stretch>
+                      <a:fillRect/>
+                    </a:stretch>
+                  </pic:blipFill>
+                  <pic:spPr>
+                    <a:xfrm>
+                      <a:off x="0" y="0"/>
+                      <a:ext cx="5486400" cy="3026664"/>
+                    </a:xfrm>
+                    <a:prstGeom prst="rect"/>
+                  </pic:spPr>
+                </pic:pic>
+              </a:graphicData>
+            </a:graphic>
+          </wp:inline>
+        </w:drawing>
+      </w:r>
+    </w:p>
+    <w:p>
+      <w:pPr>
+        <w:spacing w:line="336" w:lineRule="auto" w:after="180"/>
+      </w:pPr>
+      <w:r>
+        <w:rPr>
+          <w:b w:val="0"/>
+        </w:rPr>
+        <w:t>Original case: Three failures misses the target by one request. Changed condition: Repair one failed request into a success in this window. Expected result: 98 successes and 2 failures meet the stated window target.</w:t>
+      </w:r>
+    </w:p>
+    <w:p>
+      <w:pPr>
+        <w:spacing w:line="336" w:lineRule="auto" w:after="180"/>
+      </w:pPr>
+      <w:r>
+        <w:rPr>
+          <w:b w:val="0"/>
+        </w:rPr>
+        <w:t>Reason: One recorded outcome changes while the denominator stays 100.</w:t>
+      </w:r>
+    </w:p>
+    <w:p>
+      <w:pPr>
+        <w:spacing w:line="336" w:lineRule="auto" w:after="180"/>
+        <w:shd w:fill="F5F1FB"/>
+      </w:pPr>
+      <w:r>
+        <w:rPr>
+          <w:b w:val="0"/>
+        </w:rPr>
+        <w:t>Predict before checking the worked changed-case result. Name what changed and what the supplied facts allow you to conclude.</w:t>
+      </w:r>
+    </w:p>
+    <w:p>
+      <w:pPr>
+        <w:pStyle w:val="Heading3"/>
+      </w:pPr>
+      <w:r>
+        <w:t>My picture explanation, deciding evidence and one limit</w:t>
+      </w:r>
+    </w:p>
+    <w:p>
+      <w:r>
+        <w:t>________________________________________________________________</w:t>
+      </w:r>
+    </w:p>
+    <w:p>
+      <w:r>
+        <w:t>________________________________________________________________</w:t>
+      </w:r>
+    </w:p>
+    <w:p>
+      <w:r>
+        <w:t>________________________________________________________________</w:t>
+      </w:r>
+    </w:p>
+    <w:p>
+      <w:r>
+        <w:t>________________________________________________________________</w:t>
+      </w:r>
+    </w:p>
+    <w:p>
+      <w:pPr>
+        <w:pStyle w:val="Heading3"/>
+      </w:pPr>
+      <w:r>
+        <w:t>05. Connect the explanation to its limit</w:t>
+      </w:r>
+    </w:p>
+    <w:p>
+      <w:r>
+        <w:drawing>
+          <wp:inline xmlns:a="http://schemas.openxmlformats.org/drawingml/2006/main" xmlns:pic="http://schemas.openxmlformats.org/drawingml/2006/picture">
+            <wp:extent cx="5486400" cy="2834640"/>
+            <wp:docPr id="7" name="Picture 7" descr="An objective needs a measurement window, denominator and success definition. An honest refusal can be success under an agreed contract. Limit: Meeting one window does not guarantee the next; monitor repeated windows and distinguish failure types."/>
+            <wp:cNvGraphicFramePr>
+              <a:graphicFrameLocks noChangeAspect="1"/>
+            </wp:cNvGraphicFramePr>
+            <a:graphic>
+              <a:graphicData uri="http://schemas.openxmlformats.org/drawingml/2006/picture">
+                <pic:pic>
+                  <pic:nvPicPr>
+                    <pic:cNvPr id="0" name="academy-story-ai-6-11-05.png"/>
+                    <pic:cNvPicPr/>
+                  </pic:nvPicPr>
+                  <pic:blipFill>
+                    <a:blip r:embed="rId15"/>
+                    <a:stretch>
+                      <a:fillRect/>
+                    </a:stretch>
+                  </pic:blipFill>
+                  <pic:spPr>
+                    <a:xfrm>
+                      <a:off x="0" y="0"/>
+                      <a:ext cx="5486400" cy="2834640"/>
+                    </a:xfrm>
+                    <a:prstGeom prst="rect"/>
+                  </pic:spPr>
+                </pic:pic>
+              </a:graphicData>
+            </a:graphic>
+          </wp:inline>
+        </w:drawing>
+      </w:r>
+    </w:p>
+    <w:p>
+      <w:pPr>
+        <w:spacing w:line="336" w:lineRule="auto" w:after="180"/>
+      </w:pPr>
+      <w:r>
+        <w:rPr>
+          <w:b w:val="0"/>
+        </w:rPr>
+        <w:t>An objective needs a measurement window, denominator and success definition. An honest refusal can be success under an agreed contract.</w:t>
+      </w:r>
+    </w:p>
+    <w:p>
+      <w:pPr>
+        <w:spacing w:line="336" w:lineRule="auto" w:after="180"/>
+      </w:pPr>
+      <w:r>
+        <w:rPr>
+          <w:b w:val="0"/>
+        </w:rPr>
+        <w:t>Limit: Meeting one window does not guarantee the next; monitor repeated windows and distinguish failure types.</w:t>
+      </w:r>
+    </w:p>
+    <w:p>
+      <w:pPr>
+        <w:spacing w:line="336" w:lineRule="auto" w:after="180"/>
+        <w:shd w:fill="F5F1FB"/>
+      </w:pPr>
+      <w:r>
+        <w:rPr>
+          <w:b w:val="0"/>
+        </w:rPr>
+        <w:t>Explain the case, then point to a limit on the claim.</w:t>
+      </w:r>
+    </w:p>
+    <w:p>
+      <w:pPr>
+        <w:pStyle w:val="Heading3"/>
+      </w:pPr>
+      <w:r>
+        <w:t>My picture explanation, deciding evidence and one limit</w:t>
+      </w:r>
+    </w:p>
+    <w:p>
+      <w:r>
+        <w:t>________________________________________________________________</w:t>
+      </w:r>
+    </w:p>
+    <w:p>
+      <w:r>
+        <w:t>________________________________________________________________</w:t>
+      </w:r>
+    </w:p>
+    <w:p>
+      <w:r>
+        <w:t>________________________________________________________________</w:t>
+      </w:r>
+    </w:p>
+    <w:p>
+      <w:r>
+        <w:t>________________________________________________________________</w:t>
+      </w:r>
+    </w:p>
+    <w:p>
+      <w:pPr>
+        <w:pStyle w:val="Heading3"/>
+      </w:pPr>
+      <w:r>
+        <w:t>06. Make the idea visible in your project</w:t>
+      </w:r>
+    </w:p>
+    <w:p>
+      <w:r>
+        <w:drawing>
+          <wp:inline xmlns:a="http://schemas.openxmlformats.org/drawingml/2006/main" xmlns:pic="http://schemas.openxmlformats.org/drawingml/2006/picture">
+            <wp:extent cx="5486400" cy="3529584"/>
+            <wp:docPr id="8" name="Picture 8" descr="For the Grounded Learning Service, retain an annotated trace and the changed-case result. Name the contract or evidence that makes the deciding step valid, so another team can review it. Draw your input, deciding step, result and limit. Supported question: Calculate the maximum allowed failures among 100 requests. Does 97 successes and 3 failures meet the target, and what changes after one failure becomes a success?"/>
+            <wp:cNvGraphicFramePr>
+              <a:graphicFrameLocks noChangeAspect="1"/>
+            </wp:cNvGraphicFramePr>
+            <a:graphic>
+              <a:graphicData uri="http://schemas.openxmlformats.org/drawingml/2006/picture">
+                <pic:pic>
+                  <pic:nvPicPr>
+                    <pic:cNvPr id="0" name="academy-story-ai-6-11-06.png"/>
+                    <pic:cNvPicPr/>
+                  </pic:nvPicPr>
+                  <pic:blipFill>
+                    <a:blip r:embed="rId16"/>
+                    <a:stretch>
+                      <a:fillRect/>
+                    </a:stretch>
+                  </pic:blipFill>
+                  <pic:spPr>
+                    <a:xfrm>
+                      <a:off x="0" y="0"/>
+                      <a:ext cx="5486400" cy="3529584"/>
+                    </a:xfrm>
+                    <a:prstGeom prst="rect"/>
+                  </pic:spPr>
+                </pic:pic>
+              </a:graphicData>
+            </a:graphic>
+          </wp:inline>
+        </w:drawing>
+      </w:r>
+    </w:p>
+    <w:p>
+      <w:pPr>
+        <w:spacing w:line="336" w:lineRule="auto" w:after="180"/>
+      </w:pPr>
+      <w:r>
+        <w:rPr>
+          <w:b w:val="0"/>
+        </w:rPr>
+        <w:t xml:space="preserve">For the Grounded Learning Service, retain an annotated trace and the changed-case result. Name the contract or </w:t>
+      </w:r>
+      <w:r>
+        <w:rPr>
+          <w:b/>
+        </w:rPr>
+        <w:t>evidence</w:t>
+      </w:r>
+      <w:r>
+        <w:rPr>
+          <w:b w:val="0"/>
+        </w:rPr>
+        <w:t xml:space="preserve"> that makes the deciding step valid, so another team can review it.</w:t>
+      </w:r>
+    </w:p>
+    <w:p>
+      <w:pPr>
+        <w:spacing w:line="336" w:lineRule="auto" w:after="180"/>
+      </w:pPr>
+      <w:r>
+        <w:rPr>
+          <w:b w:val="0"/>
+        </w:rPr>
+        <w:t xml:space="preserve">Draw your </w:t>
+      </w:r>
+      <w:r>
+        <w:rPr>
+          <w:b/>
+        </w:rPr>
+        <w:t>input</w:t>
+      </w:r>
+      <w:r>
+        <w:rPr>
+          <w:b w:val="0"/>
+        </w:rPr>
+        <w:t>, deciding step, result and limit. Supported question: Calculate the maximum allowed failures among 100 requests.</w:t>
+      </w:r>
+    </w:p>
+    <w:p>
+      <w:pPr>
+        <w:spacing w:line="336" w:lineRule="auto" w:after="180"/>
+      </w:pPr>
+      <w:r>
+        <w:rPr>
+          <w:b w:val="0"/>
+        </w:rPr>
+        <w:t>Does 97 successes and 3 failures meet the target, and what changes after one failure becomes a success?</w:t>
+      </w:r>
+    </w:p>
+    <w:p>
+      <w:pPr>
+        <w:spacing w:line="336" w:lineRule="auto" w:after="180"/>
+        <w:shd w:fill="F5F1FB"/>
+      </w:pPr>
+      <w:r>
+        <w:rPr>
+          <w:b w:val="0"/>
+        </w:rPr>
+        <w:t xml:space="preserve">Draw your project trace and justify the deciding step using </w:t>
+      </w:r>
+      <w:r>
+        <w:rPr>
+          <w:b/>
+        </w:rPr>
+        <w:t>evidence</w:t>
+      </w:r>
+      <w:r>
+        <w:rPr>
+          <w:b w:val="0"/>
+        </w:rPr>
+        <w:t>.</w:t>
+      </w:r>
+    </w:p>
+    <w:p>
+      <w:pPr>
+        <w:pStyle w:val="Heading3"/>
+      </w:pPr>
+      <w:r>
+        <w:t>My picture explanation, deciding evidence and one limit</w:t>
       </w:r>
     </w:p>
     <w:p>

--- a/downloads/workbook/ai-6-week-11.docx
+++ b/downloads/workbook/ai-6-week-11.docx
@@ -168,6 +168,90 @@
     <w:p>
       <w:r>
         <w:t>________________________________________________________________</w:t>
+      </w:r>
+    </w:p>
+    <w:p>
+      <w:pPr>
+        <w:pStyle w:val="Heading3"/>
+      </w:pPr>
+      <w:r>
+        <w:t>Lesson reference for workbook practice</w:t>
+      </w:r>
+    </w:p>
+    <w:p>
+      <w:pPr>
+        <w:spacing w:line="336" w:lineRule="auto" w:after="180"/>
+        <w:shd w:fill="F1F6F8"/>
+      </w:pPr>
+      <w:r>
+        <w:rPr>
+          <w:b w:val="0"/>
+        </w:rPr>
+        <w:t>Use this reference for the original W1–W3 and W5 exercises. The separately named independent case supplies its own changed facts; use those facts for that attempt before feedback.</w:t>
+      </w:r>
+    </w:p>
+    <w:p>
+      <w:pPr>
+        <w:spacing w:line="336" w:lineRule="auto" w:after="180"/>
+      </w:pPr>
+      <w:r>
+        <w:rPr>
+          <w:b/>
+        </w:rPr>
+        <w:t>Service objective</w:t>
+      </w:r>
+      <w:r>
+        <w:rPr>
+          <w:b w:val="0"/>
+        </w:rPr>
+        <w:t xml:space="preserve">s define measured reliability over a stated interval. A </w:t>
+      </w:r>
+      <w:r>
+        <w:rPr>
+          <w:b/>
+        </w:rPr>
+        <w:t>failure budget</w:t>
+      </w:r>
+      <w:r>
+        <w:rPr>
+          <w:b w:val="0"/>
+        </w:rPr>
+        <w:t xml:space="preserve"> is meaningful only after success and </w:t>
+      </w:r>
+      <w:r>
+        <w:rPr>
+          <w:b/>
+        </w:rPr>
+        <w:t>eligible request</w:t>
+      </w:r>
+      <w:r>
+        <w:rPr>
+          <w:b w:val="0"/>
+        </w:rPr>
+        <w:t>s are defined.</w:t>
+      </w:r>
+    </w:p>
+    <w:p>
+      <w:pPr>
+        <w:spacing w:line="336" w:lineRule="auto" w:after="180"/>
+      </w:pPr>
+      <w:r>
+        <w:rPr>
+          <w:b w:val="0"/>
+        </w:rPr>
+        <w:t xml:space="preserve">For a fictional objective at least 98% of 200 </w:t>
+      </w:r>
+      <w:r>
+        <w:rPr>
+          <w:b/>
+        </w:rPr>
+        <w:t>eligible request</w:t>
+      </w:r>
+      <w:r>
+        <w:rPr>
+          <w:b w:val="0"/>
+        </w:rPr>
+        <w:t>s must pass all contract checks. Allowed failures are 2%*200=4. Count every eligible failure once; report excluded requests separately.</w:t>
       </w:r>
     </w:p>
     <w:p>

--- a/downloads/workbook/ai-6-week-11.docx
+++ b/downloads/workbook/ai-6-week-11.docx
@@ -25,22 +25,45 @@
         <w:pStyle w:val="Heading1"/>
       </w:pPr>
       <w:r>
-        <w:t>01. Recall and choose your starting point</w:t>
-      </w:r>
-    </w:p>
-    <w:p>
-      <w:r>
-        <w:t>Record your starting explanation for Failure budgets and service objectives before opening notes. Show any later correction separately.</w:t>
-      </w:r>
-    </w:p>
-    <w:p>
-      <w:pPr>
-        <w:spacing w:line="336" w:lineRule="auto" w:after="180"/>
-      </w:pPr>
-      <w:r>
-        <w:rPr>
-          <w:b w:val="0"/>
-        </w:rPr>
+        <w:t>One complete service-objective and failure-budget record.</w:t>
+      </w:r>
+    </w:p>
+    <w:p>
+      <w:r>
+        <w:t>Keep interval identity,eligibility,success rules,failed IDs,exclusions and exact budget arithmetic together.</w:t>
+      </w:r>
+    </w:p>
+    <w:p>
+      <w:r>
+        <w:t>Recall → W1–W3/W5 → independent objective → project interval report → delayed return.</w:t>
+      </w:r>
+    </w:p>
+    <w:p>
+      <w:pPr>
+        <w:pStyle w:val="Heading1"/>
+      </w:pPr>
+      <w:r>
+        <w:t>01. Recall · Retrieve before notes</w:t>
+      </w:r>
+    </w:p>
+    <w:p>
+      <w:r>
+        <w:t>Keep this task’s inputs,rule and response together.</w:t>
+      </w:r>
+    </w:p>
+    <w:p>
+      <w:pPr>
+        <w:pStyle w:val="Heading2"/>
+      </w:pPr>
+      <w:r>
+        <w:t>Complete task and evidence</w:t>
+      </w:r>
+    </w:p>
+    <w:p>
+      <w:pPr>
+        <w:pStyle w:val="ListBullet"/>
+      </w:pPr>
+      <w:r>
         <w:t>Try the recall before opening notes. Then use a different colour or a labelled second line to correct your explanation.</w:t>
       </w:r>
     </w:p>
@@ -54,12 +77,9 @@
     </w:p>
     <w:p>
       <w:pPr>
-        <w:spacing w:line="336" w:lineRule="auto" w:after="180"/>
-      </w:pPr>
-      <w:r>
-        <w:rPr>
-          <w:b w:val="0"/>
-        </w:rPr>
+        <w:pStyle w:val="ListBullet"/>
+      </w:pPr>
+      <w:r>
         <w:t>Without opening the old lesson, explain one key idea from Evaluation pipelines. Give an example and a mistake that the idea helps you avoid.</w:t>
       </w:r>
     </w:p>
@@ -96,12 +116,9 @@
     </w:p>
     <w:p>
       <w:pPr>
-        <w:spacing w:line="336" w:lineRule="auto" w:after="180"/>
-      </w:pPr>
-      <w:r>
-        <w:rPr>
-          <w:b w:val="0"/>
-        </w:rPr>
+        <w:pStyle w:val="ListBullet"/>
+      </w:pPr>
+      <w:r>
         <w:t>Without opening the old lesson, explain one key idea from Testing model-dependent behaviour. Give an example and a mistake that the idea helps you avoid.</w:t>
       </w:r>
     </w:p>
@@ -138,12 +155,9 @@
     </w:p>
     <w:p>
       <w:pPr>
-        <w:spacing w:line="336" w:lineRule="auto" w:after="180"/>
-      </w:pPr>
-      <w:r>
-        <w:rPr>
-          <w:b w:val="0"/>
-        </w:rPr>
+        <w:pStyle w:val="ListBullet"/>
+      </w:pPr>
+      <w:r>
         <w:t>Without opening the old lesson, explain one key idea from Authentication and authorisation. Give an example and a mistake that the idea helps you avoid.</w:t>
       </w:r>
     </w:p>
@@ -180,78 +194,26 @@
     </w:p>
     <w:p>
       <w:pPr>
-        <w:spacing w:line="336" w:lineRule="auto" w:after="180"/>
-        <w:shd w:fill="F1F6F8"/>
-      </w:pPr>
-      <w:r>
-        <w:rPr>
-          <w:b w:val="0"/>
-        </w:rPr>
+        <w:pStyle w:val="ListBullet"/>
+      </w:pPr>
+      <w:r>
         <w:t>Use this reference for the original W1–W3 and W5 exercises. The separately named independent case supplies its own changed facts; use those facts for that attempt before feedback.</w:t>
       </w:r>
     </w:p>
     <w:p>
       <w:pPr>
-        <w:spacing w:line="336" w:lineRule="auto" w:after="180"/>
-      </w:pPr>
-      <w:r>
-        <w:rPr>
-          <w:b/>
-        </w:rPr>
-        <w:t>Service objective</w:t>
-      </w:r>
-      <w:r>
-        <w:rPr>
-          <w:b w:val="0"/>
-        </w:rPr>
-        <w:t xml:space="preserve">s define measured reliability over a stated interval. A </w:t>
-      </w:r>
-      <w:r>
-        <w:rPr>
-          <w:b/>
-        </w:rPr>
-        <w:t>failure budget</w:t>
-      </w:r>
-      <w:r>
-        <w:rPr>
-          <w:b w:val="0"/>
-        </w:rPr>
-        <w:t xml:space="preserve"> is meaningful only after success and </w:t>
-      </w:r>
-      <w:r>
-        <w:rPr>
-          <w:b/>
-        </w:rPr>
-        <w:t>eligible request</w:t>
-      </w:r>
-      <w:r>
-        <w:rPr>
-          <w:b w:val="0"/>
-        </w:rPr>
-        <w:t>s are defined.</w:t>
-      </w:r>
-    </w:p>
-    <w:p>
-      <w:pPr>
-        <w:spacing w:line="336" w:lineRule="auto" w:after="180"/>
-      </w:pPr>
-      <w:r>
-        <w:rPr>
-          <w:b w:val="0"/>
-        </w:rPr>
-        <w:t xml:space="preserve">For a fictional objective at least 98% of 200 </w:t>
-      </w:r>
-      <w:r>
-        <w:rPr>
-          <w:b/>
-        </w:rPr>
-        <w:t>eligible request</w:t>
-      </w:r>
-      <w:r>
-        <w:rPr>
-          <w:b w:val="0"/>
-        </w:rPr>
-        <w:t>s must pass all contract checks. Allowed failures are 2%*200=4. Count every eligible failure once; report excluded requests separately.</w:t>
+        <w:pStyle w:val="ListBullet"/>
+      </w:pPr>
+      <w:r>
+        <w:t>Service objectives define measured reliability over a stated interval. A failure budget is meaningful only after success and eligible requests are defined.</w:t>
+      </w:r>
+    </w:p>
+    <w:p>
+      <w:pPr>
+        <w:pStyle w:val="ListBullet"/>
+      </w:pPr>
+      <w:r>
+        <w:t>For a fictional objective at least 98% of 200 eligible requests must pass all contract checks. Allowed failures are 2%*200=4. Count every eligible failure once; report excluded requests separately.</w:t>
       </w:r>
     </w:p>
     <w:p>
@@ -259,147 +221,44 @@
         <w:pStyle w:val="Heading1"/>
       </w:pPr>
       <w:r>
-        <w:t>02. Practise with fading help</w:t>
-      </w:r>
-    </w:p>
-    <w:p>
-      <w:r>
-        <w:t>Complete the supported Failure budgets and service objectives trace and record the first step you can explain without help.</w:t>
-      </w:r>
-    </w:p>
-    <w:p>
-      <w:pPr>
-        <w:spacing w:line="336" w:lineRule="auto" w:after="180"/>
-      </w:pPr>
-      <w:r>
-        <w:rPr>
-          <w:b w:val="0"/>
-        </w:rPr>
-        <w:t xml:space="preserve">Use W2: Trace the worked case for </w:t>
-      </w:r>
-      <w:r>
-        <w:rPr>
-          <w:b/>
-        </w:rPr>
-        <w:t>Failure budget</w:t>
-      </w:r>
-      <w:r>
-        <w:rPr>
-          <w:b w:val="0"/>
-        </w:rPr>
-        <w:t xml:space="preserve">s and </w:t>
-      </w:r>
-      <w:r>
-        <w:rPr>
-          <w:b/>
-        </w:rPr>
-        <w:t>service objective</w:t>
-      </w:r>
-      <w:r>
-        <w:rPr>
-          <w:b w:val="0"/>
-        </w:rPr>
-        <w:t>s. Record the answer once; the lesson and workbook refer to the same attempt.</w:t>
-      </w:r>
-    </w:p>
-    <w:tbl>
-      <w:tblPr>
-        <w:tblStyle w:val="LightShading-Accent1"/>
-        <w:tblW w:type="auto" w:w="0"/>
-        <w:tblLook w:firstColumn="1" w:firstRow="1" w:lastColumn="0" w:lastRow="0" w:noHBand="0" w:noVBand="1" w:val="04A0"/>
-      </w:tblPr>
-      <w:tblGrid>
-        <w:gridCol w:w="2556"/>
-        <w:gridCol w:w="2556"/>
-        <w:gridCol w:w="2556"/>
-        <w:gridCol w:w="2556"/>
-      </w:tblGrid>
-      <w:tr>
-        <w:trPr>
-          <w:tblHeader/>
-        </w:trPr>
-        <w:tc>
-          <w:tcPr>
-            <w:tcW w:type="dxa" w:w="2556"/>
-          </w:tcPr>
-          <w:p>
-            <w:r>
-              <w:t>Given inputs</w:t>
-            </w:r>
-          </w:p>
-        </w:tc>
-        <w:tc>
-          <w:tcPr>
-            <w:tcW w:type="dxa" w:w="2556"/>
-          </w:tcPr>
-          <w:p>
-            <w:r>
-              <w:t>Procedure I chose</w:t>
-            </w:r>
-          </w:p>
-        </w:tc>
-        <w:tc>
-          <w:tcPr>
-            <w:tcW w:type="dxa" w:w="2556"/>
-          </w:tcPr>
-          <w:p>
-            <w:r>
-              <w:t>Middle steps</w:t>
-            </w:r>
-          </w:p>
-        </w:tc>
-        <w:tc>
-          <w:tcPr>
-            <w:tcW w:type="dxa" w:w="2556"/>
-          </w:tcPr>
-          <w:p>
-            <w:r>
-              <w:t>Result and check</w:t>
-            </w:r>
-          </w:p>
-        </w:tc>
-      </w:tr>
-      <w:tr>
-        <w:tc>
-          <w:tcPr>
-            <w:tcW w:type="dxa" w:w="2556"/>
-          </w:tcPr>
-          <w:p>
-            <w:r/>
-          </w:p>
-        </w:tc>
-        <w:tc>
-          <w:tcPr>
-            <w:tcW w:type="dxa" w:w="2556"/>
-          </w:tcPr>
-          <w:p>
-            <w:r/>
-          </w:p>
-        </w:tc>
-        <w:tc>
-          <w:tcPr>
-            <w:tcW w:type="dxa" w:w="2556"/>
-          </w:tcPr>
-          <w:p>
-            <w:r/>
-          </w:p>
-        </w:tc>
-        <w:tc>
-          <w:tcPr>
-            <w:tcW w:type="dxa" w:w="2556"/>
-          </w:tcPr>
-          <w:p>
-            <w:r/>
-          </w:p>
-        </w:tc>
-      </w:tr>
-    </w:tbl>
+        <w:t>05. W1 · Explain the current example</w:t>
+      </w:r>
+    </w:p>
+    <w:p>
+      <w:r>
+        <w:t>Keep this task’s inputs,rule and response together.</w:t>
+      </w:r>
+    </w:p>
+    <w:p>
+      <w:pPr>
+        <w:pStyle w:val="Heading2"/>
+      </w:pPr>
+      <w:r>
+        <w:t>Complete task and evidence</w:t>
+      </w:r>
+    </w:p>
+    <w:p>
+      <w:pPr>
+        <w:pStyle w:val="ListBullet"/>
+      </w:pPr>
+      <w:r>
+        <w:t>Main constructed W-A window:200 eligible user requests, 3 internal health checks excluded by predeclared policy. Success requires all supplied schema, support-or-correct-refusal and timing flags.5 requests fail though 7 individual checks fail; count each request once. Success195/200=97.5%. Target≥98% allows at most 4 failures; 5 exceeds by1, so this window misses. Correct refusal can be success under the declared contract. Exact integer maximum is floor((100−target_percent)×eligible/100); 98% over 12 allows0 failures. Separate picture original 100 requests has 97 success/3 fail, allowance 2, misses by1. A counterfactual copy 98/2 meets at equality; preserve original 97/3. A real retry does not silently erase a previous failed request. Zero eligible denominator has no empirical rate. Synthetic records do not establish actual timing, live reliability, zero critical incidents or future performance.</w:t>
+      </w:r>
+    </w:p>
+    <w:p>
+      <w:pPr>
+        <w:pStyle w:val="ListBullet"/>
+      </w:pPr>
+      <w:r>
+        <w:t>Explain the weekly mechanism in your own words. Use the worked scenario to name its input, decision rule and output.</w:t>
+      </w:r>
+    </w:p>
     <w:p>
       <w:pPr>
         <w:pStyle w:val="Heading3"/>
       </w:pPr>
       <w:r>
-        <w:t>The step I completed without help, and the hint I needed</w:t>
+        <w:t>My reasoning and evidence</w:t>
       </w:r>
     </w:p>
     <w:p>
@@ -418,62 +277,55 @@
       </w:r>
     </w:p>
     <w:p>
+      <w:r>
+        <w:t>________________________________________________________________</w:t>
+      </w:r>
+    </w:p>
+    <w:p>
+      <w:r>
+        <w:t>________________________________________________________________</w:t>
+      </w:r>
+    </w:p>
+    <w:p>
+      <w:r>
+        <w:t>________________________________________________________________</w:t>
+      </w:r>
+    </w:p>
+    <w:p>
       <w:pPr>
         <w:pStyle w:val="Heading1"/>
       </w:pPr>
       <w:r>
-        <w:t>03. Individual reasoning check</w:t>
-      </w:r>
-    </w:p>
-    <w:p>
-      <w:r>
-        <w:t>Check the proposed Failure budgets and service objectives explanation against the supplied facts before discussing it.</w:t>
-      </w:r>
-    </w:p>
-    <w:p>
-      <w:pPr>
-        <w:spacing w:line="336" w:lineRule="auto" w:after="180"/>
-      </w:pPr>
-      <w:r>
-        <w:rPr>
-          <w:b w:val="0"/>
-        </w:rPr>
-        <w:t xml:space="preserve">Use the worked case for </w:t>
-      </w:r>
-      <w:r>
-        <w:rPr>
-          <w:b/>
-        </w:rPr>
-        <w:t>Failure budget</w:t>
-      </w:r>
-      <w:r>
-        <w:rPr>
-          <w:b w:val="0"/>
-        </w:rPr>
-        <w:t xml:space="preserve">s and </w:t>
-      </w:r>
-      <w:r>
-        <w:rPr>
-          <w:b/>
-        </w:rPr>
-        <w:t>service objective</w:t>
-      </w:r>
-      <w:r>
-        <w:rPr>
-          <w:b w:val="0"/>
-        </w:rPr>
-        <w:t>s. Proposed explanation: “The worked result establishes every future case”. Decide whether this explanation is supported.</w:t>
-      </w:r>
-    </w:p>
-    <w:p>
-      <w:pPr>
-        <w:spacing w:line="336" w:lineRule="auto" w:after="180"/>
-      </w:pPr>
-      <w:r>
-        <w:rPr>
-          <w:b w:val="0"/>
-        </w:rPr>
-        <w:t>Point to the step or supplied fact that decides; explain your repair if needed.</w:t>
+        <w:t>06. W2 · Trace the calculation</w:t>
+      </w:r>
+    </w:p>
+    <w:p>
+      <w:r>
+        <w:t>Keep this task’s inputs,rule and response together.</w:t>
+      </w:r>
+    </w:p>
+    <w:p>
+      <w:pPr>
+        <w:pStyle w:val="Heading2"/>
+      </w:pPr>
+      <w:r>
+        <w:t>Complete task and evidence</w:t>
+      </w:r>
+    </w:p>
+    <w:p>
+      <w:pPr>
+        <w:pStyle w:val="ListBullet"/>
+      </w:pPr>
+      <w:r>
+        <w:t>Main constructed W-A window:200 eligible user requests, 3 internal health checks excluded by predeclared policy. Success requires all supplied schema, support-or-correct-refusal and timing flags.5 requests fail though 7 individual checks fail; count each request once. Success195/200=97.5%. Target≥98% allows at most 4 failures; 5 exceeds by1, so this window misses. Correct refusal can be success under the declared contract. Exact integer maximum is floor((100−target_percent)×eligible/100); 98% over 12 allows0 failures. Separate picture original 100 requests has 97 success/3 fail, allowance 2, misses by1. A counterfactual copy 98/2 meets at equality; preserve original 97/3. A real retry does not silently erase a previous failed request. Zero eligible denominator has no empirical rate. Synthetic records do not establish actual timing, live reliability, zero critical incidents or future performance.</w:t>
+      </w:r>
+    </w:p>
+    <w:p>
+      <w:pPr>
+        <w:pStyle w:val="ListBullet"/>
+      </w:pPr>
+      <w:r>
+        <w:t>In the interval 200 requests are eligible and 5 fail. Show the intermediate steps and give the conclusion with its scope.</w:t>
       </w:r>
     </w:p>
     <w:p>
@@ -481,7 +333,7 @@
         <w:pStyle w:val="Heading3"/>
       </w:pPr>
       <w:r>
-        <w:t>My explanation before partner discussion</w:t>
+        <w:t>My reasoning and evidence</w:t>
       </w:r>
     </w:p>
     <w:p>
@@ -505,16 +357,55 @@
       </w:r>
     </w:p>
     <w:p>
+      <w:r>
+        <w:t>________________________________________________________________</w:t>
+      </w:r>
+    </w:p>
+    <w:p>
+      <w:r>
+        <w:t>________________________________________________________________</w:t>
+      </w:r>
+    </w:p>
+    <w:p>
+      <w:r>
+        <w:t>________________________________________________________________</w:t>
+      </w:r>
+    </w:p>
+    <w:p>
       <w:pPr>
         <w:pStyle w:val="Heading1"/>
       </w:pPr>
       <w:r>
-        <w:t>04. Independent transfer case</w:t>
-      </w:r>
-    </w:p>
-    <w:p>
-      <w:r>
-        <w:t>Write one first attempt at the reserved independent case before feedback. Repeated copies of that case refer to the same recorded attempt.</w:t>
+        <w:t>07. W3 · Repair a misconception</w:t>
+      </w:r>
+    </w:p>
+    <w:p>
+      <w:r>
+        <w:t>Keep this task’s inputs,rule and response together.</w:t>
+      </w:r>
+    </w:p>
+    <w:p>
+      <w:pPr>
+        <w:pStyle w:val="Heading2"/>
+      </w:pPr>
+      <w:r>
+        <w:t>Complete task and evidence</w:t>
+      </w:r>
+    </w:p>
+    <w:p>
+      <w:pPr>
+        <w:pStyle w:val="ListBullet"/>
+      </w:pPr>
+      <w:r>
+        <w:t>Main constructed W-A window:200 eligible user requests, 3 internal health checks excluded by predeclared policy. Success requires all supplied schema, support-or-correct-refusal and timing flags.5 requests fail though 7 individual checks fail; count each request once. Success195/200=97.5%. Target≥98% allows at most 4 failures; 5 exceeds by1, so this window misses. Correct refusal can be success under the declared contract. Exact integer maximum is floor((100−target_percent)×eligible/100); 98% over 12 allows0 failures. Separate picture original 100 requests has 97 success/3 fail, allowance 2, misses by1. A counterfactual copy 98/2 meets at equality; preserve original 97/3. A real retry does not silently erase a previous failed request. Zero eligible denominator has no empirical rate. Synthetic records do not establish actual timing, live reliability, zero critical incidents or future performance.</w:t>
+      </w:r>
+    </w:p>
+    <w:p>
+      <w:pPr>
+        <w:pStyle w:val="ListBullet"/>
+      </w:pPr>
+      <w:r>
+        <w:t>A report omits this qualification: Meeting one interval objective does not establish every future interval or zero critical failures. Explain how omitting it could change a reader's interpretation, and write an accurate replacement.</w:t>
       </w:r>
     </w:p>
     <w:p>
@@ -522,30 +413,154 @@
         <w:pStyle w:val="Heading3"/>
       </w:pPr>
       <w:r>
+        <w:t>My reasoning and evidence</w:t>
+      </w:r>
+    </w:p>
+    <w:p>
+      <w:r>
+        <w:t>________________________________________________________________</w:t>
+      </w:r>
+    </w:p>
+    <w:p>
+      <w:r>
+        <w:t>________________________________________________________________</w:t>
+      </w:r>
+    </w:p>
+    <w:p>
+      <w:r>
+        <w:t>________________________________________________________________</w:t>
+      </w:r>
+    </w:p>
+    <w:p>
+      <w:r>
+        <w:t>________________________________________________________________</w:t>
+      </w:r>
+    </w:p>
+    <w:p>
+      <w:r>
+        <w:t>________________________________________________________________</w:t>
+      </w:r>
+    </w:p>
+    <w:p>
+      <w:r>
+        <w:t>________________________________________________________________</w:t>
+      </w:r>
+    </w:p>
+    <w:p>
+      <w:pPr>
+        <w:pStyle w:val="Heading1"/>
+      </w:pPr>
+      <w:r>
+        <w:t>09. W5 · Explain the limitation</w:t>
+      </w:r>
+    </w:p>
+    <w:p>
+      <w:r>
+        <w:t>Keep this task’s inputs,rule and response together.</w:t>
+      </w:r>
+    </w:p>
+    <w:p>
+      <w:pPr>
+        <w:pStyle w:val="Heading2"/>
+      </w:pPr>
+      <w:r>
+        <w:t>Complete task and evidence</w:t>
+      </w:r>
+    </w:p>
+    <w:p>
+      <w:pPr>
+        <w:pStyle w:val="ListBullet"/>
+      </w:pPr>
+      <w:r>
+        <w:t>Main constructed W-A window:200 eligible user requests, 3 internal health checks excluded by predeclared policy. Success requires all supplied schema, support-or-correct-refusal and timing flags.5 requests fail though 7 individual checks fail; count each request once. Success195/200=97.5%. Target≥98% allows at most 4 failures; 5 exceeds by1, so this window misses. Correct refusal can be success under the declared contract. Exact integer maximum is floor((100−target_percent)×eligible/100); 98% over 12 allows0 failures. Separate picture original 100 requests has 97 success/3 fail, allowance 2, misses by1. A counterfactual copy 98/2 meets at equality; preserve original 97/3. A real retry does not silently erase a previous failed request. Zero eligible denominator has no empirical rate. Synthetic records do not establish actual timing, live reliability, zero critical incidents or future performance.</w:t>
+      </w:r>
+    </w:p>
+    <w:p>
+      <w:pPr>
+        <w:pStyle w:val="ListBullet"/>
+      </w:pPr>
+      <w:r>
+        <w:t>For the worked scenario, propose one additional case that could reveal a failure, describe its expected outcome before running it, and explain what would need to remain fixed for a fair comparison. Do not reuse W4 as a new final test after receiving feedback.</w:t>
+      </w:r>
+    </w:p>
+    <w:p>
+      <w:pPr>
+        <w:pStyle w:val="Heading3"/>
+      </w:pPr>
+      <w:r>
+        <w:t>My reasoning and evidence</w:t>
+      </w:r>
+    </w:p>
+    <w:p>
+      <w:r>
+        <w:t>________________________________________________________________</w:t>
+      </w:r>
+    </w:p>
+    <w:p>
+      <w:r>
+        <w:t>________________________________________________________________</w:t>
+      </w:r>
+    </w:p>
+    <w:p>
+      <w:r>
+        <w:t>________________________________________________________________</w:t>
+      </w:r>
+    </w:p>
+    <w:p>
+      <w:r>
+        <w:t>________________________________________________________________</w:t>
+      </w:r>
+    </w:p>
+    <w:p>
+      <w:r>
+        <w:t>________________________________________________________________</w:t>
+      </w:r>
+    </w:p>
+    <w:p>
+      <w:r>
+        <w:t>________________________________________________________________</w:t>
+      </w:r>
+    </w:p>
+    <w:p>
+      <w:r>
+        <w:t>________________________________________________________________</w:t>
+      </w:r>
+    </w:p>
+    <w:p>
+      <w:pPr>
+        <w:pStyle w:val="Heading1"/>
+      </w:pPr>
+      <w:r>
+        <w:t>04. Try alone · Selected transfer</w:t>
+      </w:r>
+    </w:p>
+    <w:p>
+      <w:r>
+        <w:t>Keep this task’s inputs,rule and response together.</w:t>
+      </w:r>
+    </w:p>
+    <w:p>
+      <w:pPr>
+        <w:pStyle w:val="Heading2"/>
+      </w:pPr>
+      <w:r>
+        <w:t>Complete task and evidence</w:t>
+      </w:r>
+    </w:p>
+    <w:p>
+      <w:pPr>
+        <w:pStyle w:val="Heading3"/>
+      </w:pPr>
+      <w:r>
         <w:t>Independent case: Apply a new case independently</w:t>
       </w:r>
     </w:p>
     <w:p>
       <w:pPr>
-        <w:spacing w:line="336" w:lineRule="auto" w:after="180"/>
-      </w:pPr>
-      <w:r>
-        <w:rPr>
-          <w:b w:val="0"/>
-        </w:rPr>
-        <w:t xml:space="preserve">Objective 95% over 80 </w:t>
-      </w:r>
-      <w:r>
-        <w:rPr>
-          <w:b/>
-        </w:rPr>
-        <w:t>eligible request</w:t>
-      </w:r>
-      <w:r>
-        <w:rPr>
-          <w:b w:val="0"/>
-        </w:rPr>
-        <w:t>s. Five fail. Compute allowed failures and observed success.</w:t>
+        <w:pStyle w:val="ListBullet"/>
+      </w:pPr>
+      <w:r>
+        <w:t>Objective 95% over 80 eligible requests. Five fail. Compute allowed failures and observed success.</w:t>
       </w:r>
     </w:p>
     <w:p>
@@ -593,12 +608,9 @@
     </w:p>
     <w:p>
       <w:pPr>
-        <w:spacing w:line="336" w:lineRule="auto" w:after="180"/>
-      </w:pPr>
-      <w:r>
-        <w:rPr>
-          <w:b w:val="0"/>
-        </w:rPr>
+        <w:pStyle w:val="ListBullet"/>
+      </w:pPr>
+      <w:r>
         <w:t>Attempt this case before feedback. Record any help. Earlier examples below are further practice; a case already practised with feedback cannot establish fresh transfer.</w:t>
       </w:r>
     </w:p>
@@ -607,59 +619,28 @@
         <w:pStyle w:val="Heading1"/>
       </w:pPr>
       <w:r>
-        <w:t>05. W1 Explain the mechanism</w:t>
-      </w:r>
-    </w:p>
-    <w:p>
-      <w:r>
-        <w:t>Explain the mechanism. Apply the supplied Failure budgets and service objectives facts and keep your reasoning.</w:t>
-      </w:r>
-    </w:p>
-    <w:p>
-      <w:pPr>
-        <w:spacing w:line="336" w:lineRule="auto" w:after="180"/>
-      </w:pPr>
-      <w:r>
-        <w:rPr>
-          <w:b w:val="0"/>
-        </w:rPr>
-        <w:t xml:space="preserve">Explain the weekly </w:t>
-      </w:r>
-      <w:r>
-        <w:rPr>
-          <w:b/>
-        </w:rPr>
-        <w:t>mechanism</w:t>
-      </w:r>
-      <w:r>
-        <w:rPr>
-          <w:b w:val="0"/>
-        </w:rPr>
-        <w:t xml:space="preserve"> in your own words. Use the worked scenario to name its </w:t>
-      </w:r>
-      <w:r>
-        <w:rPr>
-          <w:b/>
-        </w:rPr>
-        <w:t>input</w:t>
-      </w:r>
-      <w:r>
-        <w:rPr>
-          <w:b w:val="0"/>
-        </w:rPr>
-        <w:t xml:space="preserve">, decision rule and </w:t>
-      </w:r>
-      <w:r>
-        <w:rPr>
-          <w:b/>
-        </w:rPr>
-        <w:t>output</w:t>
-      </w:r>
-      <w:r>
-        <w:rPr>
-          <w:b w:val="0"/>
-        </w:rPr>
-        <w:t>.</w:t>
+        <w:t>10. Project · Keep the service evidence</w:t>
+      </w:r>
+    </w:p>
+    <w:p>
+      <w:r>
+        <w:t>Preserve the contract, inputs, observed outcomes and limits.</w:t>
+      </w:r>
+    </w:p>
+    <w:p>
+      <w:pPr>
+        <w:pStyle w:val="Heading2"/>
+      </w:pPr>
+      <w:r>
+        <w:t>Complete task and evidence</w:t>
+      </w:r>
+    </w:p>
+    <w:p>
+      <w:pPr>
+        <w:pStyle w:val="ListBullet"/>
+      </w:pPr>
+      <w:r>
+        <w:t>Add a labelled failure budgets and service objectives evidence sheet to Grounded Learning Service. Show how you can explain the mechanism and terminology of failure budgets and service objectives. Use the supplied fictional case and keep its inputs, intermediate steps, calculation or prediction, and limitation. Connect this record to last week’s record; a matching answer without a trace is insufficient.</w:t>
       </w:r>
     </w:p>
     <w:p>
@@ -667,7 +648,7 @@
         <w:pStyle w:val="Heading3"/>
       </w:pPr>
       <w:r>
-        <w:t>My reasoning and evidence</w:t>
+        <w:t>My project change, supporting evidence and remaining limit</w:t>
       </w:r>
     </w:p>
     <w:p>
@@ -705,483 +686,20 @@
         <w:pStyle w:val="Heading1"/>
       </w:pPr>
       <w:r>
-        <w:t>06. W2 Trace the worked case</w:t>
-      </w:r>
-    </w:p>
-    <w:p>
-      <w:r>
-        <w:t>Trace the worked case. Apply the supplied Failure budgets and service objectives facts and keep your reasoning.</w:t>
-      </w:r>
-    </w:p>
-    <w:p>
-      <w:pPr>
-        <w:spacing w:line="336" w:lineRule="auto" w:after="180"/>
-      </w:pPr>
-      <w:r>
-        <w:rPr>
-          <w:b w:val="0"/>
-        </w:rPr>
-        <w:t>In the interval 200 requests are eligible and 5 fail. Show the intermediate steps and give the conclusion with its scope.</w:t>
-      </w:r>
-    </w:p>
-    <w:p>
-      <w:pPr>
-        <w:pStyle w:val="Heading3"/>
-      </w:pPr>
-      <w:r>
-        <w:t>My reasoning and evidence</w:t>
-      </w:r>
-    </w:p>
-    <w:p>
-      <w:r>
-        <w:t>________________________________________________________________</w:t>
-      </w:r>
-    </w:p>
-    <w:p>
-      <w:r>
-        <w:t>________________________________________________________________</w:t>
-      </w:r>
-    </w:p>
-    <w:p>
-      <w:r>
-        <w:t>________________________________________________________________</w:t>
-      </w:r>
-    </w:p>
-    <w:p>
-      <w:r>
-        <w:t>________________________________________________________________</w:t>
-      </w:r>
-    </w:p>
-    <w:p>
-      <w:r>
-        <w:t>________________________________________________________________</w:t>
-      </w:r>
-    </w:p>
-    <w:p>
-      <w:r>
-        <w:t>________________________________________________________________</w:t>
-      </w:r>
-    </w:p>
-    <w:p>
-      <w:r>
-        <w:t>________________________________________________________________</w:t>
-      </w:r>
-    </w:p>
-    <w:p>
-      <w:pPr>
-        <w:pStyle w:val="Heading1"/>
-      </w:pPr>
-      <w:r>
-        <w:t>07. W3 Audit the limit</w:t>
-      </w:r>
-    </w:p>
-    <w:p>
-      <w:r>
-        <w:t>Audit the limit. Apply the supplied Failure budgets and service objectives facts and keep your reasoning.</w:t>
-      </w:r>
-    </w:p>
-    <w:p>
-      <w:pPr>
-        <w:spacing w:line="336" w:lineRule="auto" w:after="180"/>
-      </w:pPr>
-      <w:r>
-        <w:rPr>
-          <w:b w:val="0"/>
-        </w:rPr>
-        <w:t>A report omits this qualification: Meeting one interval objective does not establish every future interval or zero critical failures.</w:t>
-      </w:r>
-    </w:p>
-    <w:p>
-      <w:pPr>
-        <w:spacing w:line="336" w:lineRule="auto" w:after="180"/>
-      </w:pPr>
-      <w:r>
-        <w:rPr>
-          <w:b w:val="0"/>
-        </w:rPr>
-        <w:t>Explain how omitting it could change a reader's interpretation, and write an accurate replacement.</w:t>
-      </w:r>
-    </w:p>
-    <w:p>
-      <w:pPr>
-        <w:pStyle w:val="Heading3"/>
-      </w:pPr>
-      <w:r>
-        <w:t>My reasoning and evidence</w:t>
-      </w:r>
-    </w:p>
-    <w:p>
-      <w:r>
-        <w:t>________________________________________________________________</w:t>
-      </w:r>
-    </w:p>
-    <w:p>
-      <w:r>
-        <w:t>________________________________________________________________</w:t>
-      </w:r>
-    </w:p>
-    <w:p>
-      <w:r>
-        <w:t>________________________________________________________________</w:t>
-      </w:r>
-    </w:p>
-    <w:p>
-      <w:r>
-        <w:t>________________________________________________________________</w:t>
-      </w:r>
-    </w:p>
-    <w:p>
-      <w:r>
-        <w:t>________________________________________________________________</w:t>
-      </w:r>
-    </w:p>
-    <w:p>
-      <w:r>
-        <w:t>________________________________________________________________</w:t>
-      </w:r>
-    </w:p>
-    <w:p>
-      <w:pPr>
-        <w:pStyle w:val="Heading1"/>
-      </w:pPr>
-      <w:r>
-        <w:t>08. W4 Apply a new case independently</w:t>
-      </w:r>
-    </w:p>
-    <w:p>
-      <w:r>
-        <w:t>Attempt before feedback. If this repeats the selected independent case, reuse that first attempt; otherwise keep a separate record. Apply a new case independently. Apply the supplied Failure budgets and service objectives facts and keep your reasoning.</w:t>
-      </w:r>
-    </w:p>
-    <w:p>
-      <w:pPr>
-        <w:spacing w:line="336" w:lineRule="auto" w:after="180"/>
-      </w:pPr>
-      <w:r>
-        <w:rPr>
-          <w:b w:val="0"/>
-        </w:rPr>
-        <w:t xml:space="preserve">Objective 95% over 80 </w:t>
-      </w:r>
-      <w:r>
-        <w:rPr>
-          <w:b/>
-        </w:rPr>
-        <w:t>eligible request</w:t>
-      </w:r>
-      <w:r>
-        <w:rPr>
-          <w:b w:val="0"/>
-        </w:rPr>
-        <w:t>s. Five fail. Compute allowed failures and observed success.</w:t>
-      </w:r>
-    </w:p>
-    <w:p>
-      <w:pPr>
-        <w:pStyle w:val="Heading3"/>
-      </w:pPr>
-      <w:r>
-        <w:t>My reasoning and evidence</w:t>
-      </w:r>
-    </w:p>
-    <w:p>
-      <w:r>
-        <w:t>________________________________________________________________</w:t>
-      </w:r>
-    </w:p>
-    <w:p>
-      <w:r>
-        <w:t>________________________________________________________________</w:t>
-      </w:r>
-    </w:p>
-    <w:p>
-      <w:r>
-        <w:t>________________________________________________________________</w:t>
-      </w:r>
-    </w:p>
-    <w:p>
-      <w:r>
-        <w:t>________________________________________________________________</w:t>
-      </w:r>
-    </w:p>
-    <w:p>
-      <w:r>
-        <w:t>________________________________________________________________</w:t>
-      </w:r>
-    </w:p>
-    <w:p>
-      <w:r>
-        <w:t>________________________________________________________________</w:t>
-      </w:r>
-    </w:p>
-    <w:p>
-      <w:r>
-        <w:t>________________________________________________________________</w:t>
-      </w:r>
-    </w:p>
-    <w:p>
-      <w:r>
-        <w:t>________________________________________________________________</w:t>
-      </w:r>
-    </w:p>
-    <w:p>
-      <w:pPr>
-        <w:pStyle w:val="Heading1"/>
-      </w:pPr>
-      <w:r>
-        <w:t>09. W5 Design a revealing follow-up</w:t>
-      </w:r>
-    </w:p>
-    <w:p>
-      <w:r>
-        <w:t>Design a revealing follow-up. Apply the supplied Failure budgets and service objectives facts and keep your reasoning.</w:t>
-      </w:r>
-    </w:p>
-    <w:p>
-      <w:pPr>
-        <w:spacing w:line="336" w:lineRule="auto" w:after="180"/>
-      </w:pPr>
-      <w:r>
-        <w:rPr>
-          <w:b w:val="0"/>
-        </w:rPr>
-        <w:t>For the worked scenario, propose one additional case that could reveal a failure, describe its expected outcome before running it, and explain what would need to remain fixed for a fair comparison.</w:t>
-      </w:r>
-    </w:p>
-    <w:p>
-      <w:pPr>
-        <w:spacing w:line="336" w:lineRule="auto" w:after="180"/>
-      </w:pPr>
-      <w:r>
-        <w:rPr>
-          <w:b w:val="0"/>
-        </w:rPr>
-        <w:t>Do not reuse W4 as a new final test after receiving feedback.</w:t>
-      </w:r>
-    </w:p>
-    <w:p>
-      <w:pPr>
-        <w:pStyle w:val="Heading3"/>
-      </w:pPr>
-      <w:r>
-        <w:t>My reasoning and evidence</w:t>
-      </w:r>
-    </w:p>
-    <w:p>
-      <w:r>
-        <w:t>________________________________________________________________</w:t>
-      </w:r>
-    </w:p>
-    <w:p>
-      <w:r>
-        <w:t>________________________________________________________________</w:t>
-      </w:r>
-    </w:p>
-    <w:p>
-      <w:r>
-        <w:t>________________________________________________________________</w:t>
-      </w:r>
-    </w:p>
-    <w:p>
-      <w:r>
-        <w:t>________________________________________________________________</w:t>
-      </w:r>
-    </w:p>
-    <w:p>
-      <w:r>
-        <w:t>________________________________________________________________</w:t>
-      </w:r>
-    </w:p>
-    <w:p>
-      <w:r>
-        <w:t>________________________________________________________________</w:t>
-      </w:r>
-    </w:p>
-    <w:p>
-      <w:r>
-        <w:t>________________________________________________________________</w:t>
-      </w:r>
-    </w:p>
-    <w:p>
-      <w:pPr>
-        <w:pStyle w:val="Heading1"/>
-      </w:pPr>
-      <w:r>
-        <w:t>10. Project checkpoint and reflection</w:t>
-      </w:r>
-    </w:p>
-    <w:p>
-      <w:r>
-        <w:t>Connect Failure budgets and service objectives to Grounded Learning Service, identify a limit and choose the next useful test.</w:t>
-      </w:r>
-    </w:p>
-    <w:p>
-      <w:pPr>
-        <w:spacing w:line="336" w:lineRule="auto" w:after="180"/>
-      </w:pPr>
-      <w:r>
-        <w:rPr>
-          <w:b w:val="0"/>
-        </w:rPr>
-        <w:t xml:space="preserve">Add a labelled </w:t>
-      </w:r>
-      <w:r>
-        <w:rPr>
-          <w:b/>
-        </w:rPr>
-        <w:t>failure budget</w:t>
-      </w:r>
-      <w:r>
-        <w:rPr>
-          <w:b w:val="0"/>
-        </w:rPr>
-        <w:t xml:space="preserve">s and </w:t>
-      </w:r>
-      <w:r>
-        <w:rPr>
-          <w:b/>
-        </w:rPr>
-        <w:t>service objective</w:t>
-      </w:r>
-      <w:r>
-        <w:rPr>
-          <w:b w:val="0"/>
-        </w:rPr>
-        <w:t xml:space="preserve">s </w:t>
-      </w:r>
-      <w:r>
-        <w:rPr>
-          <w:b/>
-        </w:rPr>
-        <w:t>evidence</w:t>
-      </w:r>
-      <w:r>
-        <w:rPr>
-          <w:b w:val="0"/>
-        </w:rPr>
-        <w:t xml:space="preserve"> sheet to Grounded Learning Service. Show how you can explain the </w:t>
-      </w:r>
-      <w:r>
-        <w:rPr>
-          <w:b/>
-        </w:rPr>
-        <w:t>mechanism</w:t>
-      </w:r>
-      <w:r>
-        <w:rPr>
-          <w:b w:val="0"/>
-        </w:rPr>
-        <w:t xml:space="preserve"> and terminology of </w:t>
-      </w:r>
-      <w:r>
-        <w:rPr>
-          <w:b/>
-        </w:rPr>
-        <w:t>failure budget</w:t>
-      </w:r>
-      <w:r>
-        <w:rPr>
-          <w:b w:val="0"/>
-        </w:rPr>
-        <w:t xml:space="preserve">s and </w:t>
-      </w:r>
-      <w:r>
-        <w:rPr>
-          <w:b/>
-        </w:rPr>
-        <w:t>service objective</w:t>
-      </w:r>
-      <w:r>
-        <w:rPr>
-          <w:b w:val="0"/>
-        </w:rPr>
-        <w:t>s.</w:t>
-      </w:r>
-    </w:p>
-    <w:p>
-      <w:pPr>
-        <w:spacing w:line="336" w:lineRule="auto" w:after="180"/>
-      </w:pPr>
-      <w:r>
-        <w:rPr>
-          <w:b w:val="0"/>
-        </w:rPr>
-        <w:t xml:space="preserve">Use the supplied fictional case and keep its </w:t>
-      </w:r>
-      <w:r>
-        <w:rPr>
-          <w:b/>
-        </w:rPr>
-        <w:t>input</w:t>
-      </w:r>
-      <w:r>
-        <w:rPr>
-          <w:b w:val="0"/>
-        </w:rPr>
-        <w:t xml:space="preserve">s, intermediate steps, calculation or </w:t>
-      </w:r>
-      <w:r>
-        <w:rPr>
-          <w:b/>
-        </w:rPr>
-        <w:t>prediction</w:t>
-      </w:r>
-      <w:r>
-        <w:rPr>
-          <w:b w:val="0"/>
-        </w:rPr>
-        <w:t>, and limitation. Connect this record to last week’s record; a matching answer without a trace is insufficient.</w:t>
-      </w:r>
-    </w:p>
-    <w:p>
-      <w:pPr>
-        <w:pStyle w:val="Heading3"/>
-      </w:pPr>
-      <w:r>
-        <w:t>My project change, supporting evidence and remaining limit</w:t>
-      </w:r>
-    </w:p>
-    <w:p>
-      <w:r>
-        <w:t>________________________________________________________________</w:t>
-      </w:r>
-    </w:p>
-    <w:p>
-      <w:r>
-        <w:t>________________________________________________________________</w:t>
-      </w:r>
-    </w:p>
-    <w:p>
-      <w:r>
-        <w:t>________________________________________________________________</w:t>
-      </w:r>
-    </w:p>
-    <w:p>
-      <w:r>
-        <w:t>________________________________________________________________</w:t>
-      </w:r>
-    </w:p>
-    <w:p>
-      <w:r>
-        <w:t>________________________________________________________________</w:t>
-      </w:r>
-    </w:p>
-    <w:p>
-      <w:r>
-        <w:t>________________________________________________________________</w:t>
-      </w:r>
-    </w:p>
-    <w:p>
-      <w:pPr>
-        <w:pStyle w:val="Heading1"/>
-      </w:pPr>
-      <w:r>
-        <w:t>11. Feedback, return check and learning record</w:t>
-      </w:r>
-    </w:p>
-    <w:p>
-      <w:r>
-        <w:t>Record the first repaired step and a different case to revisit after a delay.</w:t>
+        <w:t>11. Feedback · Repair and return</w:t>
+      </w:r>
+    </w:p>
+    <w:p>
+      <w:r>
+        <w:t>Keep this task’s inputs,rule and response together.</w:t>
+      </w:r>
+    </w:p>
+    <w:p>
+      <w:pPr>
+        <w:pStyle w:val="Heading2"/>
+      </w:pPr>
+      <w:r>
+        <w:t>Complete task and evidence</w:t>
       </w:r>
     </w:p>
     <w:tbl>
@@ -1322,12 +840,9 @@
     </w:tbl>
     <w:p>
       <w:pPr>
-        <w:spacing w:line="336" w:lineRule="auto" w:after="180"/>
-      </w:pPr>
-      <w:r>
-        <w:rPr>
-          <w:b w:val="0"/>
-        </w:rPr>
+        <w:pStyle w:val="ListBullet"/>
+      </w:pPr>
+      <w:r>
         <w:t>Revisit this idea with your teacher after a delay. Familiarity is different from explaining and using it on a changed case.</w:t>
       </w:r>
     </w:p>
@@ -1336,45 +851,321 @@
         <w:pStyle w:val="Heading1"/>
       </w:pPr>
       <w:r>
-        <w:t>12. Pictorial case practice: Failure budgets and service objectives</w:t>
-      </w:r>
-    </w:p>
-    <w:p>
-      <w:r>
-        <w:t>A reliability allowance. A practice service requires at least 98 successes in each window of 100 eligible requests. Explain the labelled step before checking the changed condition.</w:t>
-      </w:r>
-    </w:p>
-    <w:p>
-      <w:pPr>
-        <w:spacing w:line="336" w:lineRule="auto" w:after="180"/>
-      </w:pPr>
-      <w:r>
-        <w:rPr>
-          <w:b w:val="0"/>
-        </w:rPr>
-        <w:t xml:space="preserve">A reliability allowance. A practice service requires at least 98 successes in each window of 100 </w:t>
-      </w:r>
-      <w:r>
-        <w:rPr>
-          <w:b/>
-        </w:rPr>
-        <w:t>eligible request</w:t>
-      </w:r>
-      <w:r>
-        <w:rPr>
-          <w:b w:val="0"/>
-        </w:rPr>
-        <w:t>s.</w:t>
-      </w:r>
-    </w:p>
-    <w:p>
-      <w:pPr>
-        <w:spacing w:line="336" w:lineRule="auto" w:after="180"/>
-      </w:pPr>
-      <w:r>
-        <w:rPr>
-          <w:b w:val="0"/>
-        </w:rPr>
+        <w:t>Reference bank and extra practice</w:t>
+      </w:r>
+    </w:p>
+    <w:p>
+      <w:pPr>
+        <w:pStyle w:val="Heading1"/>
+      </w:pPr>
+      <w:r>
+        <w:t>02. Reference · Supported W2 record</w:t>
+      </w:r>
+    </w:p>
+    <w:p>
+      <w:r>
+        <w:t>Keep this task’s inputs,rule and response together.</w:t>
+      </w:r>
+    </w:p>
+    <w:p>
+      <w:pPr>
+        <w:pStyle w:val="Heading2"/>
+      </w:pPr>
+      <w:r>
+        <w:t>Complete task and evidence</w:t>
+      </w:r>
+    </w:p>
+    <w:p>
+      <w:pPr>
+        <w:pStyle w:val="ListBullet"/>
+      </w:pPr>
+      <w:r>
+        <w:t>Use W2: Trace the worked case for Failure budgets and service objectives. Record the answer once; the lesson and workbook refer to the same attempt.</w:t>
+      </w:r>
+    </w:p>
+    <w:tbl>
+      <w:tblPr>
+        <w:tblStyle w:val="LightShading-Accent1"/>
+        <w:tblW w:type="auto" w:w="0"/>
+        <w:tblLook w:firstColumn="1" w:firstRow="1" w:lastColumn="0" w:lastRow="0" w:noHBand="0" w:noVBand="1" w:val="04A0"/>
+      </w:tblPr>
+      <w:tblGrid>
+        <w:gridCol w:w="2556"/>
+        <w:gridCol w:w="2556"/>
+        <w:gridCol w:w="2556"/>
+        <w:gridCol w:w="2556"/>
+      </w:tblGrid>
+      <w:tr>
+        <w:trPr>
+          <w:tblHeader/>
+        </w:trPr>
+        <w:tc>
+          <w:tcPr>
+            <w:tcW w:type="dxa" w:w="2556"/>
+          </w:tcPr>
+          <w:p>
+            <w:r>
+              <w:t>Given inputs</w:t>
+            </w:r>
+          </w:p>
+        </w:tc>
+        <w:tc>
+          <w:tcPr>
+            <w:tcW w:type="dxa" w:w="2556"/>
+          </w:tcPr>
+          <w:p>
+            <w:r>
+              <w:t>Procedure I chose</w:t>
+            </w:r>
+          </w:p>
+        </w:tc>
+        <w:tc>
+          <w:tcPr>
+            <w:tcW w:type="dxa" w:w="2556"/>
+          </w:tcPr>
+          <w:p>
+            <w:r>
+              <w:t>Middle steps</w:t>
+            </w:r>
+          </w:p>
+        </w:tc>
+        <w:tc>
+          <w:tcPr>
+            <w:tcW w:type="dxa" w:w="2556"/>
+          </w:tcPr>
+          <w:p>
+            <w:r>
+              <w:t>Result and check</w:t>
+            </w:r>
+          </w:p>
+        </w:tc>
+      </w:tr>
+      <w:tr>
+        <w:tc>
+          <w:tcPr>
+            <w:tcW w:type="dxa" w:w="2556"/>
+          </w:tcPr>
+          <w:p>
+            <w:r/>
+          </w:p>
+        </w:tc>
+        <w:tc>
+          <w:tcPr>
+            <w:tcW w:type="dxa" w:w="2556"/>
+          </w:tcPr>
+          <w:p>
+            <w:r/>
+          </w:p>
+        </w:tc>
+        <w:tc>
+          <w:tcPr>
+            <w:tcW w:type="dxa" w:w="2556"/>
+          </w:tcPr>
+          <w:p>
+            <w:r/>
+          </w:p>
+        </w:tc>
+        <w:tc>
+          <w:tcPr>
+            <w:tcW w:type="dxa" w:w="2556"/>
+          </w:tcPr>
+          <w:p>
+            <w:r/>
+          </w:p>
+        </w:tc>
+      </w:tr>
+    </w:tbl>
+    <w:p>
+      <w:pPr>
+        <w:pStyle w:val="Heading3"/>
+      </w:pPr>
+      <w:r>
+        <w:t>The step I completed without help, and the hint I needed</w:t>
+      </w:r>
+    </w:p>
+    <w:p>
+      <w:r>
+        <w:t>________________________________________________________________</w:t>
+      </w:r>
+    </w:p>
+    <w:p>
+      <w:r>
+        <w:t>________________________________________________________________</w:t>
+      </w:r>
+    </w:p>
+    <w:p>
+      <w:r>
+        <w:t>________________________________________________________________</w:t>
+      </w:r>
+    </w:p>
+    <w:p>
+      <w:pPr>
+        <w:pStyle w:val="Heading1"/>
+      </w:pPr>
+      <w:r>
+        <w:t>03. Extra practice · Individual reasoning check</w:t>
+      </w:r>
+    </w:p>
+    <w:p>
+      <w:r>
+        <w:t>Keep this task’s inputs,rule and response together.</w:t>
+      </w:r>
+    </w:p>
+    <w:p>
+      <w:pPr>
+        <w:pStyle w:val="Heading2"/>
+      </w:pPr>
+      <w:r>
+        <w:t>Complete task and evidence</w:t>
+      </w:r>
+    </w:p>
+    <w:p>
+      <w:pPr>
+        <w:pStyle w:val="ListBullet"/>
+      </w:pPr>
+      <w:r>
+        <w:t>Use the worked case for Failure budgets and service objectives. Proposed explanation: “The worked result establishes every future case”. Decide whether this explanation is supported. Point to the step or supplied fact that decides; explain your repair if needed.</w:t>
+      </w:r>
+    </w:p>
+    <w:p>
+      <w:pPr>
+        <w:pStyle w:val="Heading3"/>
+      </w:pPr>
+      <w:r>
+        <w:t>My explanation before partner discussion</w:t>
+      </w:r>
+    </w:p>
+    <w:p>
+      <w:r>
+        <w:t>________________________________________________________________</w:t>
+      </w:r>
+    </w:p>
+    <w:p>
+      <w:r>
+        <w:t>________________________________________________________________</w:t>
+      </w:r>
+    </w:p>
+    <w:p>
+      <w:r>
+        <w:t>________________________________________________________________</w:t>
+      </w:r>
+    </w:p>
+    <w:p>
+      <w:r>
+        <w:t>________________________________________________________________</w:t>
+      </w:r>
+    </w:p>
+    <w:p>
+      <w:pPr>
+        <w:pStyle w:val="Heading1"/>
+      </w:pPr>
+      <w:r>
+        <w:t>08. Reference · Earlier W4 response copy</w:t>
+      </w:r>
+    </w:p>
+    <w:p>
+      <w:r>
+        <w:t>Keep this task’s inputs,rule and response together.</w:t>
+      </w:r>
+    </w:p>
+    <w:p>
+      <w:pPr>
+        <w:pStyle w:val="Heading2"/>
+      </w:pPr>
+      <w:r>
+        <w:t>Complete task and evidence</w:t>
+      </w:r>
+    </w:p>
+    <w:p>
+      <w:pPr>
+        <w:pStyle w:val="ListBullet"/>
+      </w:pPr>
+      <w:r>
+        <w:t>Objective 95% over 80 eligible requests. Five fail. Compute allowed failures and observed success.</w:t>
+      </w:r>
+    </w:p>
+    <w:p>
+      <w:pPr>
+        <w:pStyle w:val="Heading3"/>
+      </w:pPr>
+      <w:r>
+        <w:t>My reasoning and evidence</w:t>
+      </w:r>
+    </w:p>
+    <w:p>
+      <w:r>
+        <w:t>________________________________________________________________</w:t>
+      </w:r>
+    </w:p>
+    <w:p>
+      <w:r>
+        <w:t>________________________________________________________________</w:t>
+      </w:r>
+    </w:p>
+    <w:p>
+      <w:r>
+        <w:t>________________________________________________________________</w:t>
+      </w:r>
+    </w:p>
+    <w:p>
+      <w:r>
+        <w:t>________________________________________________________________</w:t>
+      </w:r>
+    </w:p>
+    <w:p>
+      <w:r>
+        <w:t>________________________________________________________________</w:t>
+      </w:r>
+    </w:p>
+    <w:p>
+      <w:r>
+        <w:t>________________________________________________________________</w:t>
+      </w:r>
+    </w:p>
+    <w:p>
+      <w:r>
+        <w:t>________________________________________________________________</w:t>
+      </w:r>
+    </w:p>
+    <w:p>
+      <w:r>
+        <w:t>________________________________________________________________</w:t>
+      </w:r>
+    </w:p>
+    <w:p>
+      <w:pPr>
+        <w:pStyle w:val="Heading1"/>
+      </w:pPr>
+      <w:r>
+        <w:t>12. Extra practice · Pictured case</w:t>
+      </w:r>
+    </w:p>
+    <w:p>
+      <w:r>
+        <w:t>Keep this task’s inputs,rule and response together.</w:t>
+      </w:r>
+    </w:p>
+    <w:p>
+      <w:pPr>
+        <w:pStyle w:val="Heading2"/>
+      </w:pPr>
+      <w:r>
+        <w:t>Complete task and evidence</w:t>
+      </w:r>
+    </w:p>
+    <w:p>
+      <w:pPr>
+        <w:pStyle w:val="ListBullet"/>
+      </w:pPr>
+      <w:r>
+        <w:t>A reliability allowance. A practice service requires at least 98 successes in each window of 100 eligible requests.</w:t>
+      </w:r>
+    </w:p>
+    <w:p>
+      <w:pPr>
+        <w:pStyle w:val="ListBullet"/>
+      </w:pPr>
+      <w:r>
         <w:t>Current window has 97 successes and 3 failures. Success includes a correct refusal within the agreed time limit.</w:t>
       </w:r>
     </w:p>
@@ -1452,13 +1243,9 @@
     </w:p>
     <w:p>
       <w:pPr>
-        <w:spacing w:line="336" w:lineRule="auto" w:after="180"/>
-        <w:shd w:fill="F5F1FB"/>
-      </w:pPr>
-      <w:r>
-        <w:rPr>
-          <w:b w:val="0"/>
-        </w:rPr>
+        <w:pStyle w:val="ListBullet"/>
+      </w:pPr>
+      <w:r>
         <w:t>Calculate the maximum allowed failures among 100 requests. Does 97 successes and 3 failures meet the target, and what changes after one failure becomes a success?</w:t>
       </w:r>
     </w:p>
@@ -1502,57 +1289,18 @@
     </w:p>
     <w:p>
       <w:pPr>
-        <w:pStyle w:val="Heading3"/>
-      </w:pPr>
-      <w:r>
-        <w:t>Record the help used</w:t>
-      </w:r>
-    </w:p>
-    <w:p>
-      <w:pPr>
-        <w:spacing w:line="336" w:lineRule="auto" w:after="180"/>
-        <w:shd w:fill="F1F6F8"/>
-      </w:pPr>
-      <w:r>
-        <w:rPr>
-          <w:b w:val="0"/>
-        </w:rPr>
-        <w:t xml:space="preserve">Support used: alone / hint / worked example. This record is practice </w:t>
-      </w:r>
-      <w:r>
-        <w:rPr>
-          <w:b/>
-        </w:rPr>
-        <w:t>evidence</w:t>
-      </w:r>
-      <w:r>
-        <w:rPr>
-          <w:b w:val="0"/>
-        </w:rPr>
-        <w:t>.</w:t>
-      </w:r>
-    </w:p>
-    <w:p>
-      <w:pPr>
-        <w:spacing w:line="336" w:lineRule="auto" w:after="180"/>
-      </w:pPr>
-      <w:r>
-        <w:rPr>
-          <w:b w:val="0"/>
-        </w:rPr>
-        <w:t xml:space="preserve">Project connection: For the Grounded Learning Service, retain an annotated trace and the changed-case result. Name the contract or </w:t>
-      </w:r>
-      <w:r>
-        <w:rPr>
-          <w:b/>
-        </w:rPr>
-        <w:t>evidence</w:t>
-      </w:r>
-      <w:r>
-        <w:rPr>
-          <w:b w:val="0"/>
-        </w:rPr>
-        <w:t xml:space="preserve"> that makes the deciding step valid, so another team can review it.</w:t>
+        <w:pStyle w:val="ListBullet"/>
+      </w:pPr>
+      <w:r>
+        <w:t>Support used: alone / hint / worked example. This record is practice evidence.</w:t>
+      </w:r>
+    </w:p>
+    <w:p>
+      <w:pPr>
+        <w:pStyle w:val="ListBullet"/>
+      </w:pPr>
+      <w:r>
+        <w:t>Project connection: For the Grounded Learning Service, retain an annotated trace and the changed-case result. Name the contract or evidence that makes the deciding step valid, so another team can review it.</w:t>
       </w:r>
     </w:p>
     <w:p>
@@ -1560,81 +1308,44 @@
         <w:pStyle w:val="Heading1"/>
       </w:pPr>
       <w:r>
-        <w:t>13. Project portfolio milestone</w:t>
-      </w:r>
-    </w:p>
-    <w:p>
-      <w:r>
-        <w:t>Keep this week’s input, deciding step, result and limit together in the Grounded Learning Service record.</w:t>
-      </w:r>
-    </w:p>
-    <w:p>
-      <w:pPr>
-        <w:spacing w:line="336" w:lineRule="auto" w:after="180"/>
-      </w:pPr>
-      <w:r>
-        <w:rPr>
-          <w:b w:val="0"/>
-        </w:rPr>
+        <w:t>13. Reference · Project milestone</w:t>
+      </w:r>
+    </w:p>
+    <w:p>
+      <w:r>
+        <w:t>Keep this task’s inputs,rule and response together.</w:t>
+      </w:r>
+    </w:p>
+    <w:p>
+      <w:pPr>
+        <w:pStyle w:val="Heading2"/>
+      </w:pPr>
+      <w:r>
+        <w:t>Complete task and evidence</w:t>
+      </w:r>
+    </w:p>
+    <w:p>
+      <w:pPr>
+        <w:pStyle w:val="ListBullet"/>
+      </w:pPr>
+      <w:r>
         <w:t>Project: Grounded Learning Service</w:t>
       </w:r>
     </w:p>
     <w:p>
       <w:pPr>
-        <w:spacing w:line="336" w:lineRule="auto" w:after="180"/>
-      </w:pPr>
-      <w:r>
-        <w:rPr>
-          <w:b w:val="0"/>
-        </w:rPr>
-        <w:t xml:space="preserve">Current milestone: Make a transparent first version. Keep a trace of how one </w:t>
-      </w:r>
-      <w:r>
-        <w:rPr>
-          <w:b/>
-        </w:rPr>
-        <w:t>input</w:t>
-      </w:r>
-      <w:r>
-        <w:rPr>
-          <w:b w:val="0"/>
-        </w:rPr>
-        <w:t xml:space="preserve"> becomes an </w:t>
-      </w:r>
-      <w:r>
-        <w:rPr>
-          <w:b/>
-        </w:rPr>
-        <w:t>output</w:t>
-      </w:r>
-      <w:r>
-        <w:rPr>
-          <w:b w:val="0"/>
-        </w:rPr>
-        <w:t>; explain the rule or learned component.</w:t>
-      </w:r>
-    </w:p>
-    <w:p>
-      <w:pPr>
-        <w:spacing w:line="336" w:lineRule="auto" w:after="180"/>
-      </w:pPr>
-      <w:r>
-        <w:rPr>
-          <w:b w:val="0"/>
-        </w:rPr>
-        <w:t xml:space="preserve">For the Grounded Learning Service, retain an annotated trace and the changed-case result. Name the contract or </w:t>
-      </w:r>
-      <w:r>
-        <w:rPr>
-          <w:b/>
-        </w:rPr>
-        <w:t>evidence</w:t>
-      </w:r>
-      <w:r>
-        <w:rPr>
-          <w:b w:val="0"/>
-        </w:rPr>
-        <w:t xml:space="preserve"> that makes the deciding step valid, so another team can review it.</w:t>
+        <w:pStyle w:val="ListBullet"/>
+      </w:pPr>
+      <w:r>
+        <w:t>Current milestone: Make a transparent first version. Keep a trace of how one input becomes an output; explain the rule or learned component.</w:t>
+      </w:r>
+    </w:p>
+    <w:p>
+      <w:pPr>
+        <w:pStyle w:val="ListBullet"/>
+      </w:pPr>
+      <w:r>
+        <w:t>For the Grounded Learning Service, retain an annotated trace and the changed-case result. Name the contract or evidence that makes the deciding step valid, so another team can review it.</w:t>
       </w:r>
     </w:p>
     <w:tbl>
@@ -1791,12 +1502,432 @@
         <w:pStyle w:val="Heading1"/>
       </w:pPr>
       <w:r>
-        <w:t>14. Supported practice and learning evidence</w:t>
-      </w:r>
-    </w:p>
-    <w:p>
-      <w:r>
-        <w:t>Try the supported questions before comparing with hints and feedback. Record what you repaired and the evidence you retained.</w:t>
+        <w:t>14. Extra practice · Predict,check and repair</w:t>
+      </w:r>
+    </w:p>
+    <w:p>
+      <w:r>
+        <w:t>Keep supported feedback separate from the independent case.</w:t>
+      </w:r>
+    </w:p>
+    <w:p>
+      <w:pPr>
+        <w:pStyle w:val="Heading2"/>
+      </w:pPr>
+      <w:r>
+        <w:t>First supported question and optional hint</w:t>
+      </w:r>
+    </w:p>
+    <w:p>
+      <w:pPr>
+        <w:pStyle w:val="ListBullet"/>
+      </w:pPr>
+      <w:r>
+        <w:t>A reliability allowance. A practice service requires at least 98 successes in each window of 100 eligible requests.</w:t>
+      </w:r>
+    </w:p>
+    <w:p>
+      <w:pPr>
+        <w:pStyle w:val="Heading3"/>
+      </w:pPr>
+      <w:r>
+        <w:t>Practice 1: explain the deciding evidence</w:t>
+      </w:r>
+    </w:p>
+    <w:p>
+      <w:pPr>
+        <w:pStyle w:val="ListBullet"/>
+      </w:pPr>
+      <w:r>
+        <w:t>Which labelled step matches this detail? Three failures misses the target by one request.</w:t>
+      </w:r>
+    </w:p>
+    <w:p>
+      <w:pPr>
+        <w:pStyle w:val="ListBullet"/>
+      </w:pPr>
+      <w:r>
+        <w:t>1. Define success</w:t>
+      </w:r>
+    </w:p>
+    <w:p>
+      <w:pPr>
+        <w:pStyle w:val="ListBullet"/>
+      </w:pPr>
+      <w:r>
+        <w:t>2. Compute allowance</w:t>
+      </w:r>
+    </w:p>
+    <w:p>
+      <w:pPr>
+        <w:pStyle w:val="ListBullet"/>
+      </w:pPr>
+      <w:r>
+        <w:t>3. Compare record</w:t>
+      </w:r>
+    </w:p>
+    <w:p>
+      <w:pPr>
+        <w:pStyle w:val="Heading3"/>
+      </w:pPr>
+      <w:r>
+        <w:t>My selected conclusion, deciding fact and explanation</w:t>
+      </w:r>
+    </w:p>
+    <w:p>
+      <w:r>
+        <w:t>________________________________________________________________</w:t>
+      </w:r>
+    </w:p>
+    <w:p>
+      <w:r>
+        <w:t>________________________________________________________________</w:t>
+      </w:r>
+    </w:p>
+    <w:p>
+      <w:r>
+        <w:t>________________________________________________________________</w:t>
+      </w:r>
+    </w:p>
+    <w:p>
+      <w:r>
+        <w:t>________________________________________________________________</w:t>
+      </w:r>
+    </w:p>
+    <w:p>
+      <w:r>
+        <w:t>________________________________________________________________</w:t>
+      </w:r>
+    </w:p>
+    <w:p>
+      <w:pPr>
+        <w:pStyle w:val="ListBullet"/>
+      </w:pPr>
+      <w:r>
+        <w:t>Hint if needed: Read the steps in the pictorial case. Match the supplied detail to the stage that performs or records it.</w:t>
+      </w:r>
+    </w:p>
+    <w:p>
+      <w:pPr>
+        <w:pStyle w:val="Heading2"/>
+      </w:pPr>
+      <w:r>
+        <w:t>Check after the first attempt · reference / check after trying</w:t>
+      </w:r>
+    </w:p>
+    <w:p>
+      <w:pPr>
+        <w:spacing w:line="336" w:lineRule="auto" w:after="180"/>
+      </w:pPr>
+      <w:r>
+        <w:rPr>
+          <w:b w:val="0"/>
+        </w:rPr>
+        <w:t>After your attempt, compare with the supported explanation: Compare record Three failures misses the target by one request. An objective needs a measurement window, denominator and success definition.</w:t>
+      </w:r>
+    </w:p>
+    <w:p>
+      <w:pPr>
+        <w:spacing w:line="336" w:lineRule="auto" w:after="180"/>
+      </w:pPr>
+      <w:r>
+        <w:rPr>
+          <w:b w:val="0"/>
+        </w:rPr>
+        <w:t>An honest refusal can be success under an agreed contract.</w:t>
+      </w:r>
+    </w:p>
+    <w:p>
+      <w:pPr>
+        <w:pStyle w:val="Heading2"/>
+      </w:pPr>
+      <w:r>
+        <w:t>Changed-case question and optional hint</w:t>
+      </w:r>
+    </w:p>
+    <w:p>
+      <w:pPr>
+        <w:pStyle w:val="Heading3"/>
+      </w:pPr>
+      <w:r>
+        <w:t>Practice 2: explain the deciding evidence</w:t>
+      </w:r>
+    </w:p>
+    <w:p>
+      <w:pPr>
+        <w:pStyle w:val="ListBullet"/>
+      </w:pPr>
+      <w:r>
+        <w:t>Changed-case practice: Counterfactual: change one failed outcome to a success in a separate copy of this 100-request window. Which conclusion is supported by the supplied facts?</w:t>
+      </w:r>
+    </w:p>
+    <w:p>
+      <w:pPr>
+        <w:pStyle w:val="ListBullet"/>
+      </w:pPr>
+      <w:r>
+        <w:t>1. This one example guarantees correct results for every future input.</w:t>
+      </w:r>
+    </w:p>
+    <w:p>
+      <w:pPr>
+        <w:pStyle w:val="ListBullet"/>
+      </w:pPr>
+      <w:r>
+        <w:t>2. 98 successes and 2 failures meet the stated window target.</w:t>
+      </w:r>
+    </w:p>
+    <w:p>
+      <w:pPr>
+        <w:pStyle w:val="ListBullet"/>
+      </w:pPr>
+      <w:r>
+        <w:t>3. We can decide the result without examining the changed input or the procedure.</w:t>
+      </w:r>
+    </w:p>
+    <w:p>
+      <w:pPr>
+        <w:pStyle w:val="Heading3"/>
+      </w:pPr>
+      <w:r>
+        <w:t>My selected conclusion, deciding fact and explanation</w:t>
+      </w:r>
+    </w:p>
+    <w:p>
+      <w:r>
+        <w:t>________________________________________________________________</w:t>
+      </w:r>
+    </w:p>
+    <w:p>
+      <w:r>
+        <w:t>________________________________________________________________</w:t>
+      </w:r>
+    </w:p>
+    <w:p>
+      <w:r>
+        <w:t>________________________________________________________________</w:t>
+      </w:r>
+    </w:p>
+    <w:p>
+      <w:r>
+        <w:t>________________________________________________________________</w:t>
+      </w:r>
+    </w:p>
+    <w:p>
+      <w:r>
+        <w:t>________________________________________________________________</w:t>
+      </w:r>
+    </w:p>
+    <w:p>
+      <w:pPr>
+        <w:pStyle w:val="ListBullet"/>
+      </w:pPr>
+      <w:r>
+        <w:t>Hint if needed: Use the changed condition and the deciding step in the pictorial trace. The answer must say what follows from those facts.</w:t>
+      </w:r>
+    </w:p>
+    <w:p>
+      <w:pPr>
+        <w:pStyle w:val="Heading2"/>
+      </w:pPr>
+      <w:r>
+        <w:t>Check after the changed attempt · reference / check after trying</w:t>
+      </w:r>
+    </w:p>
+    <w:p>
+      <w:pPr>
+        <w:spacing w:line="336" w:lineRule="auto" w:after="180"/>
+      </w:pPr>
+      <w:r>
+        <w:rPr>
+          <w:b w:val="0"/>
+        </w:rPr>
+        <w:t>After your attempt, compare with the supported explanation: 98 successes and 2 failures meet the stated window target. The counterfactual copy changes one outcome while its denominator stays 100; preserve the original 97-success/3-failure window.</w:t>
+      </w:r>
+    </w:p>
+    <w:p>
+      <w:pPr>
+        <w:pStyle w:val="Heading2"/>
+      </w:pPr>
+      <w:r>
+        <w:t>Repair and retain the record</w:t>
+      </w:r>
+    </w:p>
+    <w:p>
+      <w:pPr>
+        <w:spacing w:line="336" w:lineRule="auto" w:after="180"/>
+      </w:pPr>
+      <w:r>
+        <w:rPr>
+          <w:b w:val="0"/>
+        </w:rPr>
+        <w:t xml:space="preserve">Review Evaluation pipelines (ai-6/10). Goal: Explain the </w:t>
+      </w:r>
+      <w:r>
+        <w:rPr>
+          <w:b/>
+        </w:rPr>
+        <w:t>mechanism</w:t>
+      </w:r>
+      <w:r>
+        <w:rPr>
+          <w:b w:val="0"/>
+        </w:rPr>
+        <w:t xml:space="preserve"> and terminology of evaluation pipelines. Short practice: Calculate A’s and B’s correct rates on all four cases.</w:t>
+      </w:r>
+    </w:p>
+    <w:p>
+      <w:pPr>
+        <w:spacing w:line="336" w:lineRule="auto" w:after="180"/>
+      </w:pPr>
+      <w:r>
+        <w:rPr>
+          <w:b w:val="0"/>
+        </w:rPr>
+        <w:t>Identify their shared failure and explain why removing that case after scoring changes the honesty of the comparison.. Return to this week and explain what you changed.</w:t>
+      </w:r>
+    </w:p>
+    <w:p>
+      <w:pPr>
+        <w:spacing w:line="336" w:lineRule="auto" w:after="180"/>
+      </w:pPr>
+      <w:r>
+        <w:rPr>
+          <w:b w:val="0"/>
+        </w:rPr>
+        <w:t xml:space="preserve">Review Testing model-dependent behaviour (ai-6/8). Goal: Explain the </w:t>
+      </w:r>
+      <w:r>
+        <w:rPr>
+          <w:b/>
+        </w:rPr>
+        <w:t>mechanism</w:t>
+      </w:r>
+      <w:r>
+        <w:rPr>
+          <w:b w:val="0"/>
+        </w:rPr>
+        <w:t xml:space="preserve"> and terminology of testing model-dependent behaviour.</w:t>
+      </w:r>
+    </w:p>
+    <w:p>
+      <w:pPr>
+        <w:spacing w:line="336" w:lineRule="auto" w:after="180"/>
+      </w:pPr>
+      <w:r>
+        <w:rPr>
+          <w:b w:val="0"/>
+        </w:rPr>
+        <w:t>Short practice: Score "Friday in room B" and "Friday in room D" against both mandatory criteria. Would a correct 25-word response pass, and why?. Return to this week and explain what you changed.</w:t>
+      </w:r>
+    </w:p>
+    <w:p>
+      <w:pPr>
+        <w:spacing w:line="336" w:lineRule="auto" w:after="180"/>
+      </w:pPr>
+      <w:r>
+        <w:rPr>
+          <w:b w:val="0"/>
+        </w:rPr>
+        <w:t xml:space="preserve">Review Authentication and authorisation (ai-6/5). Goal: Explain the </w:t>
+      </w:r>
+      <w:r>
+        <w:rPr>
+          <w:b/>
+        </w:rPr>
+        <w:t>mechanism</w:t>
+      </w:r>
+      <w:r>
+        <w:rPr>
+          <w:b w:val="0"/>
+        </w:rPr>
+        <w:t xml:space="preserve"> and terminology of authentication and authorisation. Short practice: Explain why Jo’s valid volunteer login does not permit editing C.</w:t>
+      </w:r>
+    </w:p>
+    <w:p>
+      <w:pPr>
+        <w:spacing w:line="336" w:lineRule="auto" w:after="180"/>
+      </w:pPr>
+      <w:r>
+        <w:rPr>
+          <w:b w:val="0"/>
+        </w:rPr>
+        <w:t>Which trusted role change allows the action, and why is a role written in the request insufficient?. Return to this week and explain what you changed.</w:t>
+      </w:r>
+    </w:p>
+    <w:p>
+      <w:pPr>
+        <w:spacing w:line="336" w:lineRule="auto" w:after="180"/>
+      </w:pPr>
+      <w:r>
+        <w:rPr>
+          <w:b w:val="0"/>
+        </w:rPr>
+        <w:t xml:space="preserve">Use Download completed work in the hosted lesson to export your answers, reflections, practice feedback and code-run </w:t>
+      </w:r>
+      <w:r>
+        <w:rPr>
+          <w:b/>
+        </w:rPr>
+        <w:t>evidence</w:t>
+      </w:r>
+      <w:r>
+        <w:rPr>
+          <w:b w:val="0"/>
+        </w:rPr>
+        <w:t>. Open the HTML copy to read or print it.</w:t>
+      </w:r>
+    </w:p>
+    <w:p>
+      <w:pPr>
+        <w:spacing w:line="336" w:lineRule="auto" w:after="180"/>
+      </w:pPr>
+      <w:r>
+        <w:rPr>
+          <w:b w:val="0"/>
+        </w:rPr>
+        <w:t>Drafts stay in this browser when storage is available; clear drafts on a shared device.</w:t>
+      </w:r>
+    </w:p>
+    <w:p>
+      <w:pPr>
+        <w:pStyle w:val="Heading3"/>
+      </w:pPr>
+      <w:r>
+        <w:t>What I repaired, the evidence I kept and the next test</w:t>
+      </w:r>
+    </w:p>
+    <w:p>
+      <w:r>
+        <w:t>________________________________________________________________</w:t>
+      </w:r>
+    </w:p>
+    <w:p>
+      <w:r>
+        <w:t>________________________________________________________________</w:t>
+      </w:r>
+    </w:p>
+    <w:p>
+      <w:r>
+        <w:t>________________________________________________________________</w:t>
+      </w:r>
+    </w:p>
+    <w:p>
+      <w:r>
+        <w:t>________________________________________________________________</w:t>
+      </w:r>
+    </w:p>
+    <w:p>
+      <w:r>
+        <w:t>________________________________________________________________</w:t>
+      </w:r>
+    </w:p>
+    <w:p>
+      <w:pPr>
+        <w:pStyle w:val="Heading2"/>
+      </w:pPr>
+      <w:r>
+        <w:t>Earlier wording, alternatives and picture transcripts · reference / check after trying</w:t>
       </w:r>
     </w:p>
     <w:p>
@@ -1812,80 +1943,10 @@
     </w:p>
     <w:p>
       <w:pPr>
-        <w:spacing w:line="336" w:lineRule="auto" w:after="180"/>
-      </w:pPr>
-      <w:r>
-        <w:rPr>
-          <w:b w:val="0"/>
-        </w:rPr>
-        <w:t xml:space="preserve">A reliability allowance. A practice service requires at least 98 successes in each window of 100 </w:t>
-      </w:r>
-      <w:r>
-        <w:rPr>
-          <w:b/>
-        </w:rPr>
-        <w:t>eligible request</w:t>
-      </w:r>
-      <w:r>
-        <w:rPr>
-          <w:b w:val="0"/>
-        </w:rPr>
-        <w:t>s.</w:t>
-      </w:r>
-    </w:p>
-    <w:p>
-      <w:pPr>
         <w:pStyle w:val="Heading3"/>
       </w:pPr>
       <w:r>
-        <w:t>Practice 1: explain the deciding evidence</w:t>
-      </w:r>
-    </w:p>
-    <w:p>
-      <w:pPr>
-        <w:spacing w:line="336" w:lineRule="auto" w:after="180"/>
-      </w:pPr>
-      <w:r>
-        <w:rPr>
-          <w:b w:val="0"/>
-        </w:rPr>
-        <w:t>Which labelled step matches this detail? Three failures misses the target by one request.</w:t>
-      </w:r>
-    </w:p>
-    <w:p>
-      <w:pPr>
-        <w:spacing w:line="336" w:lineRule="auto" w:after="180"/>
-        <w:shd w:fill="F4F9FC"/>
-      </w:pPr>
-      <w:r>
-        <w:rPr>
-          <w:b w:val="0"/>
-        </w:rPr>
-        <w:t>1. Define success</w:t>
-      </w:r>
-    </w:p>
-    <w:p>
-      <w:pPr>
-        <w:spacing w:line="336" w:lineRule="auto" w:after="180"/>
-        <w:shd w:fill="F4F9FC"/>
-      </w:pPr>
-      <w:r>
-        <w:rPr>
-          <w:b w:val="0"/>
-        </w:rPr>
-        <w:t>2. Compute allowance</w:t>
-      </w:r>
-    </w:p>
-    <w:p>
-      <w:pPr>
-        <w:spacing w:line="336" w:lineRule="auto" w:after="180"/>
-        <w:shd w:fill="F4F9FC"/>
-      </w:pPr>
-      <w:r>
-        <w:rPr>
-          <w:b w:val="0"/>
-        </w:rPr>
-        <w:t>3. Compare record</w:t>
+        <w:t>Repair a missing building block</w:t>
       </w:r>
     </w:p>
     <w:p>
@@ -1893,448 +1954,25 @@
         <w:pStyle w:val="Heading3"/>
       </w:pPr>
       <w:r>
-        <w:t>My selected conclusion, deciding fact and explanation</w:t>
-      </w:r>
-    </w:p>
-    <w:p>
-      <w:r>
-        <w:t>________________________________________________________________</w:t>
-      </w:r>
-    </w:p>
-    <w:p>
-      <w:r>
-        <w:t>________________________________________________________________</w:t>
-      </w:r>
-    </w:p>
-    <w:p>
-      <w:r>
-        <w:t>________________________________________________________________</w:t>
-      </w:r>
-    </w:p>
-    <w:p>
-      <w:r>
-        <w:t>________________________________________________________________</w:t>
-      </w:r>
-    </w:p>
-    <w:p>
-      <w:r>
-        <w:t>________________________________________________________________</w:t>
-      </w:r>
-    </w:p>
-    <w:p>
-      <w:pPr>
-        <w:pStyle w:val="Heading3"/>
-      </w:pPr>
-      <w:r>
-        <w:t>Hint · try first</w:t>
-      </w:r>
-    </w:p>
-    <w:p>
-      <w:pPr>
-        <w:spacing w:line="336" w:lineRule="auto" w:after="180"/>
-        <w:shd w:fill="F1F6F8"/>
-      </w:pPr>
-      <w:r>
-        <w:rPr>
-          <w:b w:val="0"/>
-        </w:rPr>
-        <w:t>Hint if needed: Read the steps in the pictorial case. Match the supplied detail to the stage that performs or records it.</w:t>
-      </w:r>
-    </w:p>
-    <w:p>
-      <w:pPr>
-        <w:pStyle w:val="Heading3"/>
-      </w:pPr>
-      <w:r>
-        <w:t>Feedback · compare after trying</w:t>
-      </w:r>
-    </w:p>
-    <w:p>
-      <w:pPr>
-        <w:spacing w:line="336" w:lineRule="auto" w:after="180"/>
-        <w:shd w:fill="F1F6FC"/>
-      </w:pPr>
-      <w:r>
-        <w:rPr>
-          <w:b w:val="0"/>
-        </w:rPr>
-        <w:t>After your attempt, compare with the supported explanation: Compare record Three failures misses the target by one request. An objective needs a measurement window, denominator and success definition.</w:t>
-      </w:r>
-    </w:p>
-    <w:p>
-      <w:pPr>
-        <w:spacing w:line="336" w:lineRule="auto" w:after="180"/>
-        <w:shd w:fill="F1F6FC"/>
-      </w:pPr>
-      <w:r>
-        <w:rPr>
-          <w:b w:val="0"/>
-        </w:rPr>
-        <w:t>An honest refusal can be success under an agreed contract.</w:t>
-      </w:r>
-    </w:p>
-    <w:p>
-      <w:pPr>
-        <w:pStyle w:val="Heading3"/>
-      </w:pPr>
-      <w:r>
-        <w:t>Practice 2: explain the deciding evidence</w:t>
-      </w:r>
-    </w:p>
-    <w:p>
-      <w:pPr>
-        <w:pStyle w:val="Heading3"/>
-      </w:pPr>
-      <w:r>
-        <w:t>Changed case · predict first</w:t>
-      </w:r>
-    </w:p>
-    <w:p>
-      <w:pPr>
-        <w:spacing w:line="336" w:lineRule="auto" w:after="180"/>
-        <w:shd w:fill="F5F1FB"/>
-      </w:pPr>
-      <w:r>
-        <w:rPr>
-          <w:b w:val="0"/>
-        </w:rPr>
-        <w:t>Changed-case practice: Repair one failed request into a success in this window. Which conclusion is supported by the supplied facts?</w:t>
-      </w:r>
-    </w:p>
-    <w:p>
-      <w:pPr>
-        <w:spacing w:line="336" w:lineRule="auto" w:after="180"/>
-        <w:shd w:fill="F4F9FC"/>
-      </w:pPr>
-      <w:r>
-        <w:rPr>
-          <w:b w:val="0"/>
-        </w:rPr>
-        <w:t xml:space="preserve">1. This one example guarantees correct results for every future </w:t>
-      </w:r>
-      <w:r>
-        <w:rPr>
-          <w:b/>
-        </w:rPr>
-        <w:t>input</w:t>
-      </w:r>
-      <w:r>
-        <w:rPr>
-          <w:b w:val="0"/>
-        </w:rPr>
-        <w:t>.</w:t>
-      </w:r>
-    </w:p>
-    <w:p>
-      <w:pPr>
-        <w:spacing w:line="336" w:lineRule="auto" w:after="180"/>
-        <w:shd w:fill="F4F9FC"/>
-      </w:pPr>
-      <w:r>
-        <w:rPr>
-          <w:b w:val="0"/>
-        </w:rPr>
-        <w:t>2. 98 successes and 2 failures meet the stated window target.</w:t>
-      </w:r>
-    </w:p>
-    <w:p>
-      <w:pPr>
-        <w:spacing w:line="336" w:lineRule="auto" w:after="180"/>
-        <w:shd w:fill="F4F9FC"/>
-      </w:pPr>
-      <w:r>
-        <w:rPr>
-          <w:b w:val="0"/>
-        </w:rPr>
-        <w:t xml:space="preserve">3. We can decide the result without examining the changed </w:t>
-      </w:r>
-      <w:r>
-        <w:rPr>
-          <w:b/>
-        </w:rPr>
-        <w:t>input</w:t>
-      </w:r>
-      <w:r>
-        <w:rPr>
-          <w:b w:val="0"/>
-        </w:rPr>
-        <w:t xml:space="preserve"> or the procedure.</w:t>
-      </w:r>
-    </w:p>
-    <w:p>
-      <w:pPr>
-        <w:pStyle w:val="Heading3"/>
-      </w:pPr>
-      <w:r>
-        <w:t>My selected conclusion, deciding fact and explanation</w:t>
-      </w:r>
-    </w:p>
-    <w:p>
-      <w:r>
-        <w:t>________________________________________________________________</w:t>
-      </w:r>
-    </w:p>
-    <w:p>
-      <w:r>
-        <w:t>________________________________________________________________</w:t>
-      </w:r>
-    </w:p>
-    <w:p>
-      <w:r>
-        <w:t>________________________________________________________________</w:t>
-      </w:r>
-    </w:p>
-    <w:p>
-      <w:r>
-        <w:t>________________________________________________________________</w:t>
-      </w:r>
-    </w:p>
-    <w:p>
-      <w:r>
-        <w:t>________________________________________________________________</w:t>
-      </w:r>
-    </w:p>
-    <w:p>
-      <w:pPr>
-        <w:pStyle w:val="Heading3"/>
-      </w:pPr>
-      <w:r>
-        <w:t>Hint · try first</w:t>
-      </w:r>
-    </w:p>
-    <w:p>
-      <w:pPr>
-        <w:spacing w:line="336" w:lineRule="auto" w:after="180"/>
-        <w:shd w:fill="F1F6F8"/>
-      </w:pPr>
-      <w:r>
-        <w:rPr>
-          <w:b w:val="0"/>
-        </w:rPr>
-        <w:t>Hint if needed: Use the changed condition and the deciding step in the pictorial trace. The answer must say what follows from those facts.</w:t>
-      </w:r>
-    </w:p>
-    <w:p>
-      <w:pPr>
-        <w:pStyle w:val="Heading3"/>
-      </w:pPr>
-      <w:r>
-        <w:t>Feedback · compare after trying</w:t>
-      </w:r>
-    </w:p>
-    <w:p>
-      <w:pPr>
-        <w:spacing w:line="336" w:lineRule="auto" w:after="180"/>
-        <w:shd w:fill="F1F6FC"/>
-      </w:pPr>
-      <w:r>
-        <w:rPr>
-          <w:b w:val="0"/>
-        </w:rPr>
-        <w:t>After your attempt, compare with the supported explanation: 98 successes and 2 failures meet the stated window target. One recorded outcome changes while the denominator stays 100.</w:t>
-      </w:r>
-    </w:p>
-    <w:p>
-      <w:pPr>
-        <w:pStyle w:val="Heading3"/>
-      </w:pPr>
-      <w:r>
-        <w:t>Repair a missing building block</w:t>
-      </w:r>
-    </w:p>
-    <w:p>
-      <w:pPr>
-        <w:spacing w:line="336" w:lineRule="auto" w:after="180"/>
-      </w:pPr>
-      <w:r>
-        <w:rPr>
-          <w:b w:val="0"/>
-        </w:rPr>
-        <w:t xml:space="preserve">Review Evaluation pipelines (ai-6/10). Goal: Explain the </w:t>
-      </w:r>
-      <w:r>
-        <w:rPr>
-          <w:b/>
-        </w:rPr>
-        <w:t>mechanism</w:t>
-      </w:r>
-      <w:r>
-        <w:rPr>
-          <w:b w:val="0"/>
-        </w:rPr>
-        <w:t xml:space="preserve"> and terminology of evaluation pipelines. Short practice: Calculate A’s and B’s correct rates on all four cases.</w:t>
-      </w:r>
-    </w:p>
-    <w:p>
-      <w:pPr>
-        <w:spacing w:line="336" w:lineRule="auto" w:after="180"/>
-      </w:pPr>
-      <w:r>
-        <w:rPr>
-          <w:b w:val="0"/>
-        </w:rPr>
-        <w:t>Identify their shared failure and explain why removing that case after scoring changes the honesty of the comparison.. Return to this week and explain what you changed.</w:t>
-      </w:r>
-    </w:p>
-    <w:p>
-      <w:pPr>
-        <w:spacing w:line="336" w:lineRule="auto" w:after="180"/>
-      </w:pPr>
-      <w:r>
-        <w:rPr>
-          <w:b w:val="0"/>
-        </w:rPr>
-        <w:t xml:space="preserve">Review Testing model-dependent behaviour (ai-6/8). Goal: Explain the </w:t>
-      </w:r>
-      <w:r>
-        <w:rPr>
-          <w:b/>
-        </w:rPr>
-        <w:t>mechanism</w:t>
-      </w:r>
-      <w:r>
-        <w:rPr>
-          <w:b w:val="0"/>
-        </w:rPr>
-        <w:t xml:space="preserve"> and terminology of testing model-dependent behaviour.</w:t>
-      </w:r>
-    </w:p>
-    <w:p>
-      <w:pPr>
-        <w:spacing w:line="336" w:lineRule="auto" w:after="180"/>
-      </w:pPr>
-      <w:r>
-        <w:rPr>
-          <w:b w:val="0"/>
-        </w:rPr>
-        <w:t>Short practice: Score "Friday in room B" and "Friday in room D" against both mandatory criteria. Would a correct 25-word response pass, and why?. Return to this week and explain what you changed.</w:t>
-      </w:r>
-    </w:p>
-    <w:p>
-      <w:pPr>
-        <w:spacing w:line="336" w:lineRule="auto" w:after="180"/>
-      </w:pPr>
-      <w:r>
-        <w:rPr>
-          <w:b w:val="0"/>
-        </w:rPr>
-        <w:t xml:space="preserve">Review Authentication and authorisation (ai-6/5). Goal: Explain the </w:t>
-      </w:r>
-      <w:r>
-        <w:rPr>
-          <w:b/>
-        </w:rPr>
-        <w:t>mechanism</w:t>
-      </w:r>
-      <w:r>
-        <w:rPr>
-          <w:b w:val="0"/>
-        </w:rPr>
-        <w:t xml:space="preserve"> and terminology of authentication and authorisation. Short practice: Explain why Jo’s valid volunteer login does not permit editing C.</w:t>
-      </w:r>
-    </w:p>
-    <w:p>
-      <w:pPr>
-        <w:spacing w:line="336" w:lineRule="auto" w:after="180"/>
-      </w:pPr>
-      <w:r>
-        <w:rPr>
-          <w:b w:val="0"/>
-        </w:rPr>
-        <w:t>Which trusted role change allows the action, and why is a role written in the request insufficient?. Return to this week and explain what you changed.</w:t>
-      </w:r>
-    </w:p>
-    <w:p>
-      <w:pPr>
-        <w:pStyle w:val="Heading3"/>
-      </w:pPr>
-      <w:r>
         <w:t>Keep your completed work</w:t>
       </w:r>
     </w:p>
     <w:p>
       <w:pPr>
-        <w:spacing w:line="336" w:lineRule="auto" w:after="180"/>
-      </w:pPr>
-      <w:r>
-        <w:rPr>
-          <w:b w:val="0"/>
-        </w:rPr>
-        <w:t xml:space="preserve">Use Download completed work in the hosted lesson to export your answers, reflections, practice feedback and code-run </w:t>
-      </w:r>
-      <w:r>
-        <w:rPr>
-          <w:b/>
-        </w:rPr>
-        <w:t>evidence</w:t>
-      </w:r>
-      <w:r>
-        <w:rPr>
-          <w:b w:val="0"/>
-        </w:rPr>
-        <w:t>. Open the HTML copy to read or print it.</w:t>
-      </w:r>
-    </w:p>
-    <w:p>
-      <w:pPr>
-        <w:spacing w:line="336" w:lineRule="auto" w:after="180"/>
-      </w:pPr>
-      <w:r>
-        <w:rPr>
-          <w:b w:val="0"/>
-        </w:rPr>
-        <w:t>Drafts stay in this browser when storage is available; clear drafts on a shared device.</w:t>
-      </w:r>
-    </w:p>
-    <w:p>
-      <w:pPr>
-        <w:pStyle w:val="Heading3"/>
-      </w:pPr>
-      <w:r>
-        <w:t>What I repaired, the evidence I kept and the next test</w:t>
-      </w:r>
-    </w:p>
-    <w:p>
-      <w:r>
-        <w:t>________________________________________________________________</w:t>
-      </w:r>
-    </w:p>
-    <w:p>
-      <w:r>
-        <w:t>________________________________________________________________</w:t>
-      </w:r>
-    </w:p>
-    <w:p>
-      <w:r>
-        <w:t>________________________________________________________________</w:t>
-      </w:r>
-    </w:p>
-    <w:p>
-      <w:r>
-        <w:t>________________________________________________________________</w:t>
-      </w:r>
-    </w:p>
-    <w:p>
-      <w:r>
-        <w:t>________________________________________________________________</w:t>
-      </w:r>
-    </w:p>
-    <w:p>
-      <w:pPr>
         <w:pStyle w:val="Heading1"/>
       </w:pPr>
       <w:r>
-        <w:t>15. Visual concept journey</w:t>
-      </w:r>
-    </w:p>
-    <w:p>
-      <w:r>
-        <w:t>Explain each Failure budgets and service objectives picture from its labels, then record a relevant limit.</w:t>
-      </w:r>
-    </w:p>
-    <w:p>
-      <w:pPr>
-        <w:pStyle w:val="Heading3"/>
+        <w:t>15. Reference · Six-picture response sheets</w:t>
+      </w:r>
+    </w:p>
+    <w:p>
+      <w:r>
+        <w:t>Choose the picture that helps explain the current step.</w:t>
+      </w:r>
+    </w:p>
+    <w:p>
+      <w:pPr>
+        <w:pStyle w:val="Heading2"/>
       </w:pPr>
       <w:r>
         <w:t>01. Failure budgets and service objectives: the case</w:t>
@@ -2413,7 +2051,6 @@
     <w:p>
       <w:pPr>
         <w:spacing w:line="336" w:lineRule="auto" w:after="180"/>
-        <w:shd w:fill="F5F1FB"/>
       </w:pPr>
       <w:r>
         <w:rPr>
@@ -2452,7 +2089,7 @@
     </w:p>
     <w:p>
       <w:pPr>
-        <w:pStyle w:val="Heading3"/>
+        <w:pStyle w:val="Heading2"/>
       </w:pPr>
       <w:r>
         <w:t>02. Follow the deciding steps</w:t>
@@ -2508,7 +2145,6 @@
     <w:p>
       <w:pPr>
         <w:spacing w:line="336" w:lineRule="auto" w:after="180"/>
-        <w:shd w:fill="F5F1FB"/>
       </w:pPr>
       <w:r>
         <w:rPr>
@@ -2559,7 +2195,7 @@
     </w:p>
     <w:p>
       <w:pPr>
-        <w:pStyle w:val="Heading3"/>
+        <w:pStyle w:val="Heading2"/>
       </w:pPr>
       <w:r>
         <w:t>03. Failure count in one 100-request window</w:t>
@@ -2615,7 +2251,6 @@
     <w:p>
       <w:pPr>
         <w:spacing w:line="336" w:lineRule="auto" w:after="180"/>
-        <w:shd w:fill="F5F1FB"/>
       </w:pPr>
       <w:r>
         <w:rPr>
@@ -2654,7 +2289,7 @@
     </w:p>
     <w:p>
       <w:pPr>
-        <w:pStyle w:val="Heading3"/>
+        <w:pStyle w:val="Heading2"/>
       </w:pPr>
       <w:r>
         <w:t>04. Change one thing. Trace what follows.</w:t>
@@ -2665,7 +2300,7 @@
         <w:drawing>
           <wp:inline xmlns:a="http://schemas.openxmlformats.org/drawingml/2006/main" xmlns:pic="http://schemas.openxmlformats.org/drawingml/2006/picture">
             <wp:extent cx="5486400" cy="3026664"/>
-            <wp:docPr id="6" name="Picture 6" descr="Original case: Three failures misses the target by one request. Changed condition: Repair one failed request into a success in this window. Expected result: 98 successes and 2 failures meet the stated window target. Reason: One recorded outcome changes while the denominator stays 100."/>
+            <wp:docPr id="6" name="Picture 6" descr="Original case: Three failures misses the target by one request. Changed condition: Counterfactual: change one failed outcome to a success in a separate copy of this 100-request window. Expected result: 98 successes and 2 failures meet the stated window target. Reason: The counterfactual copy changes one outcome while its denominator stays 100; preserve the original 97-success/3-failure window."/>
             <wp:cNvGraphicFramePr>
               <a:graphicFrameLocks noChangeAspect="1"/>
             </wp:cNvGraphicFramePr>
@@ -2704,24 +2339,12 @@
         <w:rPr>
           <w:b w:val="0"/>
         </w:rPr>
-        <w:t>Original case: Three failures misses the target by one request. Changed condition: Repair one failed request into a success in this window. Expected result: 98 successes and 2 failures meet the stated window target.</w:t>
+        <w:t>Original case: Three failures misses the target by one request. Changed condition: Counterfactual: change one failed outcome to a success in a separate copy of this 100-request window. Expected result: 98 successes and 2 failures meet the stated window target. Reason: The counterfactual copy changes one outcome while its denominator stays 100; preserve the original 97-success/3-failure window.</w:t>
       </w:r>
     </w:p>
     <w:p>
       <w:pPr>
         <w:spacing w:line="336" w:lineRule="auto" w:after="180"/>
-      </w:pPr>
-      <w:r>
-        <w:rPr>
-          <w:b w:val="0"/>
-        </w:rPr>
-        <w:t>Reason: One recorded outcome changes while the denominator stays 100.</w:t>
-      </w:r>
-    </w:p>
-    <w:p>
-      <w:pPr>
-        <w:spacing w:line="336" w:lineRule="auto" w:after="180"/>
-        <w:shd w:fill="F5F1FB"/>
       </w:pPr>
       <w:r>
         <w:rPr>
@@ -2760,7 +2383,7 @@
     </w:p>
     <w:p>
       <w:pPr>
-        <w:pStyle w:val="Heading3"/>
+        <w:pStyle w:val="Heading2"/>
       </w:pPr>
       <w:r>
         <w:t>05. Connect the explanation to its limit</w:t>
@@ -2827,7 +2450,6 @@
     <w:p>
       <w:pPr>
         <w:spacing w:line="336" w:lineRule="auto" w:after="180"/>
-        <w:shd w:fill="F5F1FB"/>
       </w:pPr>
       <w:r>
         <w:rPr>
@@ -2866,7 +2488,7 @@
     </w:p>
     <w:p>
       <w:pPr>
-        <w:pStyle w:val="Heading3"/>
+        <w:pStyle w:val="Heading2"/>
       </w:pPr>
       <w:r>
         <w:t>06. Make the idea visible in your project</w:t>
@@ -2968,7 +2590,6 @@
     <w:p>
       <w:pPr>
         <w:spacing w:line="336" w:lineRule="auto" w:after="180"/>
-        <w:shd w:fill="F5F1FB"/>
       </w:pPr>
       <w:r>
         <w:rPr>
@@ -3015,6 +2636,62 @@
     <w:p>
       <w:r>
         <w:t>________________________________________________________________</w:t>
+      </w:r>
+    </w:p>
+    <w:p>
+      <w:pPr>
+        <w:pStyle w:val="Heading2"/>
+      </w:pPr>
+      <w:r>
+        <w:t>Earlier wording, alternatives and picture transcripts · reference / check after trying</w:t>
+      </w:r>
+    </w:p>
+    <w:p>
+      <w:pPr>
+        <w:pStyle w:val="Heading3"/>
+      </w:pPr>
+      <w:r>
+        <w:t>01. Failure budgets and service objectives: the case</w:t>
+      </w:r>
+    </w:p>
+    <w:p>
+      <w:pPr>
+        <w:pStyle w:val="Heading3"/>
+      </w:pPr>
+      <w:r>
+        <w:t>02. Follow the deciding steps</w:t>
+      </w:r>
+    </w:p>
+    <w:p>
+      <w:pPr>
+        <w:pStyle w:val="Heading3"/>
+      </w:pPr>
+      <w:r>
+        <w:t>03. Failure count in one 100-request window</w:t>
+      </w:r>
+    </w:p>
+    <w:p>
+      <w:pPr>
+        <w:pStyle w:val="Heading3"/>
+      </w:pPr>
+      <w:r>
+        <w:t>04. Change one thing. Trace what follows.</w:t>
+      </w:r>
+    </w:p>
+    <w:p>
+      <w:pPr>
+        <w:pStyle w:val="Heading3"/>
+      </w:pPr>
+      <w:r>
+        <w:t>05. Connect the explanation to its limit</w:t>
+      </w:r>
+    </w:p>
+    <w:p>
+      <w:pPr>
+        <w:pStyle w:val="Heading3"/>
+      </w:pPr>
+      <w:r>
+        <w:t>06. Make the idea visible in your project</w:t>
       </w:r>
     </w:p>
     <w:sectPr>

--- a/downloads/workbook/ai-6-week-11.docx
+++ b/downloads/workbook/ai-6-week-11.docx
@@ -2299,7 +2299,7 @@
       <w:r>
         <w:drawing>
           <wp:inline xmlns:a="http://schemas.openxmlformats.org/drawingml/2006/main" xmlns:pic="http://schemas.openxmlformats.org/drawingml/2006/picture">
-            <wp:extent cx="5486400" cy="3026664"/>
+            <wp:extent cx="5486400" cy="3191256"/>
             <wp:docPr id="6" name="Picture 6" descr="Original case: Three failures misses the target by one request. Changed condition: Counterfactual: change one failed outcome to a success in a separate copy of this 100-request window. Expected result: 98 successes and 2 failures meet the stated window target. Reason: The counterfactual copy changes one outcome while its denominator stays 100; preserve the original 97-success/3-failure window."/>
             <wp:cNvGraphicFramePr>
               <a:graphicFrameLocks noChangeAspect="1"/>
@@ -2320,7 +2320,7 @@
                   <pic:spPr>
                     <a:xfrm>
                       <a:off x="0" y="0"/>
-                      <a:ext cx="5486400" cy="3026664"/>
+                      <a:ext cx="5486400" cy="3191256"/>
                     </a:xfrm>
                     <a:prstGeom prst="rect"/>
                   </pic:spPr>
